--- a/RPS - IFPU602 Technopreneurship.docx
+++ b/RPS - IFPU602 Technopreneurship.docx
@@ -18,7 +18,7 @@
       </w:pPr>
       <w:r>
         <w:rPr>
-          <w:rFonts w:eastAsia="Arial" w:cs="Arial" w:ascii="Arial" w:hAnsi="Arial"/>
+          <w:rFonts w:eastAsia="Arial" w:cs="Arial"/>
           <w:color w:val="2D3748"/>
           <w:sz w:val="22"/>
           <w:szCs w:val="22"/>
@@ -280,6 +280,7 @@
     <w:p>
       <w:pPr>
         <w:pStyle w:val="JudulHeader"/>
+        <w:spacing w:before="0" w:after="0"/>
         <w:rPr/>
       </w:pPr>
       <w:r>
@@ -301,7 +302,7 @@
       </w:pPr>
       <w:r>
         <w:rPr>
-          <w:rFonts w:eastAsia="Arial" w:cs="Arial" w:ascii="Arial" w:hAnsi="Arial"/>
+          <w:rFonts w:eastAsia="Arial" w:cs="Arial"/>
           <w:color w:val="1A365D"/>
           <w:sz w:val="18"/>
           <w:szCs w:val="18"/>
@@ -322,7 +323,7 @@
       </w:pPr>
       <w:r>
         <w:rPr>
-          <w:rFonts w:eastAsia="Arial" w:cs="Arial" w:ascii="Arial" w:hAnsi="Arial"/>
+          <w:rFonts w:eastAsia="Arial" w:cs="Arial"/>
           <w:color w:val="1A365D"/>
           <w:sz w:val="18"/>
           <w:szCs w:val="18"/>
@@ -347,8 +348,8 @@
       <w:tblGrid>
         <w:gridCol w:w="1590"/>
         <w:gridCol w:w="2280"/>
-        <w:gridCol w:w="2205"/>
-        <w:gridCol w:w="1410"/>
+        <w:gridCol w:w="2204"/>
+        <w:gridCol w:w="1411"/>
         <w:gridCol w:w="1875"/>
       </w:tblGrid>
       <w:tr>
@@ -401,7 +402,7 @@
         </w:tc>
         <w:tc>
           <w:tcPr>
-            <w:tcW w:w="2205" w:type="dxa"/>
+            <w:tcW w:w="2204" w:type="dxa"/>
             <w:tcBorders>
               <w:top w:val="single" w:sz="6" w:space="0" w:color="CBD5E0"/>
               <w:start w:val="single" w:sz="6" w:space="0" w:color="CBD5E0"/>
@@ -423,7 +424,7 @@
         </w:tc>
         <w:tc>
           <w:tcPr>
-            <w:tcW w:w="1410" w:type="dxa"/>
+            <w:tcW w:w="1411" w:type="dxa"/>
             <w:tcBorders>
               <w:top w:val="single" w:sz="6" w:space="0" w:color="CBD5E0"/>
               <w:start w:val="single" w:sz="6" w:space="0" w:color="CBD5E0"/>
@@ -529,7 +530,7 @@
         </w:tc>
         <w:tc>
           <w:tcPr>
-            <w:tcW w:w="2205" w:type="dxa"/>
+            <w:tcW w:w="2204" w:type="dxa"/>
             <w:tcBorders>
               <w:top w:val="single" w:sz="6" w:space="0" w:color="CBD5E0"/>
               <w:start w:val="single" w:sz="6" w:space="0" w:color="CBD5E0"/>
@@ -551,7 +552,7 @@
         </w:tc>
         <w:tc>
           <w:tcPr>
-            <w:tcW w:w="1410" w:type="dxa"/>
+            <w:tcW w:w="1411" w:type="dxa"/>
             <w:tcBorders>
               <w:top w:val="single" w:sz="6" w:space="0" w:color="CBD5E0"/>
               <w:start w:val="single" w:sz="6" w:space="0" w:color="CBD5E0"/>
@@ -640,7 +641,7 @@
         </w:tc>
         <w:tc>
           <w:tcPr>
-            <w:tcW w:w="2205" w:type="dxa"/>
+            <w:tcW w:w="2204" w:type="dxa"/>
             <w:tcBorders>
               <w:top w:val="single" w:sz="6" w:space="0" w:color="CBD5E0"/>
               <w:start w:val="single" w:sz="6" w:space="0" w:color="CBD5E0"/>
@@ -661,7 +662,7 @@
         </w:tc>
         <w:tc>
           <w:tcPr>
-            <w:tcW w:w="1410" w:type="dxa"/>
+            <w:tcW w:w="1411" w:type="dxa"/>
             <w:tcBorders>
               <w:top w:val="single" w:sz="6" w:space="0" w:color="CBD5E0"/>
               <w:start w:val="single" w:sz="6" w:space="0" w:color="CBD5E0"/>
@@ -750,28 +751,28 @@
         </w:tc>
         <w:tc>
           <w:tcPr>
-            <w:tcW w:w="2205" w:type="dxa"/>
-            <w:tcBorders>
-              <w:top w:val="single" w:sz="6" w:space="0" w:color="CBD5E0"/>
-              <w:start w:val="single" w:sz="6" w:space="0" w:color="CBD5E0"/>
-              <w:bottom w:val="single" w:sz="6" w:space="0" w:color="CBD5E0"/>
-              <w:end w:val="single" w:sz="6" w:space="0" w:color="CBD5E0"/>
-            </w:tcBorders>
-            <w:shd w:fill="auto" w:val="clear"/>
-          </w:tcPr>
-          <w:p>
-            <w:pPr>
-              <w:pStyle w:val="IsiTabel"/>
-              <w:rPr/>
-            </w:pPr>
-            <w:r>
-              <w:rPr/>
-            </w:r>
-          </w:p>
-        </w:tc>
-        <w:tc>
-          <w:tcPr>
-            <w:tcW w:w="1410" w:type="dxa"/>
+            <w:tcW w:w="2204" w:type="dxa"/>
+            <w:tcBorders>
+              <w:top w:val="single" w:sz="6" w:space="0" w:color="CBD5E0"/>
+              <w:start w:val="single" w:sz="6" w:space="0" w:color="CBD5E0"/>
+              <w:bottom w:val="single" w:sz="6" w:space="0" w:color="CBD5E0"/>
+              <w:end w:val="single" w:sz="6" w:space="0" w:color="CBD5E0"/>
+            </w:tcBorders>
+            <w:shd w:fill="auto" w:val="clear"/>
+          </w:tcPr>
+          <w:p>
+            <w:pPr>
+              <w:pStyle w:val="IsiTabel"/>
+              <w:rPr/>
+            </w:pPr>
+            <w:r>
+              <w:rPr/>
+            </w:r>
+          </w:p>
+        </w:tc>
+        <w:tc>
+          <w:tcPr>
+            <w:tcW w:w="1411" w:type="dxa"/>
             <w:tcBorders>
               <w:top w:val="single" w:sz="6" w:space="0" w:color="CBD5E0"/>
               <w:start w:val="single" w:sz="6" w:space="0" w:color="CBD5E0"/>
@@ -860,7 +861,7 @@
         </w:tc>
         <w:tc>
           <w:tcPr>
-            <w:tcW w:w="2205" w:type="dxa"/>
+            <w:tcW w:w="2204" w:type="dxa"/>
             <w:tcBorders>
               <w:top w:val="single" w:sz="6" w:space="0" w:color="CBD5E0"/>
               <w:start w:val="single" w:sz="6" w:space="0" w:color="CBD5E0"/>
@@ -881,7 +882,7 @@
         </w:tc>
         <w:tc>
           <w:tcPr>
-            <w:tcW w:w="1410" w:type="dxa"/>
+            <w:tcW w:w="1411" w:type="dxa"/>
             <w:tcBorders>
               <w:top w:val="single" w:sz="6" w:space="0" w:color="CBD5E0"/>
               <w:start w:val="single" w:sz="6" w:space="0" w:color="CBD5E0"/>
@@ -970,28 +971,28 @@
         </w:tc>
         <w:tc>
           <w:tcPr>
-            <w:tcW w:w="2205" w:type="dxa"/>
-            <w:tcBorders>
-              <w:top w:val="single" w:sz="6" w:space="0" w:color="CBD5E0"/>
-              <w:start w:val="single" w:sz="6" w:space="0" w:color="CBD5E0"/>
-              <w:bottom w:val="single" w:sz="6" w:space="0" w:color="CBD5E0"/>
-              <w:end w:val="single" w:sz="6" w:space="0" w:color="CBD5E0"/>
-            </w:tcBorders>
-            <w:shd w:fill="auto" w:val="clear"/>
-          </w:tcPr>
-          <w:p>
-            <w:pPr>
-              <w:pStyle w:val="IsiTabel"/>
-              <w:rPr/>
-            </w:pPr>
-            <w:r>
-              <w:rPr/>
-            </w:r>
-          </w:p>
-        </w:tc>
-        <w:tc>
-          <w:tcPr>
-            <w:tcW w:w="1410" w:type="dxa"/>
+            <w:tcW w:w="2204" w:type="dxa"/>
+            <w:tcBorders>
+              <w:top w:val="single" w:sz="6" w:space="0" w:color="CBD5E0"/>
+              <w:start w:val="single" w:sz="6" w:space="0" w:color="CBD5E0"/>
+              <w:bottom w:val="single" w:sz="6" w:space="0" w:color="CBD5E0"/>
+              <w:end w:val="single" w:sz="6" w:space="0" w:color="CBD5E0"/>
+            </w:tcBorders>
+            <w:shd w:fill="auto" w:val="clear"/>
+          </w:tcPr>
+          <w:p>
+            <w:pPr>
+              <w:pStyle w:val="IsiTabel"/>
+              <w:rPr/>
+            </w:pPr>
+            <w:r>
+              <w:rPr/>
+            </w:r>
+          </w:p>
+        </w:tc>
+        <w:tc>
+          <w:tcPr>
+            <w:tcW w:w="1411" w:type="dxa"/>
             <w:tcBorders>
               <w:top w:val="single" w:sz="6" w:space="0" w:color="CBD5E0"/>
               <w:start w:val="single" w:sz="6" w:space="0" w:color="CBD5E0"/>
@@ -1048,7 +1049,7 @@
       </w:pPr>
       <w:r>
         <w:rPr>
-          <w:rFonts w:eastAsia="Arial" w:cs="Arial" w:ascii="Arial" w:hAnsi="Arial"/>
+          <w:rFonts w:eastAsia="Arial" w:cs="Arial"/>
           <w:color w:val="1A365D"/>
           <w:sz w:val="18"/>
           <w:szCs w:val="18"/>
@@ -1117,11 +1118,7 @@
             </w:pPr>
             <w:r>
               <w:rPr/>
-              <w:t xml:space="preserve">: </w:t>
-            </w:r>
-            <w:r>
-              <w:rPr/>
-              <w:t>25 Juli 2026</w:t>
+              <w:t>: 25 Juli 2026</w:t>
             </w:r>
           </w:p>
         </w:tc>
@@ -1166,11 +1163,7 @@
             </w:pPr>
             <w:r>
               <w:rPr/>
-              <w:t xml:space="preserve">: </w:t>
-            </w:r>
-            <w:r>
-              <w:rPr/>
-              <w:t>25 Juli 2026</w:t>
+              <w:t>: 25 Juli 2026</w:t>
             </w:r>
           </w:p>
         </w:tc>
@@ -1567,7 +1560,7 @@
             </w:pPr>
             <w:r>
               <w:rPr/>
-              <w:t>Mampu menganalisis (C4) dan mengimplementasikan (C3) prinsip kewirausahaan berbasis teknologi informasi secara berintegritas, inovatif, dan berkelanjutan dalam menciptakan solusi bisnis yang berdaya saing global.</w:t>
+              <w:t>Mampu menganalisis  dan mengimplementasikan  prinsip kewirausahaan berbasis teknologi informasi secara berintegritas, inovatif, dan berkelanjutan dalam menciptakan solusi bisnis yang berdaya saing global.</w:t>
             </w:r>
           </w:p>
           <w:p>
@@ -1587,7 +1580,7 @@
             </w:pPr>
             <w:r>
               <w:rPr/>
-              <w:t>Mampu merancang (C6), mengembangkan (C3), dan mempresentasikan (C2) ide technopreneur yang menunjukkan kemandirian, kreativitas, serta semangat kewirausahaan untuk menghasilkan solusi industri berbasis teknologi informasi yang berkelanjutan.</w:t>
+              <w:t>Mampu merancang, mengembangkan, dan mempresentasikan  ide technopreneur yang menunjukkan kemandirian, kreativitas, serta semangat kewirausahaan untuk menghasilkan solusi industri berbasis teknologi informasi yang berkelanjutan.</w:t>
             </w:r>
           </w:p>
           <w:p>
@@ -1607,7 +1600,7 @@
             </w:pPr>
             <w:r>
               <w:rPr/>
-              <w:t>Mampu memahami (C2) konsep dasar komunikasi berbahasa Inggris dalam konteks akademik, profesional, dan kewirausahaan, serta dapat (C3) menggunakan bahasa Inggris secara efektif.</w:t>
+              <w:t>Mampu memahami  konsep dasar komunikasi berbahasa Inggris dalam konteks akademik, profesional, dan kewirausahaan, serta dapat  menggunakan bahasa Inggris secara efektif.</w:t>
             </w:r>
           </w:p>
           <w:p>
@@ -1744,47 +1737,7 @@
                 <w:sz w:val="24"/>
                 <w:szCs w:val="24"/>
               </w:rPr>
-              <w:t xml:space="preserve">Mata kuliah </w:t>
-            </w:r>
-            <w:r>
-              <w:rPr>
-                <w:rFonts w:eastAsia="Arial" w:cs="Arial" w:ascii="Times New Roman" w:hAnsi="Times New Roman"/>
-                <w:b w:val="false"/>
-                <w:bCs w:val="false"/>
-                <w:sz w:val="24"/>
-                <w:szCs w:val="24"/>
-              </w:rPr>
-              <w:t>Technopreneurship (IFPU602)</w:t>
-            </w:r>
-            <w:r>
-              <w:rPr>
-                <w:rFonts w:eastAsia="Arial" w:cs="Arial" w:ascii="Times New Roman" w:hAnsi="Times New Roman"/>
-                <w:b w:val="false"/>
-                <w:bCs w:val="false"/>
-                <w:sz w:val="24"/>
-                <w:szCs w:val="24"/>
-              </w:rPr>
-              <w:t xml:space="preserve"> merupakan mata kuliah intermediate berbobot </w:t>
-            </w:r>
-            <w:r>
-              <w:rPr>
-                <w:rFonts w:eastAsia="Arial" w:cs="Arial" w:ascii="Times New Roman" w:hAnsi="Times New Roman"/>
-                <w:b w:val="false"/>
-                <w:bCs w:val="false"/>
-                <w:sz w:val="24"/>
-                <w:szCs w:val="24"/>
-              </w:rPr>
-              <w:t>3 SKS</w:t>
-            </w:r>
-            <w:r>
-              <w:rPr>
-                <w:rFonts w:eastAsia="Arial" w:cs="Arial" w:ascii="Times New Roman" w:hAnsi="Times New Roman"/>
-                <w:b w:val="false"/>
-                <w:bCs w:val="false"/>
-                <w:sz w:val="24"/>
-                <w:szCs w:val="24"/>
-              </w:rPr>
-              <w:t xml:space="preserve"> pada semester 6 yang dirancang secara komprehensif untuk menumbuhkan jiwa kewirausahaan berbasis teknologi (</w:t>
+              <w:t>Mata kuliah Technopreneurship (IFPU602) merupakan mata kuliah intermediate berbobot 3 SKS pada semester 6 yang dirancang secara komprehensif untuk menumbuhkan jiwa kewirausahaan berbasis teknologi (</w:t>
             </w:r>
             <w:r>
               <w:rPr>
@@ -1960,17 +1913,7 @@
                 <w:sz w:val="24"/>
                 <w:szCs w:val="24"/>
               </w:rPr>
-              <w:t xml:space="preserve"> yang mengintegrasikan kolaborasi tim multidisiplin, kepemimpinan diri, komunikasi profesional bilingual, dan komitmen pembelajaran sepanjang hay</w:t>
-            </w:r>
-            <w:r>
-              <w:rPr>
-                <w:rFonts w:eastAsia="Arial" w:cs="Arial" w:ascii="Times New Roman" w:hAnsi="Times New Roman"/>
-                <w:b w:val="false"/>
-                <w:bCs w:val="false"/>
-                <w:sz w:val="24"/>
-                <w:szCs w:val="24"/>
-              </w:rPr>
-              <w:t>at.</w:t>
+              <w:t xml:space="preserve"> yang mengintegrasikan kolaborasi tim multidisiplin, kepemimpinan diri, komunikasi profesional bilingual, dan komitmen pembelajaran sepanjang hayat.</w:t>
             </w:r>
           </w:p>
         </w:tc>
@@ -2020,13 +1963,7 @@
               </w:rPr>
             </w:pPr>
             <w:r>
-              <w:rPr>
-                <w:rFonts w:eastAsia="Arial" w:cs="Arial" w:ascii="Times New Roman" w:hAnsi="Times New Roman"/>
-                <w:b w:val="false"/>
-                <w:bCs w:val="false"/>
-                <w:sz w:val="20"/>
-                <w:szCs w:val="20"/>
-              </w:rPr>
+              <w:rPr/>
               <w:t>BK02: Nilai - Nilai UNIBI dan Semangat Kewirausahaan berbasis Pembelajaran Sepanjang Hayat dan Keberlanjutan.</w:t>
             </w:r>
           </w:p>
@@ -2042,24 +1979,8 @@
               </w:rPr>
             </w:pPr>
             <w:r>
-              <w:rPr>
-                <w:rFonts w:eastAsia="Arial" w:cs="Arial" w:ascii="Times New Roman" w:hAnsi="Times New Roman"/>
-                <w:b w:val="false"/>
-                <w:bCs w:val="false"/>
-                <w:sz w:val="20"/>
-                <w:szCs w:val="20"/>
-              </w:rPr>
-              <w:t>BK20: Pengembangan Diri</w:t>
-            </w:r>
-            <w:r>
-              <w:rPr>
-                <w:rFonts w:eastAsia="Arial" w:cs="Arial" w:ascii="Times New Roman" w:hAnsi="Times New Roman"/>
-                <w:b w:val="false"/>
-                <w:bCs w:val="false"/>
-                <w:sz w:val="20"/>
-                <w:szCs w:val="20"/>
-              </w:rPr>
-              <w:t xml:space="preserve"> </w:t>
+              <w:rPr/>
+              <w:t xml:space="preserve">BK20: Pengembangan Diri </w:t>
             </w:r>
           </w:p>
         </w:tc>
@@ -2080,6 +2001,24 @@
           <w:sz w:val="16"/>
           <w:szCs w:val="16"/>
         </w:rPr>
+      </w:r>
+    </w:p>
+    <w:p>
+      <w:pPr>
+        <w:pStyle w:val="IsiTabel"/>
+        <w:rPr/>
+      </w:pPr>
+      <w:r>
+        <w:rPr/>
+      </w:r>
+    </w:p>
+    <w:p>
+      <w:pPr>
+        <w:pStyle w:val="IsiTabel"/>
+        <w:rPr/>
+      </w:pPr>
+      <w:r>
+        <w:rPr/>
       </w:r>
     </w:p>
     <w:p>
@@ -2404,12 +2343,10 @@
             <w:r>
               <w:rPr>
                 <w:rFonts w:eastAsia="Arial" w:cs="Arial" w:ascii="Times New Roman" w:hAnsi="Times New Roman"/>
-                <w:b/>
-                <w:bCs/>
-                <w:sz w:val="22"/>
-                <w:szCs w:val="22"/>
-              </w:rPr>
-              <w:t>SCPMK0211</w:t>
+                <w:sz w:val="22"/>
+                <w:szCs w:val="22"/>
+              </w:rPr>
+              <w:t xml:space="preserve"> </w:t>
             </w:r>
             <w:r>
               <w:rPr>
@@ -2417,7 +2354,7 @@
                 <w:sz w:val="22"/>
                 <w:szCs w:val="22"/>
               </w:rPr>
-              <w:t xml:space="preserve"> (CPL02, CPMK021): Mampu menganalisis prinsip kewirausahaan teknologi, integritas, inovasi, keberlanjutan, dan daya saing global.</w:t>
+              <w:t>CPMK021: Mampu menganalisis prinsip kewirausahaan teknologi, integritas, inovasi, keberlanjutan, dan daya saing global.</w:t>
             </w:r>
           </w:p>
         </w:tc>
@@ -2673,22 +2610,11 @@
             <w:r>
               <w:rPr>
                 <w:rFonts w:eastAsia="Arial" w:cs="Arial" w:ascii="Times New Roman" w:hAnsi="Times New Roman"/>
-                <w:b/>
-                <w:bCs/>
                 <w:sz w:val="22"/>
                 <w:szCs w:val="22"/>
                 <w:shd w:fill="auto" w:val="clear"/>
               </w:rPr>
-              <w:t>SCPMK0211</w:t>
-            </w:r>
-            <w:r>
-              <w:rPr>
-                <w:rFonts w:eastAsia="Arial" w:cs="Arial" w:ascii="Times New Roman" w:hAnsi="Times New Roman"/>
-                <w:sz w:val="22"/>
-                <w:szCs w:val="22"/>
-                <w:shd w:fill="auto" w:val="clear"/>
-              </w:rPr>
-              <w:t xml:space="preserve"> (CPL02, CPMK021): Mampu mengidentifikasi masalah industri dan peluang teknologi secara mendalam.</w:t>
+              <w:t>CPMK021: Mampu mengidentifikasi masalah industri dan peluang teknologi secara mendalam.</w:t>
             </w:r>
           </w:p>
         </w:tc>
@@ -2946,20 +2872,10 @@
             <w:r>
               <w:rPr>
                 <w:rFonts w:eastAsia="Arial" w:cs="Arial" w:ascii="Times New Roman" w:hAnsi="Times New Roman"/>
-                <w:b/>
-                <w:bCs/>
-                <w:sz w:val="22"/>
-                <w:szCs w:val="22"/>
-              </w:rPr>
-              <w:t>SCPMK0212</w:t>
-            </w:r>
-            <w:r>
-              <w:rPr>
-                <w:rFonts w:eastAsia="Arial" w:cs="Arial" w:ascii="Times New Roman" w:hAnsi="Times New Roman"/>
-                <w:sz w:val="22"/>
-                <w:szCs w:val="22"/>
-              </w:rPr>
-              <w:t xml:space="preserve"> (CPL02, CPMK021): Mampu merumuskan model bisnis awal dan proposisi nilai yang berkelanjutan.</w:t>
+                <w:sz w:val="22"/>
+                <w:szCs w:val="22"/>
+              </w:rPr>
+              <w:t>CPMK021: Mampu merumuskan model bisnis awal dan proposisi nilai yang berkelanjutan.</w:t>
             </w:r>
           </w:p>
         </w:tc>
@@ -3215,22 +3131,11 @@
             <w:r>
               <w:rPr>
                 <w:rFonts w:eastAsia="Arial" w:cs="Arial" w:ascii="Times New Roman" w:hAnsi="Times New Roman"/>
-                <w:b/>
-                <w:bCs/>
                 <w:sz w:val="22"/>
                 <w:szCs w:val="22"/>
                 <w:shd w:fill="auto" w:val="clear"/>
               </w:rPr>
-              <w:t>SCPMK0212</w:t>
-            </w:r>
-            <w:r>
-              <w:rPr>
-                <w:rFonts w:eastAsia="Arial" w:cs="Arial" w:ascii="Times New Roman" w:hAnsi="Times New Roman"/>
-                <w:sz w:val="22"/>
-                <w:szCs w:val="22"/>
-                <w:shd w:fill="auto" w:val="clear"/>
-              </w:rPr>
-              <w:t xml:space="preserve"> (CPL02, CPMK021): Mampu menerapkan kerangka Design Thinking dalam sintesis solusi startup.</w:t>
+              <w:t>CPMK021: Mampu menerapkan kerangka Design Thinking dalam sintesis solusi startup.</w:t>
             </w:r>
           </w:p>
         </w:tc>
@@ -3488,20 +3393,10 @@
             <w:r>
               <w:rPr>
                 <w:rFonts w:eastAsia="Arial" w:cs="Arial" w:ascii="Times New Roman" w:hAnsi="Times New Roman"/>
-                <w:b/>
-                <w:bCs/>
-                <w:sz w:val="22"/>
-                <w:szCs w:val="22"/>
-              </w:rPr>
-              <w:t>SCPMK0221</w:t>
-            </w:r>
-            <w:r>
-              <w:rPr>
-                <w:rFonts w:eastAsia="Arial" w:cs="Arial" w:ascii="Times New Roman" w:hAnsi="Times New Roman"/>
-                <w:sz w:val="22"/>
-                <w:szCs w:val="22"/>
-              </w:rPr>
-              <w:t xml:space="preserve"> (CPL02, CPMK022): Mampu merumuskan ide technopreneur dan validasi pasar berbasis data.</w:t>
+                <w:sz w:val="22"/>
+                <w:szCs w:val="22"/>
+              </w:rPr>
+              <w:t>CPMK022: Mampu merumuskan ide technopreneur dan validasi pasar berbasis data.</w:t>
             </w:r>
           </w:p>
         </w:tc>
@@ -3757,22 +3652,11 @@
             <w:r>
               <w:rPr>
                 <w:rFonts w:eastAsia="Arial" w:cs="Arial" w:ascii="Times New Roman" w:hAnsi="Times New Roman"/>
-                <w:b/>
-                <w:bCs/>
                 <w:sz w:val="22"/>
                 <w:szCs w:val="22"/>
                 <w:shd w:fill="auto" w:val="clear"/>
               </w:rPr>
-              <w:t>SCPMK0222</w:t>
-            </w:r>
-            <w:r>
-              <w:rPr>
-                <w:rFonts w:eastAsia="Arial" w:cs="Arial" w:ascii="Times New Roman" w:hAnsi="Times New Roman"/>
-                <w:sz w:val="22"/>
-                <w:szCs w:val="22"/>
-                <w:shd w:fill="auto" w:val="clear"/>
-              </w:rPr>
-              <w:t xml:space="preserve"> (CPL02, CPMK022): Mampu merancang strategi pemasaran dan akuisisi pelanggan mandiri.</w:t>
+              <w:t>CPMK022: Mampu merancang strategi pemasaran dan akuisisi pelanggan mandiri.</w:t>
             </w:r>
           </w:p>
         </w:tc>
@@ -4030,20 +3914,10 @@
             <w:r>
               <w:rPr>
                 <w:rFonts w:eastAsia="Arial" w:cs="Arial" w:ascii="Times New Roman" w:hAnsi="Times New Roman"/>
-                <w:b/>
-                <w:bCs/>
-                <w:sz w:val="22"/>
-                <w:szCs w:val="22"/>
-              </w:rPr>
-              <w:t>SCPMK0231</w:t>
-            </w:r>
-            <w:r>
-              <w:rPr>
-                <w:rFonts w:eastAsia="Arial" w:cs="Arial" w:ascii="Times New Roman" w:hAnsi="Times New Roman"/>
-                <w:sz w:val="22"/>
-                <w:szCs w:val="22"/>
-              </w:rPr>
-              <w:t xml:space="preserve"> (CPL02, CPMK023): Mampu menyusun prototipe MVP dan menyajikan profil produk dalam Bahasa Inggris.</w:t>
+                <w:sz w:val="22"/>
+                <w:szCs w:val="22"/>
+              </w:rPr>
+              <w:t>CPMK023: Mampu menyusun prototipe MVP dan menyajikan profil produk dalam Bahasa Inggris.</w:t>
             </w:r>
           </w:p>
         </w:tc>
@@ -4318,24 +4192,6 @@
               <w:t>UJIAN TENGAH SEMESTER (UTS)</w:t>
             </w:r>
           </w:p>
-          <w:p>
-            <w:pPr>
-              <w:pStyle w:val="IsiTabel"/>
-              <w:rPr>
-                <w:rFonts w:ascii="Times New Roman" w:hAnsi="Times New Roman"/>
-                <w:sz w:val="22"/>
-                <w:szCs w:val="22"/>
-              </w:rPr>
-            </w:pPr>
-            <w:r>
-              <w:rPr>
-                <w:rFonts w:ascii="Times New Roman" w:hAnsi="Times New Roman"/>
-                <w:sz w:val="22"/>
-                <w:szCs w:val="22"/>
-              </w:rPr>
-              <w:t>Evaluasi komprehensif fase validasi ide, Lean Canvas, dan MVP awal (Bobot: 22%) melalui Progress Pitching &amp; Pengumpulan Laporan Portofolio Startup Fase 1.</w:t>
-            </w:r>
-          </w:p>
         </w:tc>
         <w:tc>
           <w:tcPr>
@@ -4429,20 +4285,10 @@
             <w:r>
               <w:rPr>
                 <w:rFonts w:eastAsia="Arial" w:cs="Arial" w:ascii="Times New Roman" w:hAnsi="Times New Roman"/>
-                <w:b/>
-                <w:bCs/>
-                <w:sz w:val="22"/>
-                <w:szCs w:val="22"/>
-              </w:rPr>
-              <w:t>SCPMK0931</w:t>
-            </w:r>
-            <w:r>
-              <w:rPr>
-                <w:rFonts w:eastAsia="Arial" w:cs="Arial" w:ascii="Times New Roman" w:hAnsi="Times New Roman"/>
-                <w:sz w:val="22"/>
-                <w:szCs w:val="22"/>
-              </w:rPr>
-              <w:t xml:space="preserve"> (CPL09, CPMK093): Mampu mengorganisasi tim multidisiplin dan menetapkan model pendapatan bisnis.</w:t>
+                <w:sz w:val="22"/>
+                <w:szCs w:val="22"/>
+              </w:rPr>
+              <w:t>CPMK093: Mampu mengorganisasi tim multidisiplin dan menetapkan model pendapatan bisnis.</w:t>
             </w:r>
           </w:p>
         </w:tc>
@@ -4698,22 +4544,11 @@
             <w:r>
               <w:rPr>
                 <w:rFonts w:eastAsia="Arial" w:cs="Arial" w:ascii="Times New Roman" w:hAnsi="Times New Roman"/>
-                <w:b/>
-                <w:bCs/>
                 <w:sz w:val="22"/>
                 <w:szCs w:val="22"/>
                 <w:shd w:fill="auto" w:val="clear"/>
               </w:rPr>
-              <w:t>SCPMK0941</w:t>
-            </w:r>
-            <w:r>
-              <w:rPr>
-                <w:rFonts w:eastAsia="Arial" w:cs="Arial" w:ascii="Times New Roman" w:hAnsi="Times New Roman"/>
-                <w:sz w:val="22"/>
-                <w:szCs w:val="22"/>
-                <w:shd w:fill="auto" w:val="clear"/>
-              </w:rPr>
-              <w:t xml:space="preserve"> (CPL09, CPMK094): Mampu mengevaluasi kelayakan finansial dan unit economics startup digital.</w:t>
+              <w:t>CPMK094: Mampu mengevaluasi kelayakan finansial dan unit economics startup digital.</w:t>
             </w:r>
           </w:p>
         </w:tc>
@@ -4971,20 +4806,10 @@
             <w:r>
               <w:rPr>
                 <w:rFonts w:eastAsia="Arial" w:cs="Arial" w:ascii="Times New Roman" w:hAnsi="Times New Roman"/>
-                <w:b/>
-                <w:bCs/>
-                <w:sz w:val="22"/>
-                <w:szCs w:val="22"/>
-              </w:rPr>
-              <w:t>SCPMK0942</w:t>
-            </w:r>
-            <w:r>
-              <w:rPr>
-                <w:rFonts w:eastAsia="Arial" w:cs="Arial" w:ascii="Times New Roman" w:hAnsi="Times New Roman"/>
-                <w:sz w:val="22"/>
-                <w:szCs w:val="22"/>
-              </w:rPr>
-              <w:t xml:space="preserve"> (CPL09, CPMK094): Mampu mengevaluasi risiko hukum, etika digital, dan prinsip keberlanjutan.</w:t>
+                <w:sz w:val="22"/>
+                <w:szCs w:val="22"/>
+              </w:rPr>
+              <w:t>CPMK094: Mampu mengevaluasi risiko hukum, etika digital, dan prinsip keberlanjutan.</w:t>
             </w:r>
           </w:p>
         </w:tc>
@@ -5240,22 +5065,11 @@
             <w:r>
               <w:rPr>
                 <w:rFonts w:eastAsia="Arial" w:cs="Arial" w:ascii="Times New Roman" w:hAnsi="Times New Roman"/>
-                <w:b/>
-                <w:bCs/>
                 <w:sz w:val="22"/>
                 <w:szCs w:val="22"/>
                 <w:shd w:fill="auto" w:val="clear"/>
               </w:rPr>
-              <w:t>SCPMK0951</w:t>
-            </w:r>
-            <w:r>
-              <w:rPr>
-                <w:rFonts w:eastAsia="Arial" w:cs="Arial" w:ascii="Times New Roman" w:hAnsi="Times New Roman"/>
-                <w:sz w:val="22"/>
-                <w:szCs w:val="22"/>
-                <w:shd w:fill="auto" w:val="clear"/>
-              </w:rPr>
-              <w:t xml:space="preserve"> (CPL09, CPMK095): Mampu menyusun presentasi Pitch Deck berstandar profesional global.</w:t>
+              <w:t>CPMK095: Mampu menyusun presentasi Pitch Deck berstandar profesional global.</w:t>
             </w:r>
           </w:p>
         </w:tc>
@@ -5513,20 +5327,10 @@
             <w:r>
               <w:rPr>
                 <w:rFonts w:eastAsia="Arial" w:cs="Arial" w:ascii="Times New Roman" w:hAnsi="Times New Roman"/>
-                <w:b/>
-                <w:bCs/>
-                <w:sz w:val="22"/>
-                <w:szCs w:val="22"/>
-              </w:rPr>
-              <w:t>SCPMK0952</w:t>
-            </w:r>
-            <w:r>
-              <w:rPr>
-                <w:rFonts w:eastAsia="Arial" w:cs="Arial" w:ascii="Times New Roman" w:hAnsi="Times New Roman"/>
-                <w:sz w:val="22"/>
-                <w:szCs w:val="22"/>
-              </w:rPr>
-              <w:t xml:space="preserve"> (CPL09, CPMK095): Mampu mengevaluasi studi kasus kegagalan/keberhasilan startup sebagai refleksi adaptif.</w:t>
+                <w:sz w:val="22"/>
+                <w:szCs w:val="22"/>
+              </w:rPr>
+              <w:t>CPMK095: Mampu mengevaluasi studi kasus kegagalan/keberhasilan startup sebagai refleksi adaptif.</w:t>
             </w:r>
           </w:p>
         </w:tc>
@@ -5782,22 +5586,11 @@
             <w:r>
               <w:rPr>
                 <w:rFonts w:eastAsia="Arial" w:cs="Arial" w:ascii="Times New Roman" w:hAnsi="Times New Roman"/>
-                <w:b/>
-                <w:bCs/>
                 <w:sz w:val="22"/>
                 <w:szCs w:val="22"/>
                 <w:shd w:fill="auto" w:val="clear"/>
               </w:rPr>
-              <w:t>SCPMK0961</w:t>
-            </w:r>
-            <w:r>
-              <w:rPr>
-                <w:rFonts w:eastAsia="Arial" w:cs="Arial" w:ascii="Times New Roman" w:hAnsi="Times New Roman"/>
-                <w:sz w:val="22"/>
-                <w:szCs w:val="22"/>
-                <w:shd w:fill="auto" w:val="clear"/>
-              </w:rPr>
-              <w:t xml:space="preserve"> (CPL09, CPMK096): Mampu mengintegrasikan solusi digital dengan dampak sosial nyata.</w:t>
+              <w:t>CPMK096: Mampu mengintegrasikan solusi digital dengan dampak sosial nyata.</w:t>
             </w:r>
           </w:p>
         </w:tc>
@@ -6055,20 +5848,10 @@
             <w:r>
               <w:rPr>
                 <w:rFonts w:eastAsia="Arial" w:cs="Arial" w:ascii="Times New Roman" w:hAnsi="Times New Roman"/>
-                <w:b/>
-                <w:bCs/>
-                <w:sz w:val="22"/>
-                <w:szCs w:val="22"/>
-              </w:rPr>
-              <w:t>SCPMK0962</w:t>
-            </w:r>
-            <w:r>
-              <w:rPr>
-                <w:rFonts w:eastAsia="Arial" w:cs="Arial" w:ascii="Times New Roman" w:hAnsi="Times New Roman"/>
-                <w:sz w:val="22"/>
-                <w:szCs w:val="22"/>
-              </w:rPr>
-              <w:t xml:space="preserve"> (CPL09, CPMK096): Mampu mematangkan roadmap pengembangan startup dan simulasi pitching.</w:t>
+                <w:sz w:val="22"/>
+                <w:szCs w:val="22"/>
+              </w:rPr>
+              <w:t>CPMK096: Mampu mematangkan roadmap pengembangan startup dan simulasi pitching.</w:t>
             </w:r>
           </w:p>
         </w:tc>
@@ -6358,7 +6141,7 @@
                 <w:sz w:val="22"/>
                 <w:szCs w:val="22"/>
               </w:rPr>
-              <w:t>Presentasi akhir (Final Pitching) dan Demonstrasi Prototipe MVP di hadapan Dewan Penguji / Mitra Industri serta pengumpulan Laporan Bisnis Komprehensif (Bobot: 28%).</w:t>
+              <w:t>Presentasi akhir (Final Pitching) dan Demonstrasi Prototipe MVP di hadapan Dewan Penguji / Mitra Industri serta pengumpulan Laporan Bisnis Komprehensif.</w:t>
             </w:r>
           </w:p>
         </w:tc>
@@ -6414,11 +6197,34 @@
       </w:pPr>
       <w:r>
         <w:rPr>
-          <w:rFonts w:eastAsia="Arial" w:cs="Arial" w:ascii="Arial" w:hAnsi="Arial"/>
+          <w:rFonts w:eastAsia="Arial" w:cs="Arial"/>
           <w:color w:val="1A365D"/>
           <w:sz w:val="18"/>
           <w:szCs w:val="18"/>
         </w:rPr>
+      </w:r>
+    </w:p>
+    <w:p>
+      <w:pPr>
+        <w:pStyle w:val="IsiTabel"/>
+        <w:rPr/>
+      </w:pPr>
+      <w:r>
+        <w:rPr/>
+      </w:r>
+    </w:p>
+    <w:p>
+      <w:pPr>
+        <w:pStyle w:val="IsiTabel"/>
+        <w:rPr>
+          <w:rFonts w:ascii="Arial" w:hAnsi="Arial" w:eastAsia="Arial" w:cs="Arial"/>
+          <w:color w:val="1A365D"/>
+          <w:sz w:val="18"/>
+          <w:szCs w:val="18"/>
+        </w:rPr>
+      </w:pPr>
+      <w:r>
+        <w:rPr/>
         <w:t>VI. KRITERIA EVALUASI PEMBELAJARAN (ASSESSMENT CRITERIA)</w:t>
       </w:r>
     </w:p>
@@ -6434,30 +6240,7 @@
         </w:rPr>
       </w:pPr>
       <w:r>
-        <w:rPr>
-          <w:rFonts w:eastAsia="Arial" w:cs="Arial"/>
-          <w:sz w:val="16"/>
-          <w:szCs w:val="16"/>
-        </w:rPr>
-        <w:t>Penilaian ketercapaian CPMK mengacu secara ketat pada bobot evaluasi SKOPI dengan proporsi penugasan berbasis proyek (</w:t>
-      </w:r>
-      <w:r>
-        <w:rPr>
-          <w:rFonts w:eastAsia="Arial" w:cs="Arial"/>
-          <w:i/>
-          <w:iCs/>
-          <w:sz w:val="16"/>
-          <w:szCs w:val="16"/>
-        </w:rPr>
-        <w:t>Project-Based Learning</w:t>
-      </w:r>
-      <w:r>
-        <w:rPr>
-          <w:rFonts w:eastAsia="Arial" w:cs="Arial"/>
-          <w:sz w:val="16"/>
-          <w:szCs w:val="16"/>
-        </w:rPr>
-        <w:t>), Evaluasi Tengah Semester (UTS), dan Evaluasi Akhir Semester (UAS):</w:t>
+        <w:rPr/>
       </w:r>
     </w:p>
     <w:tbl>
@@ -6476,12 +6259,12 @@
         <w:tblLook w:val="0600"/>
       </w:tblPr>
       <w:tblGrid>
-        <w:gridCol w:w="468"/>
-        <w:gridCol w:w="2059"/>
+        <w:gridCol w:w="510"/>
+        <w:gridCol w:w="2017"/>
         <w:gridCol w:w="2808"/>
-        <w:gridCol w:w="2153"/>
-        <w:gridCol w:w="747"/>
-        <w:gridCol w:w="1125"/>
+        <w:gridCol w:w="2045"/>
+        <w:gridCol w:w="854"/>
+        <w:gridCol w:w="1126"/>
       </w:tblGrid>
       <w:tr>
         <w:trPr>
@@ -6489,7 +6272,7 @@
         </w:trPr>
         <w:tc>
           <w:tcPr>
-            <w:tcW w:w="468" w:type="dxa"/>
+            <w:tcW w:w="510" w:type="dxa"/>
             <w:tcBorders>
               <w:top w:val="single" w:sz="6" w:space="0" w:color="CBD5E0"/>
               <w:start w:val="single" w:sz="6" w:space="0" w:color="CBD5E0"/>
@@ -6500,10 +6283,7 @@
           </w:tcPr>
           <w:p>
             <w:pPr>
-              <w:pStyle w:val="normal2"/>
-              <w:shd w:val="clear" w:fill="auto"/>
-              <w:spacing w:lineRule="auto" w:line="300" w:before="120" w:after="120"/>
-              <w:jc w:val="center"/>
+              <w:pStyle w:val="IsiTabel"/>
               <w:rPr>
                 <w:rFonts w:ascii="Arial" w:hAnsi="Arial" w:eastAsia="Arial" w:cs="Arial"/>
                 <w:color w:val="1A365D"/>
@@ -6513,20 +6293,14 @@
               </w:rPr>
             </w:pPr>
             <w:r>
-              <w:rPr>
-                <w:rFonts w:eastAsia="Arial" w:cs="Arial"/>
-                <w:color w:val="1A365D"/>
-                <w:sz w:val="16"/>
-                <w:szCs w:val="16"/>
-                <w:shd w:fill="auto" w:val="clear"/>
-              </w:rPr>
+              <w:rPr/>
               <w:t>No</w:t>
             </w:r>
           </w:p>
         </w:tc>
         <w:tc>
           <w:tcPr>
-            <w:tcW w:w="2059" w:type="dxa"/>
+            <w:tcW w:w="2017" w:type="dxa"/>
             <w:tcBorders>
               <w:top w:val="single" w:sz="6" w:space="0" w:color="CBD5E0"/>
               <w:start w:val="single" w:sz="6" w:space="0" w:color="CBD5E0"/>
@@ -6537,9 +6311,7 @@
           </w:tcPr>
           <w:p>
             <w:pPr>
-              <w:pStyle w:val="normal2"/>
-              <w:shd w:val="clear" w:fill="auto"/>
-              <w:spacing w:lineRule="auto" w:line="300" w:before="120" w:after="120"/>
+              <w:pStyle w:val="IsiTabel"/>
               <w:rPr>
                 <w:rFonts w:ascii="Arial" w:hAnsi="Arial" w:eastAsia="Arial" w:cs="Arial"/>
                 <w:color w:val="1A365D"/>
@@ -6549,13 +6321,7 @@
               </w:rPr>
             </w:pPr>
             <w:r>
-              <w:rPr>
-                <w:rFonts w:eastAsia="Arial" w:cs="Arial"/>
-                <w:color w:val="1A365D"/>
-                <w:sz w:val="16"/>
-                <w:szCs w:val="16"/>
-                <w:shd w:fill="auto" w:val="clear"/>
-              </w:rPr>
+              <w:rPr/>
               <w:t>Komponen Evaluasi</w:t>
             </w:r>
           </w:p>
@@ -6573,9 +6339,7 @@
           </w:tcPr>
           <w:p>
             <w:pPr>
-              <w:pStyle w:val="normal2"/>
-              <w:shd w:val="clear" w:fill="auto"/>
-              <w:spacing w:lineRule="auto" w:line="300" w:before="120" w:after="120"/>
+              <w:pStyle w:val="IsiTabel"/>
               <w:rPr>
                 <w:rFonts w:ascii="Arial" w:hAnsi="Arial" w:eastAsia="Arial" w:cs="Arial"/>
                 <w:color w:val="1A365D"/>
@@ -6585,20 +6349,14 @@
               </w:rPr>
             </w:pPr>
             <w:r>
-              <w:rPr>
-                <w:rFonts w:eastAsia="Arial" w:cs="Arial"/>
-                <w:color w:val="1A365D"/>
-                <w:sz w:val="16"/>
-                <w:szCs w:val="16"/>
-                <w:shd w:fill="auto" w:val="clear"/>
-              </w:rPr>
+              <w:rPr/>
               <w:t>Indikator Penilaian</w:t>
             </w:r>
           </w:p>
         </w:tc>
         <w:tc>
           <w:tcPr>
-            <w:tcW w:w="2153" w:type="dxa"/>
+            <w:tcW w:w="2045" w:type="dxa"/>
             <w:tcBorders>
               <w:top w:val="single" w:sz="6" w:space="0" w:color="CBD5E0"/>
               <w:start w:val="single" w:sz="6" w:space="0" w:color="CBD5E0"/>
@@ -6609,9 +6367,7 @@
           </w:tcPr>
           <w:p>
             <w:pPr>
-              <w:pStyle w:val="normal2"/>
-              <w:shd w:val="clear" w:fill="auto"/>
-              <w:spacing w:lineRule="auto" w:line="300" w:before="120" w:after="120"/>
+              <w:pStyle w:val="IsiTabel"/>
               <w:rPr>
                 <w:rFonts w:ascii="Arial" w:hAnsi="Arial" w:eastAsia="Arial" w:cs="Arial"/>
                 <w:color w:val="1A365D"/>
@@ -6621,20 +6377,14 @@
               </w:rPr>
             </w:pPr>
             <w:r>
-              <w:rPr>
-                <w:rFonts w:eastAsia="Arial" w:cs="Arial"/>
-                <w:color w:val="1A365D"/>
-                <w:sz w:val="16"/>
-                <w:szCs w:val="16"/>
-                <w:shd w:fill="auto" w:val="clear"/>
-              </w:rPr>
+              <w:rPr/>
               <w:t>Bentuk &amp; Metode Penilaian</w:t>
             </w:r>
           </w:p>
         </w:tc>
         <w:tc>
           <w:tcPr>
-            <w:tcW w:w="747" w:type="dxa"/>
+            <w:tcW w:w="854" w:type="dxa"/>
             <w:tcBorders>
               <w:top w:val="single" w:sz="6" w:space="0" w:color="CBD5E0"/>
               <w:start w:val="single" w:sz="6" w:space="0" w:color="CBD5E0"/>
@@ -6645,10 +6395,7 @@
           </w:tcPr>
           <w:p>
             <w:pPr>
-              <w:pStyle w:val="normal2"/>
-              <w:shd w:val="clear" w:fill="auto"/>
-              <w:spacing w:lineRule="auto" w:line="300" w:before="120" w:after="120"/>
-              <w:jc w:val="center"/>
+              <w:pStyle w:val="IsiTabel"/>
               <w:rPr>
                 <w:rFonts w:ascii="Arial" w:hAnsi="Arial" w:eastAsia="Arial" w:cs="Arial"/>
                 <w:color w:val="1A365D"/>
@@ -6658,20 +6405,14 @@
               </w:rPr>
             </w:pPr>
             <w:r>
-              <w:rPr>
-                <w:rFonts w:eastAsia="Arial" w:cs="Arial"/>
-                <w:color w:val="1A365D"/>
-                <w:sz w:val="16"/>
-                <w:szCs w:val="16"/>
-                <w:shd w:fill="auto" w:val="clear"/>
-              </w:rPr>
+              <w:rPr/>
               <w:t>Bobot</w:t>
             </w:r>
           </w:p>
         </w:tc>
         <w:tc>
           <w:tcPr>
-            <w:tcW w:w="1125" w:type="dxa"/>
+            <w:tcW w:w="1126" w:type="dxa"/>
             <w:tcBorders>
               <w:top w:val="single" w:sz="6" w:space="0" w:color="CBD5E0"/>
               <w:start w:val="single" w:sz="6" w:space="0" w:color="CBD5E0"/>
@@ -6682,10 +6423,7 @@
           </w:tcPr>
           <w:p>
             <w:pPr>
-              <w:pStyle w:val="normal2"/>
-              <w:shd w:val="clear" w:fill="auto"/>
-              <w:spacing w:lineRule="auto" w:line="300" w:before="120" w:after="120"/>
-              <w:jc w:val="center"/>
+              <w:pStyle w:val="IsiTabel"/>
               <w:rPr>
                 <w:rFonts w:ascii="Arial" w:hAnsi="Arial" w:eastAsia="Arial" w:cs="Arial"/>
                 <w:color w:val="1A365D"/>
@@ -6695,26 +6433,13 @@
               </w:rPr>
             </w:pPr>
             <w:r>
-              <w:rPr>
-                <w:rFonts w:eastAsia="Arial" w:cs="Arial"/>
-                <w:color w:val="1A365D"/>
-                <w:sz w:val="16"/>
-                <w:szCs w:val="16"/>
-                <w:shd w:fill="auto" w:val="clear"/>
-              </w:rPr>
+              <w:rPr/>
               <w:t>CPMK yang Diukur</w:t>
             </w:r>
           </w:p>
           <w:p>
             <w:pPr>
-              <w:pStyle w:val="normal2"/>
-              <w:keepNext w:val="false"/>
-              <w:keepLines w:val="false"/>
-              <w:widowControl w:val="false"/>
-              <w:shd w:val="clear" w:fill="auto"/>
-              <w:spacing w:lineRule="auto" w:line="240" w:before="0" w:after="0"/>
-              <w:ind w:hanging="0" w:start="0" w:end="0"/>
-              <w:jc w:val="start"/>
+              <w:pStyle w:val="IsiTabel"/>
               <w:rPr>
                 <w:rFonts w:ascii="Arial" w:hAnsi="Arial" w:eastAsia="Arial" w:cs="Arial"/>
                 <w:sz w:val="16"/>
@@ -6722,11 +6447,7 @@
               </w:rPr>
             </w:pPr>
             <w:r>
-              <w:rPr>
-                <w:rFonts w:eastAsia="Arial" w:cs="Arial"/>
-                <w:sz w:val="16"/>
-                <w:szCs w:val="16"/>
-              </w:rPr>
+              <w:rPr/>
               <w:t xml:space="preserve"> </w:t>
             </w:r>
           </w:p>
@@ -6736,21 +6457,18 @@
         <w:trPr/>
         <w:tc>
           <w:tcPr>
-            <w:tcW w:w="468" w:type="dxa"/>
-            <w:tcBorders>
-              <w:top w:val="single" w:sz="6" w:space="0" w:color="CBD5E0"/>
-              <w:start w:val="single" w:sz="6" w:space="0" w:color="CBD5E0"/>
-              <w:bottom w:val="single" w:sz="6" w:space="0" w:color="CBD5E0"/>
-              <w:end w:val="single" w:sz="6" w:space="0" w:color="CBD5E0"/>
-            </w:tcBorders>
-            <w:shd w:fill="auto" w:val="clear"/>
-          </w:tcPr>
-          <w:p>
-            <w:pPr>
-              <w:pStyle w:val="normal2"/>
-              <w:shd w:val="clear" w:fill="auto"/>
-              <w:spacing w:lineRule="auto" w:line="300" w:before="120" w:after="120"/>
-              <w:jc w:val="center"/>
+            <w:tcW w:w="510" w:type="dxa"/>
+            <w:tcBorders>
+              <w:top w:val="single" w:sz="6" w:space="0" w:color="CBD5E0"/>
+              <w:start w:val="single" w:sz="6" w:space="0" w:color="CBD5E0"/>
+              <w:bottom w:val="single" w:sz="6" w:space="0" w:color="CBD5E0"/>
+              <w:end w:val="single" w:sz="6" w:space="0" w:color="CBD5E0"/>
+            </w:tcBorders>
+            <w:shd w:fill="auto" w:val="clear"/>
+          </w:tcPr>
+          <w:p>
+            <w:pPr>
+              <w:pStyle w:val="IsiTabel"/>
               <w:rPr>
                 <w:rFonts w:ascii="Arial" w:hAnsi="Arial" w:eastAsia="Arial" w:cs="Arial"/>
                 <w:b/>
@@ -6760,33 +6478,25 @@
               </w:rPr>
             </w:pPr>
             <w:r>
-              <w:rPr>
-                <w:rFonts w:eastAsia="Arial" w:cs="Arial"/>
-                <w:b/>
-                <w:bCs/>
-                <w:sz w:val="16"/>
-                <w:szCs w:val="16"/>
-              </w:rPr>
+              <w:rPr/>
               <w:t>1</w:t>
             </w:r>
           </w:p>
         </w:tc>
         <w:tc>
           <w:tcPr>
-            <w:tcW w:w="2059" w:type="dxa"/>
-            <w:tcBorders>
-              <w:top w:val="single" w:sz="6" w:space="0" w:color="CBD5E0"/>
-              <w:start w:val="single" w:sz="6" w:space="0" w:color="CBD5E0"/>
-              <w:bottom w:val="single" w:sz="6" w:space="0" w:color="CBD5E0"/>
-              <w:end w:val="single" w:sz="6" w:space="0" w:color="CBD5E0"/>
-            </w:tcBorders>
-            <w:shd w:fill="auto" w:val="clear"/>
-          </w:tcPr>
-          <w:p>
-            <w:pPr>
-              <w:pStyle w:val="normal2"/>
-              <w:shd w:val="clear" w:fill="auto"/>
-              <w:spacing w:lineRule="auto" w:line="300" w:before="120" w:after="120"/>
+            <w:tcW w:w="2017" w:type="dxa"/>
+            <w:tcBorders>
+              <w:top w:val="single" w:sz="6" w:space="0" w:color="CBD5E0"/>
+              <w:start w:val="single" w:sz="6" w:space="0" w:color="CBD5E0"/>
+              <w:bottom w:val="single" w:sz="6" w:space="0" w:color="CBD5E0"/>
+              <w:end w:val="single" w:sz="6" w:space="0" w:color="CBD5E0"/>
+            </w:tcBorders>
+            <w:shd w:fill="auto" w:val="clear"/>
+          </w:tcPr>
+          <w:p>
+            <w:pPr>
+              <w:pStyle w:val="IsiTabel"/>
               <w:rPr>
                 <w:rFonts w:ascii="Arial" w:hAnsi="Arial" w:eastAsia="Arial" w:cs="Arial"/>
                 <w:b/>
@@ -6796,13 +6506,7 @@
               </w:rPr>
             </w:pPr>
             <w:r>
-              <w:rPr>
-                <w:rFonts w:eastAsia="Arial" w:cs="Arial"/>
-                <w:b/>
-                <w:bCs/>
-                <w:sz w:val="16"/>
-                <w:szCs w:val="16"/>
-              </w:rPr>
+              <w:rPr/>
               <w:t>Project-Based Learning (PjBL)</w:t>
             </w:r>
           </w:p>
@@ -6820,9 +6524,89 @@
           </w:tcPr>
           <w:p>
             <w:pPr>
-              <w:pStyle w:val="normal2"/>
-              <w:shd w:val="clear" w:fill="auto"/>
-              <w:spacing w:lineRule="auto" w:line="300"/>
+              <w:pStyle w:val="IsiTabel"/>
+              <w:numPr>
+                <w:ilvl w:val="0"/>
+                <w:numId w:val="3"/>
+              </w:numPr>
+              <w:rPr/>
+            </w:pPr>
+            <w:r>
+              <w:rPr/>
+              <w:t>Ketepatan identifikasi masalah industri &amp; validasi pasar (10%)</w:t>
+            </w:r>
+          </w:p>
+          <w:p>
+            <w:pPr>
+              <w:pStyle w:val="IsiTabel"/>
+              <w:numPr>
+                <w:ilvl w:val="0"/>
+                <w:numId w:val="3"/>
+              </w:numPr>
+              <w:rPr/>
+            </w:pPr>
+            <w:r>
+              <w:rPr/>
+              <w:t>Kualitas perancangan Lean Canvas &amp; VPC (10%)</w:t>
+            </w:r>
+          </w:p>
+          <w:p>
+            <w:pPr>
+              <w:pStyle w:val="IsiTabel"/>
+              <w:numPr>
+                <w:ilvl w:val="0"/>
+                <w:numId w:val="3"/>
+              </w:numPr>
+              <w:rPr/>
+            </w:pPr>
+            <w:r>
+              <w:rPr/>
+              <w:t>Fungsionalitas &amp; kegunaan prototipe MVP (15%)</w:t>
+            </w:r>
+          </w:p>
+          <w:p>
+            <w:pPr>
+              <w:pStyle w:val="IsiTabel"/>
+              <w:numPr>
+                <w:ilvl w:val="0"/>
+                <w:numId w:val="3"/>
+              </w:numPr>
+              <w:rPr/>
+            </w:pPr>
+            <w:r>
+              <w:rPr/>
+              <w:t>Kualitas Pitch Deck &amp; komunikasi profesional (10%)</w:t>
+            </w:r>
+          </w:p>
+          <w:p>
+            <w:pPr>
+              <w:pStyle w:val="IsiTabel"/>
+              <w:numPr>
+                <w:ilvl w:val="0"/>
+                <w:numId w:val="3"/>
+              </w:numPr>
+              <w:rPr/>
+            </w:pPr>
+            <w:r>
+              <w:rPr/>
+              <w:t>Kerjasama tim, peran aktif &amp; kepemimpinan diri (5%)</w:t>
+            </w:r>
+          </w:p>
+        </w:tc>
+        <w:tc>
+          <w:tcPr>
+            <w:tcW w:w="2045" w:type="dxa"/>
+            <w:tcBorders>
+              <w:top w:val="single" w:sz="6" w:space="0" w:color="CBD5E0"/>
+              <w:start w:val="single" w:sz="6" w:space="0" w:color="CBD5E0"/>
+              <w:bottom w:val="single" w:sz="6" w:space="0" w:color="CBD5E0"/>
+              <w:end w:val="single" w:sz="6" w:space="0" w:color="CBD5E0"/>
+            </w:tcBorders>
+            <w:shd w:fill="auto" w:val="clear"/>
+          </w:tcPr>
+          <w:p>
+            <w:pPr>
+              <w:pStyle w:val="IsiTabel"/>
               <w:rPr>
                 <w:rFonts w:ascii="Arial" w:hAnsi="Arial" w:eastAsia="Arial" w:cs="Arial"/>
                 <w:sz w:val="16"/>
@@ -6830,144 +6614,25 @@
               </w:rPr>
             </w:pPr>
             <w:r>
-              <w:rPr>
-                <w:rFonts w:eastAsia="Arial" w:cs="Arial"/>
-                <w:sz w:val="16"/>
-                <w:szCs w:val="16"/>
-              </w:rPr>
-              <w:t>- Ketepatan identifikasi masalah industri &amp; validasi pasar (10%)</w:t>
-            </w:r>
-          </w:p>
-          <w:p>
-            <w:pPr>
-              <w:pStyle w:val="normal2"/>
-              <w:shd w:val="clear" w:fill="auto"/>
-              <w:spacing w:lineRule="auto" w:line="300"/>
-              <w:rPr>
-                <w:rFonts w:ascii="Arial" w:hAnsi="Arial" w:eastAsia="Arial" w:cs="Arial"/>
-                <w:sz w:val="16"/>
-                <w:szCs w:val="16"/>
-              </w:rPr>
-            </w:pPr>
-            <w:r>
-              <w:rPr>
-                <w:rFonts w:eastAsia="Arial" w:cs="Arial"/>
-                <w:sz w:val="16"/>
-                <w:szCs w:val="16"/>
-              </w:rPr>
-              <w:t>- Kualitas perancangan Lean Canvas &amp; VPC (10%)</w:t>
-            </w:r>
-          </w:p>
-          <w:p>
-            <w:pPr>
-              <w:pStyle w:val="normal2"/>
-              <w:shd w:val="clear" w:fill="auto"/>
-              <w:spacing w:lineRule="auto" w:line="300"/>
-              <w:rPr>
-                <w:rFonts w:ascii="Arial" w:hAnsi="Arial" w:eastAsia="Arial" w:cs="Arial"/>
-                <w:sz w:val="16"/>
-                <w:szCs w:val="16"/>
-              </w:rPr>
-            </w:pPr>
-            <w:r>
-              <w:rPr>
-                <w:rFonts w:eastAsia="Arial" w:cs="Arial"/>
-                <w:sz w:val="16"/>
-                <w:szCs w:val="16"/>
-              </w:rPr>
-              <w:t>- Fungsionalitas &amp; kegunaan prototipe MVP (15%)</w:t>
-            </w:r>
-          </w:p>
-          <w:p>
-            <w:pPr>
-              <w:pStyle w:val="normal2"/>
-              <w:shd w:val="clear" w:fill="auto"/>
-              <w:spacing w:lineRule="auto" w:line="300"/>
-              <w:rPr>
-                <w:rFonts w:ascii="Arial" w:hAnsi="Arial" w:eastAsia="Arial" w:cs="Arial"/>
-                <w:sz w:val="16"/>
-                <w:szCs w:val="16"/>
-              </w:rPr>
-            </w:pPr>
-            <w:r>
-              <w:rPr>
-                <w:rFonts w:eastAsia="Arial" w:cs="Arial"/>
-                <w:sz w:val="16"/>
-                <w:szCs w:val="16"/>
-              </w:rPr>
-              <w:t>- Kualitas Pitch Deck &amp; komunikasi profesional (10%)</w:t>
-            </w:r>
-          </w:p>
-          <w:p>
-            <w:pPr>
-              <w:pStyle w:val="normal2"/>
-              <w:shd w:val="clear" w:fill="auto"/>
-              <w:spacing w:lineRule="auto" w:line="300" w:before="120" w:after="120"/>
-              <w:rPr>
-                <w:rFonts w:ascii="Arial" w:hAnsi="Arial" w:eastAsia="Arial" w:cs="Arial"/>
-                <w:sz w:val="16"/>
-                <w:szCs w:val="16"/>
-              </w:rPr>
-            </w:pPr>
-            <w:r>
-              <w:rPr>
-                <w:rFonts w:eastAsia="Arial" w:cs="Arial"/>
-                <w:sz w:val="16"/>
-                <w:szCs w:val="16"/>
-              </w:rPr>
-              <w:t>- Kerjasama tim, peran aktif &amp; kepemimpinan diri (5%)</w:t>
-            </w:r>
-          </w:p>
-        </w:tc>
-        <w:tc>
-          <w:tcPr>
-            <w:tcW w:w="2153" w:type="dxa"/>
-            <w:tcBorders>
-              <w:top w:val="single" w:sz="6" w:space="0" w:color="CBD5E0"/>
-              <w:start w:val="single" w:sz="6" w:space="0" w:color="CBD5E0"/>
-              <w:bottom w:val="single" w:sz="6" w:space="0" w:color="CBD5E0"/>
-              <w:end w:val="single" w:sz="6" w:space="0" w:color="CBD5E0"/>
-            </w:tcBorders>
-            <w:shd w:fill="auto" w:val="clear"/>
-          </w:tcPr>
-          <w:p>
-            <w:pPr>
-              <w:pStyle w:val="normal2"/>
-              <w:shd w:val="clear" w:fill="auto"/>
-              <w:spacing w:lineRule="auto" w:line="300" w:before="120" w:after="120"/>
-              <w:rPr>
-                <w:rFonts w:ascii="Arial" w:hAnsi="Arial" w:eastAsia="Arial" w:cs="Arial"/>
-                <w:sz w:val="16"/>
-                <w:szCs w:val="16"/>
-              </w:rPr>
-            </w:pPr>
-            <w:r>
-              <w:rPr>
-                <w:rFonts w:eastAsia="Arial" w:cs="Arial"/>
-                <w:sz w:val="16"/>
-                <w:szCs w:val="16"/>
-              </w:rPr>
+              <w:rPr/>
               <w:t>Rubrik Penilaian Portofolio Startup, Presentasi Berkala, Peer Assessment</w:t>
             </w:r>
           </w:p>
         </w:tc>
         <w:tc>
           <w:tcPr>
-            <w:tcW w:w="747" w:type="dxa"/>
-            <w:tcBorders>
-              <w:top w:val="single" w:sz="6" w:space="0" w:color="CBD5E0"/>
-              <w:start w:val="single" w:sz="6" w:space="0" w:color="CBD5E0"/>
-              <w:bottom w:val="single" w:sz="6" w:space="0" w:color="CBD5E0"/>
-              <w:end w:val="single" w:sz="6" w:space="0" w:color="CBD5E0"/>
-            </w:tcBorders>
-            <w:shd w:fill="auto" w:val="clear"/>
-          </w:tcPr>
-          <w:p>
-            <w:pPr>
-              <w:pStyle w:val="normal2"/>
-              <w:shd w:val="clear" w:fill="auto"/>
-              <w:spacing w:lineRule="auto" w:line="300" w:before="120" w:after="120"/>
-              <w:jc w:val="center"/>
+            <w:tcW w:w="854" w:type="dxa"/>
+            <w:tcBorders>
+              <w:top w:val="single" w:sz="6" w:space="0" w:color="CBD5E0"/>
+              <w:start w:val="single" w:sz="6" w:space="0" w:color="CBD5E0"/>
+              <w:bottom w:val="single" w:sz="6" w:space="0" w:color="CBD5E0"/>
+              <w:end w:val="single" w:sz="6" w:space="0" w:color="CBD5E0"/>
+            </w:tcBorders>
+            <w:shd w:fill="auto" w:val="clear"/>
+          </w:tcPr>
+          <w:p>
+            <w:pPr>
+              <w:pStyle w:val="IsiTabel"/>
               <w:rPr>
                 <w:rFonts w:ascii="Arial" w:hAnsi="Arial" w:eastAsia="Arial" w:cs="Arial"/>
                 <w:b/>
@@ -6977,34 +6642,25 @@
               </w:rPr>
             </w:pPr>
             <w:r>
-              <w:rPr>
-                <w:rFonts w:eastAsia="Arial" w:cs="Arial"/>
-                <w:b/>
-                <w:bCs/>
-                <w:sz w:val="16"/>
-                <w:szCs w:val="16"/>
-              </w:rPr>
+              <w:rPr/>
               <w:t>50 %</w:t>
             </w:r>
           </w:p>
         </w:tc>
         <w:tc>
           <w:tcPr>
-            <w:tcW w:w="1125" w:type="dxa"/>
-            <w:tcBorders>
-              <w:top w:val="single" w:sz="6" w:space="0" w:color="CBD5E0"/>
-              <w:start w:val="single" w:sz="6" w:space="0" w:color="CBD5E0"/>
-              <w:bottom w:val="single" w:sz="6" w:space="0" w:color="CBD5E0"/>
-              <w:end w:val="single" w:sz="6" w:space="0" w:color="CBD5E0"/>
-            </w:tcBorders>
-            <w:shd w:fill="auto" w:val="clear"/>
-          </w:tcPr>
-          <w:p>
-            <w:pPr>
-              <w:pStyle w:val="normal2"/>
-              <w:shd w:val="clear" w:fill="auto"/>
-              <w:spacing w:lineRule="auto" w:line="300"/>
-              <w:jc w:val="center"/>
+            <w:tcW w:w="1126" w:type="dxa"/>
+            <w:tcBorders>
+              <w:top w:val="single" w:sz="6" w:space="0" w:color="CBD5E0"/>
+              <w:start w:val="single" w:sz="6" w:space="0" w:color="CBD5E0"/>
+              <w:bottom w:val="single" w:sz="6" w:space="0" w:color="CBD5E0"/>
+              <w:end w:val="single" w:sz="6" w:space="0" w:color="CBD5E0"/>
+            </w:tcBorders>
+            <w:shd w:fill="auto" w:val="clear"/>
+          </w:tcPr>
+          <w:p>
+            <w:pPr>
+              <w:pStyle w:val="IsiTabel"/>
               <w:rPr>
                 <w:rFonts w:ascii="Arial" w:hAnsi="Arial" w:eastAsia="Arial" w:cs="Arial"/>
                 <w:sz w:val="14"/>
@@ -7012,20 +6668,13 @@
               </w:rPr>
             </w:pPr>
             <w:r>
-              <w:rPr>
-                <w:rFonts w:eastAsia="Arial" w:cs="Arial"/>
-                <w:sz w:val="14"/>
-                <w:szCs w:val="14"/>
-              </w:rPr>
+              <w:rPr/>
               <w:t>CPMK021 (6%)</w:t>
             </w:r>
           </w:p>
           <w:p>
             <w:pPr>
-              <w:pStyle w:val="normal2"/>
-              <w:shd w:val="clear" w:fill="auto"/>
-              <w:spacing w:lineRule="auto" w:line="300"/>
-              <w:jc w:val="center"/>
+              <w:pStyle w:val="IsiTabel"/>
               <w:rPr>
                 <w:rFonts w:ascii="Arial" w:hAnsi="Arial" w:eastAsia="Arial" w:cs="Arial"/>
                 <w:sz w:val="14"/>
@@ -7033,20 +6682,13 @@
               </w:rPr>
             </w:pPr>
             <w:r>
-              <w:rPr>
-                <w:rFonts w:eastAsia="Arial" w:cs="Arial"/>
-                <w:sz w:val="14"/>
-                <w:szCs w:val="14"/>
-              </w:rPr>
+              <w:rPr/>
               <w:t>CPMK022 (7%)</w:t>
             </w:r>
           </w:p>
           <w:p>
             <w:pPr>
-              <w:pStyle w:val="normal2"/>
-              <w:shd w:val="clear" w:fill="auto"/>
-              <w:spacing w:lineRule="auto" w:line="300"/>
-              <w:jc w:val="center"/>
+              <w:pStyle w:val="IsiTabel"/>
               <w:rPr>
                 <w:rFonts w:ascii="Arial" w:hAnsi="Arial" w:eastAsia="Arial" w:cs="Arial"/>
                 <w:sz w:val="14"/>
@@ -7054,20 +6696,13 @@
               </w:rPr>
             </w:pPr>
             <w:r>
-              <w:rPr>
-                <w:rFonts w:eastAsia="Arial" w:cs="Arial"/>
-                <w:sz w:val="14"/>
-                <w:szCs w:val="14"/>
-              </w:rPr>
+              <w:rPr/>
               <w:t>CPMK023 (6%)</w:t>
             </w:r>
           </w:p>
           <w:p>
             <w:pPr>
-              <w:pStyle w:val="normal2"/>
-              <w:shd w:val="clear" w:fill="auto"/>
-              <w:spacing w:lineRule="auto" w:line="300"/>
-              <w:jc w:val="center"/>
+              <w:pStyle w:val="IsiTabel"/>
               <w:rPr>
                 <w:rFonts w:ascii="Arial" w:hAnsi="Arial" w:eastAsia="Arial" w:cs="Arial"/>
                 <w:sz w:val="14"/>
@@ -7075,20 +6710,13 @@
               </w:rPr>
             </w:pPr>
             <w:r>
-              <w:rPr>
-                <w:rFonts w:eastAsia="Arial" w:cs="Arial"/>
-                <w:sz w:val="14"/>
-                <w:szCs w:val="14"/>
-              </w:rPr>
+              <w:rPr/>
               <w:t>CPMK093 (6%)</w:t>
             </w:r>
           </w:p>
           <w:p>
             <w:pPr>
-              <w:pStyle w:val="normal2"/>
-              <w:shd w:val="clear" w:fill="auto"/>
-              <w:spacing w:lineRule="auto" w:line="300"/>
-              <w:jc w:val="center"/>
+              <w:pStyle w:val="IsiTabel"/>
               <w:rPr>
                 <w:rFonts w:ascii="Arial" w:hAnsi="Arial" w:eastAsia="Arial" w:cs="Arial"/>
                 <w:sz w:val="14"/>
@@ -7096,20 +6724,13 @@
               </w:rPr>
             </w:pPr>
             <w:r>
-              <w:rPr>
-                <w:rFonts w:eastAsia="Arial" w:cs="Arial"/>
-                <w:sz w:val="14"/>
-                <w:szCs w:val="14"/>
-              </w:rPr>
+              <w:rPr/>
               <w:t>CPMK094 (8%)</w:t>
             </w:r>
           </w:p>
           <w:p>
             <w:pPr>
-              <w:pStyle w:val="normal2"/>
-              <w:shd w:val="clear" w:fill="auto"/>
-              <w:spacing w:lineRule="auto" w:line="300"/>
-              <w:jc w:val="center"/>
+              <w:pStyle w:val="IsiTabel"/>
               <w:rPr>
                 <w:rFonts w:ascii="Arial" w:hAnsi="Arial" w:eastAsia="Arial" w:cs="Arial"/>
                 <w:sz w:val="14"/>
@@ -7117,20 +6738,13 @@
               </w:rPr>
             </w:pPr>
             <w:r>
-              <w:rPr>
-                <w:rFonts w:eastAsia="Arial" w:cs="Arial"/>
-                <w:sz w:val="14"/>
-                <w:szCs w:val="14"/>
-              </w:rPr>
+              <w:rPr/>
               <w:t>CPMK095 (8%)</w:t>
             </w:r>
           </w:p>
           <w:p>
             <w:pPr>
-              <w:pStyle w:val="normal2"/>
-              <w:shd w:val="clear" w:fill="auto"/>
-              <w:spacing w:lineRule="auto" w:line="300" w:before="120" w:after="120"/>
-              <w:jc w:val="center"/>
+              <w:pStyle w:val="IsiTabel"/>
               <w:rPr>
                 <w:rFonts w:ascii="Arial" w:hAnsi="Arial" w:eastAsia="Arial" w:cs="Arial"/>
                 <w:sz w:val="14"/>
@@ -7138,11 +6752,7 @@
               </w:rPr>
             </w:pPr>
             <w:r>
-              <w:rPr>
-                <w:rFonts w:eastAsia="Arial" w:cs="Arial"/>
-                <w:sz w:val="14"/>
-                <w:szCs w:val="14"/>
-              </w:rPr>
+              <w:rPr/>
               <w:t>CPMK096 (9%)</w:t>
             </w:r>
           </w:p>
@@ -7152,7 +6762,7 @@
         <w:trPr/>
         <w:tc>
           <w:tcPr>
-            <w:tcW w:w="468" w:type="dxa"/>
+            <w:tcW w:w="510" w:type="dxa"/>
             <w:tcBorders>
               <w:top w:val="single" w:sz="6" w:space="0" w:color="CBD5E0"/>
               <w:start w:val="single" w:sz="6" w:space="0" w:color="CBD5E0"/>
@@ -7163,10 +6773,7 @@
           </w:tcPr>
           <w:p>
             <w:pPr>
-              <w:pStyle w:val="normal2"/>
-              <w:shd w:val="clear" w:fill="auto"/>
-              <w:spacing w:lineRule="auto" w:line="300" w:before="120" w:after="120"/>
-              <w:jc w:val="center"/>
+              <w:pStyle w:val="IsiTabel"/>
               <w:rPr>
                 <w:rFonts w:ascii="Arial" w:hAnsi="Arial" w:eastAsia="Arial" w:cs="Arial"/>
                 <w:b/>
@@ -7177,21 +6784,14 @@
               </w:rPr>
             </w:pPr>
             <w:r>
-              <w:rPr>
-                <w:rFonts w:eastAsia="Arial" w:cs="Arial"/>
-                <w:b/>
-                <w:bCs/>
-                <w:sz w:val="16"/>
-                <w:szCs w:val="16"/>
-                <w:shd w:fill="auto" w:val="clear"/>
-              </w:rPr>
+              <w:rPr/>
               <w:t>2</w:t>
             </w:r>
           </w:p>
         </w:tc>
         <w:tc>
           <w:tcPr>
-            <w:tcW w:w="2059" w:type="dxa"/>
+            <w:tcW w:w="2017" w:type="dxa"/>
             <w:tcBorders>
               <w:top w:val="single" w:sz="6" w:space="0" w:color="CBD5E0"/>
               <w:start w:val="single" w:sz="6" w:space="0" w:color="CBD5E0"/>
@@ -7202,9 +6802,7 @@
           </w:tcPr>
           <w:p>
             <w:pPr>
-              <w:pStyle w:val="normal2"/>
-              <w:shd w:val="clear" w:fill="auto"/>
-              <w:spacing w:lineRule="auto" w:line="300" w:before="120" w:after="120"/>
+              <w:pStyle w:val="IsiTabel"/>
               <w:rPr>
                 <w:rFonts w:ascii="Arial" w:hAnsi="Arial" w:eastAsia="Arial" w:cs="Arial"/>
                 <w:b/>
@@ -7215,14 +6813,7 @@
               </w:rPr>
             </w:pPr>
             <w:r>
-              <w:rPr>
-                <w:rFonts w:eastAsia="Arial" w:cs="Arial"/>
-                <w:b/>
-                <w:bCs/>
-                <w:sz w:val="16"/>
-                <w:szCs w:val="16"/>
-                <w:shd w:fill="auto" w:val="clear"/>
-              </w:rPr>
+              <w:rPr/>
               <w:t>Evaluasi Tengah Semester (UTS)</w:t>
             </w:r>
           </w:p>
@@ -7240,9 +6831,11 @@
           </w:tcPr>
           <w:p>
             <w:pPr>
-              <w:pStyle w:val="normal2"/>
-              <w:shd w:val="clear" w:fill="auto"/>
-              <w:spacing w:lineRule="auto" w:line="300" w:before="120" w:after="120"/>
+              <w:pStyle w:val="IsiTabel"/>
+              <w:numPr>
+                <w:ilvl w:val="0"/>
+                <w:numId w:val="3"/>
+              </w:numPr>
               <w:rPr>
                 <w:rFonts w:ascii="Arial" w:hAnsi="Arial" w:eastAsia="Arial" w:cs="Arial"/>
                 <w:sz w:val="16"/>
@@ -7251,19 +6844,14 @@
               </w:rPr>
             </w:pPr>
             <w:r>
-              <w:rPr>
-                <w:rFonts w:eastAsia="Arial" w:cs="Arial"/>
-                <w:sz w:val="16"/>
-                <w:szCs w:val="16"/>
-                <w:shd w:fill="auto" w:val="clear"/>
-              </w:rPr>
+              <w:rPr/>
               <w:t>Kemampuan analisis komprehensif konsep technopreneurship, validasi masalah, ketajaman proposisi nilai, dan pertanggungjawaban MVP tahap awal.</w:t>
             </w:r>
           </w:p>
         </w:tc>
         <w:tc>
           <w:tcPr>
-            <w:tcW w:w="2153" w:type="dxa"/>
+            <w:tcW w:w="2045" w:type="dxa"/>
             <w:tcBorders>
               <w:top w:val="single" w:sz="6" w:space="0" w:color="CBD5E0"/>
               <w:start w:val="single" w:sz="6" w:space="0" w:color="CBD5E0"/>
@@ -7274,9 +6862,7 @@
           </w:tcPr>
           <w:p>
             <w:pPr>
-              <w:pStyle w:val="normal2"/>
-              <w:shd w:val="clear" w:fill="auto"/>
-              <w:spacing w:lineRule="auto" w:line="300" w:before="120" w:after="120"/>
+              <w:pStyle w:val="IsiTabel"/>
               <w:rPr>
                 <w:rFonts w:ascii="Arial" w:hAnsi="Arial" w:eastAsia="Arial" w:cs="Arial"/>
                 <w:sz w:val="16"/>
@@ -7285,19 +6871,14 @@
               </w:rPr>
             </w:pPr>
             <w:r>
-              <w:rPr>
-                <w:rFonts w:eastAsia="Arial" w:cs="Arial"/>
-                <w:sz w:val="16"/>
-                <w:szCs w:val="16"/>
-                <w:shd w:fill="auto" w:val="clear"/>
-              </w:rPr>
+              <w:rPr/>
               <w:t>Ujian Studi Kasus &amp; Presentasi Progres Tengah Semester (Mid-Pitching)</w:t>
             </w:r>
           </w:p>
         </w:tc>
         <w:tc>
           <w:tcPr>
-            <w:tcW w:w="747" w:type="dxa"/>
+            <w:tcW w:w="854" w:type="dxa"/>
             <w:tcBorders>
               <w:top w:val="single" w:sz="6" w:space="0" w:color="CBD5E0"/>
               <w:start w:val="single" w:sz="6" w:space="0" w:color="CBD5E0"/>
@@ -7308,10 +6889,7 @@
           </w:tcPr>
           <w:p>
             <w:pPr>
-              <w:pStyle w:val="normal2"/>
-              <w:shd w:val="clear" w:fill="auto"/>
-              <w:spacing w:lineRule="auto" w:line="300" w:before="120" w:after="120"/>
-              <w:jc w:val="center"/>
+              <w:pStyle w:val="IsiTabel"/>
               <w:rPr>
                 <w:rFonts w:ascii="Arial" w:hAnsi="Arial" w:eastAsia="Arial" w:cs="Arial"/>
                 <w:b/>
@@ -7322,21 +6900,14 @@
               </w:rPr>
             </w:pPr>
             <w:r>
-              <w:rPr>
-                <w:rFonts w:eastAsia="Arial" w:cs="Arial"/>
-                <w:b/>
-                <w:bCs/>
-                <w:sz w:val="16"/>
-                <w:szCs w:val="16"/>
-                <w:shd w:fill="auto" w:val="clear"/>
-              </w:rPr>
+              <w:rPr/>
               <w:t>22 %</w:t>
             </w:r>
           </w:p>
         </w:tc>
         <w:tc>
           <w:tcPr>
-            <w:tcW w:w="1125" w:type="dxa"/>
+            <w:tcW w:w="1126" w:type="dxa"/>
             <w:tcBorders>
               <w:top w:val="single" w:sz="6" w:space="0" w:color="CBD5E0"/>
               <w:start w:val="single" w:sz="6" w:space="0" w:color="CBD5E0"/>
@@ -7347,10 +6918,7 @@
           </w:tcPr>
           <w:p>
             <w:pPr>
-              <w:pStyle w:val="normal2"/>
-              <w:shd w:val="clear" w:fill="auto"/>
-              <w:spacing w:lineRule="auto" w:line="300"/>
-              <w:jc w:val="center"/>
+              <w:pStyle w:val="IsiTabel"/>
               <w:rPr>
                 <w:rFonts w:ascii="Arial" w:hAnsi="Arial" w:eastAsia="Arial" w:cs="Arial"/>
                 <w:sz w:val="14"/>
@@ -7359,21 +6927,13 @@
               </w:rPr>
             </w:pPr>
             <w:r>
-              <w:rPr>
-                <w:rFonts w:eastAsia="Arial" w:cs="Arial"/>
-                <w:sz w:val="14"/>
-                <w:szCs w:val="14"/>
-                <w:shd w:fill="auto" w:val="clear"/>
-              </w:rPr>
+              <w:rPr/>
               <w:t>CPMK021 (4%)</w:t>
             </w:r>
           </w:p>
           <w:p>
             <w:pPr>
-              <w:pStyle w:val="normal2"/>
-              <w:shd w:val="clear" w:fill="auto"/>
-              <w:spacing w:lineRule="auto" w:line="300"/>
-              <w:jc w:val="center"/>
+              <w:pStyle w:val="IsiTabel"/>
               <w:rPr>
                 <w:rFonts w:ascii="Arial" w:hAnsi="Arial" w:eastAsia="Arial" w:cs="Arial"/>
                 <w:sz w:val="14"/>
@@ -7382,21 +6942,13 @@
               </w:rPr>
             </w:pPr>
             <w:r>
-              <w:rPr>
-                <w:rFonts w:eastAsia="Arial" w:cs="Arial"/>
-                <w:sz w:val="14"/>
-                <w:szCs w:val="14"/>
-                <w:shd w:fill="auto" w:val="clear"/>
-              </w:rPr>
+              <w:rPr/>
               <w:t>CPMK022 (4%)</w:t>
             </w:r>
           </w:p>
           <w:p>
             <w:pPr>
-              <w:pStyle w:val="normal2"/>
-              <w:shd w:val="clear" w:fill="auto"/>
-              <w:spacing w:lineRule="auto" w:line="300"/>
-              <w:jc w:val="center"/>
+              <w:pStyle w:val="IsiTabel"/>
               <w:rPr>
                 <w:rFonts w:ascii="Arial" w:hAnsi="Arial" w:eastAsia="Arial" w:cs="Arial"/>
                 <w:sz w:val="14"/>
@@ -7405,21 +6957,13 @@
               </w:rPr>
             </w:pPr>
             <w:r>
-              <w:rPr>
-                <w:rFonts w:eastAsia="Arial" w:cs="Arial"/>
-                <w:sz w:val="14"/>
-                <w:szCs w:val="14"/>
-                <w:shd w:fill="auto" w:val="clear"/>
-              </w:rPr>
+              <w:rPr/>
               <w:t>CPMK023 (2%)</w:t>
             </w:r>
           </w:p>
           <w:p>
             <w:pPr>
-              <w:pStyle w:val="normal2"/>
-              <w:shd w:val="clear" w:fill="auto"/>
-              <w:spacing w:lineRule="auto" w:line="300"/>
-              <w:jc w:val="center"/>
+              <w:pStyle w:val="IsiTabel"/>
               <w:rPr>
                 <w:rFonts w:ascii="Arial" w:hAnsi="Arial" w:eastAsia="Arial" w:cs="Arial"/>
                 <w:sz w:val="14"/>
@@ -7428,21 +6972,13 @@
               </w:rPr>
             </w:pPr>
             <w:r>
-              <w:rPr>
-                <w:rFonts w:eastAsia="Arial" w:cs="Arial"/>
-                <w:sz w:val="14"/>
-                <w:szCs w:val="14"/>
-                <w:shd w:fill="auto" w:val="clear"/>
-              </w:rPr>
+              <w:rPr/>
               <w:t>CPMK093 (2%)</w:t>
             </w:r>
           </w:p>
           <w:p>
             <w:pPr>
-              <w:pStyle w:val="normal2"/>
-              <w:shd w:val="clear" w:fill="auto"/>
-              <w:spacing w:lineRule="auto" w:line="300"/>
-              <w:jc w:val="center"/>
+              <w:pStyle w:val="IsiTabel"/>
               <w:rPr>
                 <w:rFonts w:ascii="Arial" w:hAnsi="Arial" w:eastAsia="Arial" w:cs="Arial"/>
                 <w:sz w:val="14"/>
@@ -7451,21 +6987,13 @@
               </w:rPr>
             </w:pPr>
             <w:r>
-              <w:rPr>
-                <w:rFonts w:eastAsia="Arial" w:cs="Arial"/>
-                <w:sz w:val="14"/>
-                <w:szCs w:val="14"/>
-                <w:shd w:fill="auto" w:val="clear"/>
-              </w:rPr>
+              <w:rPr/>
               <w:t>CPMK094 (4%)</w:t>
             </w:r>
           </w:p>
           <w:p>
             <w:pPr>
-              <w:pStyle w:val="normal2"/>
-              <w:shd w:val="clear" w:fill="auto"/>
-              <w:spacing w:lineRule="auto" w:line="300"/>
-              <w:jc w:val="center"/>
+              <w:pStyle w:val="IsiTabel"/>
               <w:rPr>
                 <w:rFonts w:ascii="Arial" w:hAnsi="Arial" w:eastAsia="Arial" w:cs="Arial"/>
                 <w:sz w:val="14"/>
@@ -7474,21 +7002,13 @@
               </w:rPr>
             </w:pPr>
             <w:r>
-              <w:rPr>
-                <w:rFonts w:eastAsia="Arial" w:cs="Arial"/>
-                <w:sz w:val="14"/>
-                <w:szCs w:val="14"/>
-                <w:shd w:fill="auto" w:val="clear"/>
-              </w:rPr>
+              <w:rPr/>
               <w:t>CPMK095 (3%)</w:t>
             </w:r>
           </w:p>
           <w:p>
             <w:pPr>
-              <w:pStyle w:val="normal2"/>
-              <w:shd w:val="clear" w:fill="auto"/>
-              <w:spacing w:lineRule="auto" w:line="300" w:before="120" w:after="120"/>
-              <w:jc w:val="center"/>
+              <w:pStyle w:val="IsiTabel"/>
               <w:rPr>
                 <w:rFonts w:ascii="Arial" w:hAnsi="Arial" w:eastAsia="Arial" w:cs="Arial"/>
                 <w:sz w:val="14"/>
@@ -7497,12 +7017,7 @@
               </w:rPr>
             </w:pPr>
             <w:r>
-              <w:rPr>
-                <w:rFonts w:eastAsia="Arial" w:cs="Arial"/>
-                <w:sz w:val="14"/>
-                <w:szCs w:val="14"/>
-                <w:shd w:fill="auto" w:val="clear"/>
-              </w:rPr>
+              <w:rPr/>
               <w:t>CPMK096 (3%)</w:t>
             </w:r>
           </w:p>
@@ -7512,21 +7027,18 @@
         <w:trPr/>
         <w:tc>
           <w:tcPr>
-            <w:tcW w:w="468" w:type="dxa"/>
-            <w:tcBorders>
-              <w:top w:val="single" w:sz="6" w:space="0" w:color="CBD5E0"/>
-              <w:start w:val="single" w:sz="6" w:space="0" w:color="CBD5E0"/>
-              <w:bottom w:val="single" w:sz="6" w:space="0" w:color="CBD5E0"/>
-              <w:end w:val="single" w:sz="6" w:space="0" w:color="CBD5E0"/>
-            </w:tcBorders>
-            <w:shd w:fill="auto" w:val="clear"/>
-          </w:tcPr>
-          <w:p>
-            <w:pPr>
-              <w:pStyle w:val="normal2"/>
-              <w:shd w:val="clear" w:fill="auto"/>
-              <w:spacing w:lineRule="auto" w:line="300" w:before="120" w:after="120"/>
-              <w:jc w:val="center"/>
+            <w:tcW w:w="510" w:type="dxa"/>
+            <w:tcBorders>
+              <w:top w:val="single" w:sz="6" w:space="0" w:color="CBD5E0"/>
+              <w:start w:val="single" w:sz="6" w:space="0" w:color="CBD5E0"/>
+              <w:bottom w:val="single" w:sz="6" w:space="0" w:color="CBD5E0"/>
+              <w:end w:val="single" w:sz="6" w:space="0" w:color="CBD5E0"/>
+            </w:tcBorders>
+            <w:shd w:fill="auto" w:val="clear"/>
+          </w:tcPr>
+          <w:p>
+            <w:pPr>
+              <w:pStyle w:val="IsiTabel"/>
               <w:rPr>
                 <w:rFonts w:ascii="Arial" w:hAnsi="Arial" w:eastAsia="Arial" w:cs="Arial"/>
                 <w:b/>
@@ -7536,33 +7048,25 @@
               </w:rPr>
             </w:pPr>
             <w:r>
-              <w:rPr>
-                <w:rFonts w:eastAsia="Arial" w:cs="Arial"/>
-                <w:b/>
-                <w:bCs/>
-                <w:sz w:val="16"/>
-                <w:szCs w:val="16"/>
-              </w:rPr>
+              <w:rPr/>
               <w:t>3</w:t>
             </w:r>
           </w:p>
         </w:tc>
         <w:tc>
           <w:tcPr>
-            <w:tcW w:w="2059" w:type="dxa"/>
-            <w:tcBorders>
-              <w:top w:val="single" w:sz="6" w:space="0" w:color="CBD5E0"/>
-              <w:start w:val="single" w:sz="6" w:space="0" w:color="CBD5E0"/>
-              <w:bottom w:val="single" w:sz="6" w:space="0" w:color="CBD5E0"/>
-              <w:end w:val="single" w:sz="6" w:space="0" w:color="CBD5E0"/>
-            </w:tcBorders>
-            <w:shd w:fill="auto" w:val="clear"/>
-          </w:tcPr>
-          <w:p>
-            <w:pPr>
-              <w:pStyle w:val="normal2"/>
-              <w:shd w:val="clear" w:fill="auto"/>
-              <w:spacing w:lineRule="auto" w:line="300" w:before="120" w:after="120"/>
+            <w:tcW w:w="2017" w:type="dxa"/>
+            <w:tcBorders>
+              <w:top w:val="single" w:sz="6" w:space="0" w:color="CBD5E0"/>
+              <w:start w:val="single" w:sz="6" w:space="0" w:color="CBD5E0"/>
+              <w:bottom w:val="single" w:sz="6" w:space="0" w:color="CBD5E0"/>
+              <w:end w:val="single" w:sz="6" w:space="0" w:color="CBD5E0"/>
+            </w:tcBorders>
+            <w:shd w:fill="auto" w:val="clear"/>
+          </w:tcPr>
+          <w:p>
+            <w:pPr>
+              <w:pStyle w:val="IsiTabel"/>
               <w:rPr>
                 <w:rFonts w:ascii="Arial" w:hAnsi="Arial" w:eastAsia="Arial" w:cs="Arial"/>
                 <w:b/>
@@ -7572,13 +7076,7 @@
               </w:rPr>
             </w:pPr>
             <w:r>
-              <w:rPr>
-                <w:rFonts w:eastAsia="Arial" w:cs="Arial"/>
-                <w:b/>
-                <w:bCs/>
-                <w:sz w:val="16"/>
-                <w:szCs w:val="16"/>
-              </w:rPr>
+              <w:rPr/>
               <w:t>Evaluasi Akhir Semester (UAS)</w:t>
             </w:r>
           </w:p>
@@ -7596,9 +7094,7 @@
           </w:tcPr>
           <w:p>
             <w:pPr>
-              <w:pStyle w:val="normal2"/>
-              <w:shd w:val="clear" w:fill="auto"/>
-              <w:spacing w:lineRule="auto" w:line="300" w:before="120" w:after="120"/>
+              <w:pStyle w:val="IsiTabel"/>
               <w:rPr>
                 <w:rFonts w:ascii="Arial" w:hAnsi="Arial" w:eastAsia="Arial" w:cs="Arial"/>
                 <w:sz w:val="16"/>
@@ -7606,31 +7102,25 @@
               </w:rPr>
             </w:pPr>
             <w:r>
-              <w:rPr>
-                <w:rFonts w:eastAsia="Arial" w:cs="Arial"/>
-                <w:sz w:val="16"/>
-                <w:szCs w:val="16"/>
-              </w:rPr>
+              <w:rPr/>
               <w:t>Penguasaan menyeluruh kelayakan bisnis digital, unit economics, analisis risiko &amp; HKI, daya saing solusi, rencana pengembangan diri, dan performa Demo Day.</w:t>
             </w:r>
           </w:p>
         </w:tc>
         <w:tc>
           <w:tcPr>
-            <w:tcW w:w="2153" w:type="dxa"/>
-            <w:tcBorders>
-              <w:top w:val="single" w:sz="6" w:space="0" w:color="CBD5E0"/>
-              <w:start w:val="single" w:sz="6" w:space="0" w:color="CBD5E0"/>
-              <w:bottom w:val="single" w:sz="6" w:space="0" w:color="CBD5E0"/>
-              <w:end w:val="single" w:sz="6" w:space="0" w:color="CBD5E0"/>
-            </w:tcBorders>
-            <w:shd w:fill="auto" w:val="clear"/>
-          </w:tcPr>
-          <w:p>
-            <w:pPr>
-              <w:pStyle w:val="normal2"/>
-              <w:shd w:val="clear" w:fill="auto"/>
-              <w:spacing w:lineRule="auto" w:line="300" w:before="120" w:after="120"/>
+            <w:tcW w:w="2045" w:type="dxa"/>
+            <w:tcBorders>
+              <w:top w:val="single" w:sz="6" w:space="0" w:color="CBD5E0"/>
+              <w:start w:val="single" w:sz="6" w:space="0" w:color="CBD5E0"/>
+              <w:bottom w:val="single" w:sz="6" w:space="0" w:color="CBD5E0"/>
+              <w:end w:val="single" w:sz="6" w:space="0" w:color="CBD5E0"/>
+            </w:tcBorders>
+            <w:shd w:fill="auto" w:val="clear"/>
+          </w:tcPr>
+          <w:p>
+            <w:pPr>
+              <w:pStyle w:val="IsiTabel"/>
               <w:rPr>
                 <w:rFonts w:ascii="Arial" w:hAnsi="Arial" w:eastAsia="Arial" w:cs="Arial"/>
                 <w:sz w:val="16"/>
@@ -7638,32 +7128,25 @@
               </w:rPr>
             </w:pPr>
             <w:r>
-              <w:rPr>
-                <w:rFonts w:eastAsia="Arial" w:cs="Arial"/>
-                <w:sz w:val="16"/>
-                <w:szCs w:val="16"/>
-              </w:rPr>
+              <w:rPr/>
               <w:t>Final Pitching Day (Demo Day), Gelar Karya MVP, &amp; Laporan Akhir Bisnis</w:t>
             </w:r>
           </w:p>
         </w:tc>
         <w:tc>
           <w:tcPr>
-            <w:tcW w:w="747" w:type="dxa"/>
-            <w:tcBorders>
-              <w:top w:val="single" w:sz="6" w:space="0" w:color="CBD5E0"/>
-              <w:start w:val="single" w:sz="6" w:space="0" w:color="CBD5E0"/>
-              <w:bottom w:val="single" w:sz="6" w:space="0" w:color="CBD5E0"/>
-              <w:end w:val="single" w:sz="6" w:space="0" w:color="CBD5E0"/>
-            </w:tcBorders>
-            <w:shd w:fill="auto" w:val="clear"/>
-          </w:tcPr>
-          <w:p>
-            <w:pPr>
-              <w:pStyle w:val="normal2"/>
-              <w:shd w:val="clear" w:fill="auto"/>
-              <w:spacing w:lineRule="auto" w:line="300" w:before="120" w:after="120"/>
-              <w:jc w:val="center"/>
+            <w:tcW w:w="854" w:type="dxa"/>
+            <w:tcBorders>
+              <w:top w:val="single" w:sz="6" w:space="0" w:color="CBD5E0"/>
+              <w:start w:val="single" w:sz="6" w:space="0" w:color="CBD5E0"/>
+              <w:bottom w:val="single" w:sz="6" w:space="0" w:color="CBD5E0"/>
+              <w:end w:val="single" w:sz="6" w:space="0" w:color="CBD5E0"/>
+            </w:tcBorders>
+            <w:shd w:fill="auto" w:val="clear"/>
+          </w:tcPr>
+          <w:p>
+            <w:pPr>
+              <w:pStyle w:val="IsiTabel"/>
               <w:rPr>
                 <w:rFonts w:ascii="Arial" w:hAnsi="Arial" w:eastAsia="Arial" w:cs="Arial"/>
                 <w:b/>
@@ -7673,34 +7156,25 @@
               </w:rPr>
             </w:pPr>
             <w:r>
-              <w:rPr>
-                <w:rFonts w:eastAsia="Arial" w:cs="Arial"/>
-                <w:b/>
-                <w:bCs/>
-                <w:sz w:val="16"/>
-                <w:szCs w:val="16"/>
-              </w:rPr>
+              <w:rPr/>
               <w:t>28 %</w:t>
             </w:r>
           </w:p>
         </w:tc>
         <w:tc>
           <w:tcPr>
-            <w:tcW w:w="1125" w:type="dxa"/>
-            <w:tcBorders>
-              <w:top w:val="single" w:sz="6" w:space="0" w:color="CBD5E0"/>
-              <w:start w:val="single" w:sz="6" w:space="0" w:color="CBD5E0"/>
-              <w:bottom w:val="single" w:sz="6" w:space="0" w:color="CBD5E0"/>
-              <w:end w:val="single" w:sz="6" w:space="0" w:color="CBD5E0"/>
-            </w:tcBorders>
-            <w:shd w:fill="auto" w:val="clear"/>
-          </w:tcPr>
-          <w:p>
-            <w:pPr>
-              <w:pStyle w:val="normal2"/>
-              <w:shd w:val="clear" w:fill="auto"/>
-              <w:spacing w:lineRule="auto" w:line="300"/>
-              <w:jc w:val="center"/>
+            <w:tcW w:w="1126" w:type="dxa"/>
+            <w:tcBorders>
+              <w:top w:val="single" w:sz="6" w:space="0" w:color="CBD5E0"/>
+              <w:start w:val="single" w:sz="6" w:space="0" w:color="CBD5E0"/>
+              <w:bottom w:val="single" w:sz="6" w:space="0" w:color="CBD5E0"/>
+              <w:end w:val="single" w:sz="6" w:space="0" w:color="CBD5E0"/>
+            </w:tcBorders>
+            <w:shd w:fill="auto" w:val="clear"/>
+          </w:tcPr>
+          <w:p>
+            <w:pPr>
+              <w:pStyle w:val="IsiTabel"/>
               <w:rPr>
                 <w:rFonts w:ascii="Arial" w:hAnsi="Arial" w:eastAsia="Arial" w:cs="Arial"/>
                 <w:sz w:val="14"/>
@@ -7708,20 +7182,13 @@
               </w:rPr>
             </w:pPr>
             <w:r>
-              <w:rPr>
-                <w:rFonts w:eastAsia="Arial" w:cs="Arial"/>
-                <w:sz w:val="14"/>
-                <w:szCs w:val="14"/>
-              </w:rPr>
+              <w:rPr/>
               <w:t>CPMK021 (5%)</w:t>
             </w:r>
           </w:p>
           <w:p>
             <w:pPr>
-              <w:pStyle w:val="normal2"/>
-              <w:shd w:val="clear" w:fill="auto"/>
-              <w:spacing w:lineRule="auto" w:line="300"/>
-              <w:jc w:val="center"/>
+              <w:pStyle w:val="IsiTabel"/>
               <w:rPr>
                 <w:rFonts w:ascii="Arial" w:hAnsi="Arial" w:eastAsia="Arial" w:cs="Arial"/>
                 <w:sz w:val="14"/>
@@ -7729,20 +7196,13 @@
               </w:rPr>
             </w:pPr>
             <w:r>
-              <w:rPr>
-                <w:rFonts w:eastAsia="Arial" w:cs="Arial"/>
-                <w:sz w:val="14"/>
-                <w:szCs w:val="14"/>
-              </w:rPr>
+              <w:rPr/>
               <w:t>CPMK022 (5%)</w:t>
             </w:r>
           </w:p>
           <w:p>
             <w:pPr>
-              <w:pStyle w:val="normal2"/>
-              <w:shd w:val="clear" w:fill="auto"/>
-              <w:spacing w:lineRule="auto" w:line="300"/>
-              <w:jc w:val="center"/>
+              <w:pStyle w:val="IsiTabel"/>
               <w:rPr>
                 <w:rFonts w:ascii="Arial" w:hAnsi="Arial" w:eastAsia="Arial" w:cs="Arial"/>
                 <w:sz w:val="14"/>
@@ -7750,20 +7210,13 @@
               </w:rPr>
             </w:pPr>
             <w:r>
-              <w:rPr>
-                <w:rFonts w:eastAsia="Arial" w:cs="Arial"/>
-                <w:sz w:val="14"/>
-                <w:szCs w:val="14"/>
-              </w:rPr>
+              <w:rPr/>
               <w:t>CPMK023 (2%)</w:t>
             </w:r>
           </w:p>
           <w:p>
             <w:pPr>
-              <w:pStyle w:val="normal2"/>
-              <w:shd w:val="clear" w:fill="auto"/>
-              <w:spacing w:lineRule="auto" w:line="300"/>
-              <w:jc w:val="center"/>
+              <w:pStyle w:val="IsiTabel"/>
               <w:rPr>
                 <w:rFonts w:ascii="Arial" w:hAnsi="Arial" w:eastAsia="Arial" w:cs="Arial"/>
                 <w:sz w:val="14"/>
@@ -7771,20 +7224,13 @@
               </w:rPr>
             </w:pPr>
             <w:r>
-              <w:rPr>
-                <w:rFonts w:eastAsia="Arial" w:cs="Arial"/>
-                <w:sz w:val="14"/>
-                <w:szCs w:val="14"/>
-              </w:rPr>
+              <w:rPr/>
               <w:t>CPMK093 (4%)</w:t>
             </w:r>
           </w:p>
           <w:p>
             <w:pPr>
-              <w:pStyle w:val="normal2"/>
-              <w:shd w:val="clear" w:fill="auto"/>
-              <w:spacing w:lineRule="auto" w:line="300"/>
-              <w:jc w:val="center"/>
+              <w:pStyle w:val="IsiTabel"/>
               <w:rPr>
                 <w:rFonts w:ascii="Arial" w:hAnsi="Arial" w:eastAsia="Arial" w:cs="Arial"/>
                 <w:sz w:val="14"/>
@@ -7792,20 +7238,13 @@
               </w:rPr>
             </w:pPr>
             <w:r>
-              <w:rPr>
-                <w:rFonts w:eastAsia="Arial" w:cs="Arial"/>
-                <w:sz w:val="14"/>
-                <w:szCs w:val="14"/>
-              </w:rPr>
+              <w:rPr/>
               <w:t>CPMK094 (4%)</w:t>
             </w:r>
           </w:p>
           <w:p>
             <w:pPr>
-              <w:pStyle w:val="normal2"/>
-              <w:shd w:val="clear" w:fill="auto"/>
-              <w:spacing w:lineRule="auto" w:line="300"/>
-              <w:jc w:val="center"/>
+              <w:pStyle w:val="IsiTabel"/>
               <w:rPr>
                 <w:rFonts w:ascii="Arial" w:hAnsi="Arial" w:eastAsia="Arial" w:cs="Arial"/>
                 <w:sz w:val="14"/>
@@ -7813,20 +7252,13 @@
               </w:rPr>
             </w:pPr>
             <w:r>
-              <w:rPr>
-                <w:rFonts w:eastAsia="Arial" w:cs="Arial"/>
-                <w:sz w:val="14"/>
-                <w:szCs w:val="14"/>
-              </w:rPr>
+              <w:rPr/>
               <w:t>CPMK095 (4%)</w:t>
             </w:r>
           </w:p>
           <w:p>
             <w:pPr>
-              <w:pStyle w:val="normal2"/>
-              <w:shd w:val="clear" w:fill="auto"/>
-              <w:spacing w:lineRule="auto" w:line="300" w:before="120" w:after="120"/>
-              <w:jc w:val="center"/>
+              <w:pStyle w:val="IsiTabel"/>
               <w:rPr>
                 <w:rFonts w:ascii="Arial" w:hAnsi="Arial" w:eastAsia="Arial" w:cs="Arial"/>
                 <w:sz w:val="14"/>
@@ -7834,11 +7266,7 @@
               </w:rPr>
             </w:pPr>
             <w:r>
-              <w:rPr>
-                <w:rFonts w:eastAsia="Arial" w:cs="Arial"/>
-                <w:sz w:val="14"/>
-                <w:szCs w:val="14"/>
-              </w:rPr>
+              <w:rPr/>
               <w:t>CPMK096 (4%)</w:t>
             </w:r>
           </w:p>
@@ -7848,7 +7276,7 @@
         <w:trPr/>
         <w:tc>
           <w:tcPr>
-            <w:tcW w:w="7488" w:type="dxa"/>
+            <w:tcW w:w="7380" w:type="dxa"/>
             <w:gridSpan w:val="4"/>
             <w:tcBorders>
               <w:top w:val="single" w:sz="6" w:space="0" w:color="CBD5E0"/>
@@ -7860,10 +7288,7 @@
           </w:tcPr>
           <w:p>
             <w:pPr>
-              <w:pStyle w:val="normal2"/>
-              <w:shd w:val="clear" w:fill="auto"/>
-              <w:spacing w:lineRule="auto" w:line="300" w:before="120" w:after="120"/>
-              <w:jc w:val="center"/>
+              <w:pStyle w:val="IsiTabel"/>
               <w:rPr>
                 <w:rFonts w:ascii="Arial" w:hAnsi="Arial" w:eastAsia="Arial" w:cs="Arial"/>
                 <w:b/>
@@ -7874,21 +7299,14 @@
               </w:rPr>
             </w:pPr>
             <w:r>
-              <w:rPr>
-                <w:rFonts w:eastAsia="Arial" w:cs="Arial"/>
-                <w:b/>
-                <w:bCs/>
-                <w:sz w:val="16"/>
-                <w:szCs w:val="16"/>
-                <w:shd w:fill="auto" w:val="clear"/>
-              </w:rPr>
+              <w:rPr/>
               <w:t>TOTAL BOBOT KESELURUHAN</w:t>
             </w:r>
           </w:p>
         </w:tc>
         <w:tc>
           <w:tcPr>
-            <w:tcW w:w="747" w:type="dxa"/>
+            <w:tcW w:w="854" w:type="dxa"/>
             <w:tcBorders>
               <w:top w:val="single" w:sz="6" w:space="0" w:color="CBD5E0"/>
               <w:start w:val="single" w:sz="6" w:space="0" w:color="CBD5E0"/>
@@ -7899,10 +7317,7 @@
           </w:tcPr>
           <w:p>
             <w:pPr>
-              <w:pStyle w:val="normal2"/>
-              <w:shd w:val="clear" w:fill="auto"/>
-              <w:spacing w:lineRule="auto" w:line="300" w:before="120" w:after="120"/>
-              <w:jc w:val="center"/>
+              <w:pStyle w:val="IsiTabel"/>
               <w:rPr>
                 <w:rFonts w:ascii="Arial" w:hAnsi="Arial" w:eastAsia="Arial" w:cs="Arial"/>
                 <w:b/>
@@ -7913,21 +7328,14 @@
               </w:rPr>
             </w:pPr>
             <w:r>
-              <w:rPr>
-                <w:rFonts w:eastAsia="Arial" w:cs="Arial"/>
-                <w:b/>
-                <w:bCs/>
-                <w:sz w:val="16"/>
-                <w:szCs w:val="16"/>
-                <w:shd w:fill="auto" w:val="clear"/>
-              </w:rPr>
+              <w:rPr/>
               <w:t>100 %</w:t>
             </w:r>
           </w:p>
         </w:tc>
         <w:tc>
           <w:tcPr>
-            <w:tcW w:w="1125" w:type="dxa"/>
+            <w:tcW w:w="1126" w:type="dxa"/>
             <w:tcBorders>
               <w:top w:val="single" w:sz="6" w:space="0" w:color="CBD5E0"/>
               <w:start w:val="single" w:sz="6" w:space="0" w:color="CBD5E0"/>
@@ -7938,29 +7346,11 @@
           </w:tcPr>
           <w:p>
             <w:pPr>
-              <w:pStyle w:val="normal2"/>
-              <w:shd w:val="clear" w:fill="auto"/>
-              <w:spacing w:lineRule="auto" w:line="300" w:before="120" w:after="120"/>
-              <w:jc w:val="center"/>
-              <w:rPr>
-                <w:rFonts w:ascii="Arial" w:hAnsi="Arial" w:eastAsia="Arial" w:cs="Arial"/>
-                <w:b/>
-                <w:bCs/>
-                <w:sz w:val="16"/>
-                <w:szCs w:val="16"/>
-                <w:shd w:fill="auto" w:val="clear"/>
-              </w:rPr>
-            </w:pPr>
-            <w:r>
-              <w:rPr>
-                <w:rFonts w:eastAsia="Arial" w:cs="Arial"/>
-                <w:b/>
-                <w:bCs/>
-                <w:sz w:val="16"/>
-                <w:szCs w:val="16"/>
-                <w:shd w:fill="auto" w:val="clear"/>
-              </w:rPr>
-              <w:t>7 CPMK Terpenuhi</w:t>
+              <w:pStyle w:val="IsiTabel"/>
+              <w:rPr/>
+            </w:pPr>
+            <w:r>
+              <w:rPr/>
             </w:r>
           </w:p>
         </w:tc>
@@ -7968,9 +7358,21 @@
     </w:tbl>
     <w:p>
       <w:pPr>
-        <w:pStyle w:val="Heading3"/>
-        <w:shd w:val="clear" w:fill="auto"/>
-        <w:spacing w:lineRule="auto" w:line="240" w:before="375" w:after="120"/>
+        <w:pStyle w:val="IsiTabel"/>
+        <w:numPr>
+          <w:ilvl w:val="0"/>
+          <w:numId w:val="0"/>
+        </w:numPr>
+        <w:ind w:hanging="0" w:start="272"/>
+        <w:rPr/>
+      </w:pPr>
+      <w:r>
+        <w:rPr/>
+      </w:r>
+    </w:p>
+    <w:p>
+      <w:pPr>
+        <w:pStyle w:val="IsiTabel"/>
         <w:rPr>
           <w:rFonts w:ascii="Arial" w:hAnsi="Arial" w:eastAsia="Arial" w:cs="Arial"/>
           <w:color w:val="1A365D"/>
@@ -7979,19 +7381,14 @@
         </w:rPr>
       </w:pPr>
       <w:r>
-        <w:rPr>
-          <w:rFonts w:eastAsia="Arial" w:cs="Arial" w:ascii="Arial" w:hAnsi="Arial"/>
-          <w:color w:val="1A365D"/>
-          <w:sz w:val="18"/>
-          <w:szCs w:val="18"/>
-        </w:rPr>
+        <w:rPr/>
         <w:t>VII. PERINGKAT NILAI (GRADING SCALE)</w:t>
       </w:r>
     </w:p>
     <w:tbl>
       <w:tblPr>
         <w:tblStyle w:val="Table7"/>
-        <w:tblW w:w="6552" w:type="dxa"/>
+        <w:tblW w:w="9360" w:type="dxa"/>
         <w:jc w:val="start"/>
         <w:tblInd w:w="0" w:type="dxa"/>
         <w:tblLayout w:type="fixed"/>
@@ -8004,18 +7401,16 @@
         <w:tblLook w:val="0600"/>
       </w:tblPr>
       <w:tblGrid>
-        <w:gridCol w:w="1966"/>
-        <w:gridCol w:w="1310"/>
-        <w:gridCol w:w="1309"/>
-        <w:gridCol w:w="1967"/>
+        <w:gridCol w:w="3735"/>
+        <w:gridCol w:w="1485"/>
+        <w:gridCol w:w="1350"/>
+        <w:gridCol w:w="2790"/>
       </w:tblGrid>
       <w:tr>
-        <w:trPr>
-          <w:tblHeader w:val="true"/>
-        </w:trPr>
-        <w:tc>
-          <w:tcPr>
-            <w:tcW w:w="1966" w:type="dxa"/>
+        <w:trPr/>
+        <w:tc>
+          <w:tcPr>
+            <w:tcW w:w="3735" w:type="dxa"/>
             <w:tcBorders>
               <w:top w:val="single" w:sz="6" w:space="0" w:color="CBD5E0"/>
               <w:start w:val="single" w:sz="6" w:space="0" w:color="CBD5E0"/>
@@ -8026,10 +7421,7 @@
           </w:tcPr>
           <w:p>
             <w:pPr>
-              <w:pStyle w:val="normal2"/>
-              <w:shd w:val="clear" w:fill="auto"/>
-              <w:spacing w:lineRule="auto" w:line="300" w:before="120" w:after="120"/>
-              <w:jc w:val="center"/>
+              <w:pStyle w:val="IsiTabel"/>
               <w:rPr>
                 <w:rFonts w:ascii="Arial" w:hAnsi="Arial" w:eastAsia="Arial" w:cs="Arial"/>
                 <w:color w:val="1A365D"/>
@@ -8039,20 +7431,14 @@
               </w:rPr>
             </w:pPr>
             <w:r>
-              <w:rPr>
-                <w:rFonts w:eastAsia="Arial" w:cs="Arial"/>
-                <w:color w:val="1A365D"/>
-                <w:sz w:val="16"/>
-                <w:szCs w:val="16"/>
-                <w:shd w:fill="auto" w:val="clear"/>
-              </w:rPr>
+              <w:rPr/>
               <w:t>Rentang Skor Akhir</w:t>
             </w:r>
           </w:p>
         </w:tc>
         <w:tc>
           <w:tcPr>
-            <w:tcW w:w="1310" w:type="dxa"/>
+            <w:tcW w:w="1485" w:type="dxa"/>
             <w:tcBorders>
               <w:top w:val="single" w:sz="6" w:space="0" w:color="CBD5E0"/>
               <w:start w:val="single" w:sz="6" w:space="0" w:color="CBD5E0"/>
@@ -8063,10 +7449,7 @@
           </w:tcPr>
           <w:p>
             <w:pPr>
-              <w:pStyle w:val="normal2"/>
-              <w:shd w:val="clear" w:fill="auto"/>
-              <w:spacing w:lineRule="auto" w:line="300" w:before="120" w:after="120"/>
-              <w:jc w:val="center"/>
+              <w:pStyle w:val="IsiTabel"/>
               <w:rPr>
                 <w:rFonts w:ascii="Arial" w:hAnsi="Arial" w:eastAsia="Arial" w:cs="Arial"/>
                 <w:color w:val="1A365D"/>
@@ -8076,20 +7459,14 @@
               </w:rPr>
             </w:pPr>
             <w:r>
-              <w:rPr>
-                <w:rFonts w:eastAsia="Arial" w:cs="Arial"/>
-                <w:color w:val="1A365D"/>
-                <w:sz w:val="16"/>
-                <w:szCs w:val="16"/>
-                <w:shd w:fill="auto" w:val="clear"/>
-              </w:rPr>
+              <w:rPr/>
               <w:t>Nilai Huruf</w:t>
             </w:r>
           </w:p>
         </w:tc>
         <w:tc>
           <w:tcPr>
-            <w:tcW w:w="1309" w:type="dxa"/>
+            <w:tcW w:w="1350" w:type="dxa"/>
             <w:tcBorders>
               <w:top w:val="single" w:sz="6" w:space="0" w:color="CBD5E0"/>
               <w:start w:val="single" w:sz="6" w:space="0" w:color="CBD5E0"/>
@@ -8100,10 +7477,7 @@
           </w:tcPr>
           <w:p>
             <w:pPr>
-              <w:pStyle w:val="normal2"/>
-              <w:shd w:val="clear" w:fill="auto"/>
-              <w:spacing w:lineRule="auto" w:line="300" w:before="120" w:after="120"/>
-              <w:jc w:val="center"/>
+              <w:pStyle w:val="IsiTabel"/>
               <w:rPr>
                 <w:rFonts w:ascii="Arial" w:hAnsi="Arial" w:eastAsia="Arial" w:cs="Arial"/>
                 <w:color w:val="1A365D"/>
@@ -8113,20 +7487,14 @@
               </w:rPr>
             </w:pPr>
             <w:r>
-              <w:rPr>
-                <w:rFonts w:eastAsia="Arial" w:cs="Arial"/>
-                <w:color w:val="1A365D"/>
-                <w:sz w:val="16"/>
-                <w:szCs w:val="16"/>
-                <w:shd w:fill="auto" w:val="clear"/>
-              </w:rPr>
+              <w:rPr/>
               <w:t>Bobot Mutu</w:t>
             </w:r>
           </w:p>
         </w:tc>
         <w:tc>
           <w:tcPr>
-            <w:tcW w:w="1967" w:type="dxa"/>
+            <w:tcW w:w="2790" w:type="dxa"/>
             <w:tcBorders>
               <w:top w:val="single" w:sz="6" w:space="0" w:color="CBD5E0"/>
               <w:start w:val="single" w:sz="6" w:space="0" w:color="CBD5E0"/>
@@ -8137,10 +7505,7 @@
           </w:tcPr>
           <w:p>
             <w:pPr>
-              <w:pStyle w:val="normal2"/>
-              <w:shd w:val="clear" w:fill="auto"/>
-              <w:spacing w:lineRule="auto" w:line="300" w:before="120" w:after="120"/>
-              <w:jc w:val="center"/>
+              <w:pStyle w:val="IsiTabel"/>
               <w:rPr>
                 <w:rFonts w:ascii="Arial" w:hAnsi="Arial" w:eastAsia="Arial" w:cs="Arial"/>
                 <w:color w:val="1A365D"/>
@@ -8150,26 +7515,13 @@
               </w:rPr>
             </w:pPr>
             <w:r>
-              <w:rPr>
-                <w:rFonts w:eastAsia="Arial" w:cs="Arial"/>
-                <w:color w:val="1A365D"/>
-                <w:sz w:val="16"/>
-                <w:szCs w:val="16"/>
-                <w:shd w:fill="auto" w:val="clear"/>
-              </w:rPr>
+              <w:rPr/>
               <w:t>Status Kelulusan</w:t>
             </w:r>
           </w:p>
           <w:p>
             <w:pPr>
-              <w:pStyle w:val="normal2"/>
-              <w:keepNext w:val="false"/>
-              <w:keepLines w:val="false"/>
-              <w:widowControl w:val="false"/>
-              <w:shd w:val="clear" w:fill="auto"/>
-              <w:spacing w:lineRule="auto" w:line="240" w:before="0" w:after="0"/>
-              <w:ind w:hanging="0" w:start="0" w:end="0"/>
-              <w:jc w:val="start"/>
+              <w:pStyle w:val="IsiTabel"/>
               <w:rPr>
                 <w:rFonts w:ascii="Arial" w:hAnsi="Arial" w:eastAsia="Arial" w:cs="Arial"/>
                 <w:sz w:val="16"/>
@@ -8177,11 +7529,7 @@
               </w:rPr>
             </w:pPr>
             <w:r>
-              <w:rPr>
-                <w:rFonts w:eastAsia="Arial" w:cs="Arial"/>
-                <w:sz w:val="16"/>
-                <w:szCs w:val="16"/>
-              </w:rPr>
+              <w:rPr/>
               <w:t xml:space="preserve"> </w:t>
             </w:r>
           </w:p>
@@ -8191,7 +7539,7 @@
         <w:trPr/>
         <w:tc>
           <w:tcPr>
-            <w:tcW w:w="1966" w:type="dxa"/>
+            <w:tcW w:w="3735" w:type="dxa"/>
             <w:tcBorders>
               <w:top w:val="single" w:sz="6" w:space="0" w:color="CBD5E0"/>
               <w:start w:val="single" w:sz="6" w:space="0" w:color="CBD5E0"/>
@@ -8208,10 +7556,7 @@
           </w:tcPr>
           <w:p>
             <w:pPr>
-              <w:pStyle w:val="normal2"/>
-              <w:shd w:val="clear" w:fill="auto"/>
-              <w:spacing w:lineRule="auto" w:line="300" w:before="90" w:after="90"/>
-              <w:jc w:val="center"/>
+              <w:pStyle w:val="IsiTabel"/>
               <w:rPr>
                 <w:rFonts w:ascii="Arial" w:hAnsi="Arial" w:eastAsia="Arial" w:cs="Arial"/>
                 <w:sz w:val="16"/>
@@ -8219,18 +7564,14 @@
               </w:rPr>
             </w:pPr>
             <w:r>
-              <w:rPr>
-                <w:rFonts w:eastAsia="Arial" w:cs="Arial"/>
-                <w:sz w:val="16"/>
-                <w:szCs w:val="16"/>
-              </w:rPr>
+              <w:rPr/>
               <w:t>85.00 – 100.00</w:t>
             </w:r>
           </w:p>
         </w:tc>
         <w:tc>
           <w:tcPr>
-            <w:tcW w:w="1310" w:type="dxa"/>
+            <w:tcW w:w="1485" w:type="dxa"/>
             <w:tcBorders>
               <w:top w:val="single" w:sz="6" w:space="0" w:color="CBD5E0"/>
               <w:start w:val="single" w:sz="6" w:space="0" w:color="CBD5E0"/>
@@ -8247,10 +7588,7 @@
           </w:tcPr>
           <w:p>
             <w:pPr>
-              <w:pStyle w:val="normal2"/>
-              <w:shd w:val="clear" w:fill="auto"/>
-              <w:spacing w:lineRule="auto" w:line="300" w:before="90" w:after="90"/>
-              <w:jc w:val="center"/>
+              <w:pStyle w:val="IsiTabel"/>
               <w:rPr>
                 <w:rFonts w:ascii="Arial" w:hAnsi="Arial" w:eastAsia="Arial" w:cs="Arial"/>
                 <w:b/>
@@ -8260,20 +7598,14 @@
               </w:rPr>
             </w:pPr>
             <w:r>
-              <w:rPr>
-                <w:rFonts w:eastAsia="Arial" w:cs="Arial"/>
-                <w:b/>
-                <w:bCs/>
-                <w:sz w:val="16"/>
-                <w:szCs w:val="16"/>
-              </w:rPr>
+              <w:rPr/>
               <w:t>A</w:t>
             </w:r>
           </w:p>
         </w:tc>
         <w:tc>
           <w:tcPr>
-            <w:tcW w:w="1309" w:type="dxa"/>
+            <w:tcW w:w="1350" w:type="dxa"/>
             <w:tcBorders>
               <w:top w:val="single" w:sz="6" w:space="0" w:color="CBD5E0"/>
               <w:start w:val="single" w:sz="6" w:space="0" w:color="CBD5E0"/>
@@ -8290,10 +7622,7 @@
           </w:tcPr>
           <w:p>
             <w:pPr>
-              <w:pStyle w:val="normal2"/>
-              <w:shd w:val="clear" w:fill="auto"/>
-              <w:spacing w:lineRule="auto" w:line="300" w:before="90" w:after="90"/>
-              <w:jc w:val="center"/>
+              <w:pStyle w:val="IsiTabel"/>
               <w:rPr>
                 <w:rFonts w:ascii="Arial" w:hAnsi="Arial" w:eastAsia="Arial" w:cs="Arial"/>
                 <w:sz w:val="16"/>
@@ -8301,18 +7630,14 @@
               </w:rPr>
             </w:pPr>
             <w:r>
-              <w:rPr>
-                <w:rFonts w:eastAsia="Arial" w:cs="Arial"/>
-                <w:sz w:val="16"/>
-                <w:szCs w:val="16"/>
-              </w:rPr>
+              <w:rPr/>
               <w:t>4.00</w:t>
             </w:r>
           </w:p>
         </w:tc>
         <w:tc>
           <w:tcPr>
-            <w:tcW w:w="1967" w:type="dxa"/>
+            <w:tcW w:w="2790" w:type="dxa"/>
             <w:tcBorders>
               <w:top w:val="single" w:sz="6" w:space="0" w:color="CBD5E0"/>
               <w:start w:val="single" w:sz="6" w:space="0" w:color="CBD5E0"/>
@@ -8329,10 +7654,7 @@
           </w:tcPr>
           <w:p>
             <w:pPr>
-              <w:pStyle w:val="normal2"/>
-              <w:shd w:val="clear" w:fill="auto"/>
-              <w:spacing w:lineRule="auto" w:line="300" w:before="90" w:after="90"/>
-              <w:jc w:val="center"/>
+              <w:pStyle w:val="IsiTabel"/>
               <w:rPr>
                 <w:rFonts w:ascii="Arial" w:hAnsi="Arial" w:eastAsia="Arial" w:cs="Arial"/>
                 <w:b/>
@@ -8343,14 +7665,7 @@
               </w:rPr>
             </w:pPr>
             <w:r>
-              <w:rPr>
-                <w:rFonts w:eastAsia="Arial" w:cs="Arial"/>
-                <w:b/>
-                <w:bCs/>
-                <w:color w:val="22543D"/>
-                <w:sz w:val="16"/>
-                <w:szCs w:val="16"/>
-              </w:rPr>
+              <w:rPr/>
               <w:t>Lulus (Istimewa)</w:t>
             </w:r>
           </w:p>
@@ -8360,7 +7675,7 @@
         <w:trPr/>
         <w:tc>
           <w:tcPr>
-            <w:tcW w:w="1966" w:type="dxa"/>
+            <w:tcW w:w="3735" w:type="dxa"/>
             <w:tcBorders>
               <w:top w:val="single" w:sz="6" w:space="0" w:color="CBD5E0"/>
               <w:start w:val="single" w:sz="6" w:space="0" w:color="CBD5E0"/>
@@ -8377,10 +7692,7 @@
           </w:tcPr>
           <w:p>
             <w:pPr>
-              <w:pStyle w:val="normal2"/>
-              <w:shd w:val="clear" w:fill="auto"/>
-              <w:spacing w:lineRule="auto" w:line="300" w:before="90" w:after="90"/>
-              <w:jc w:val="center"/>
+              <w:pStyle w:val="IsiTabel"/>
               <w:rPr>
                 <w:rFonts w:ascii="Arial" w:hAnsi="Arial" w:eastAsia="Arial" w:cs="Arial"/>
                 <w:sz w:val="16"/>
@@ -8389,19 +7701,14 @@
               </w:rPr>
             </w:pPr>
             <w:r>
-              <w:rPr>
-                <w:rFonts w:eastAsia="Arial" w:cs="Arial"/>
-                <w:sz w:val="16"/>
-                <w:szCs w:val="16"/>
-                <w:shd w:fill="auto" w:val="clear"/>
-              </w:rPr>
+              <w:rPr/>
               <w:t>80.00 – 84.99</w:t>
             </w:r>
           </w:p>
         </w:tc>
         <w:tc>
           <w:tcPr>
-            <w:tcW w:w="1310" w:type="dxa"/>
+            <w:tcW w:w="1485" w:type="dxa"/>
             <w:tcBorders>
               <w:top w:val="single" w:sz="6" w:space="0" w:color="CBD5E0"/>
               <w:start w:val="single" w:sz="6" w:space="0" w:color="CBD5E0"/>
@@ -8418,10 +7725,7 @@
           </w:tcPr>
           <w:p>
             <w:pPr>
-              <w:pStyle w:val="normal2"/>
-              <w:shd w:val="clear" w:fill="auto"/>
-              <w:spacing w:lineRule="auto" w:line="300" w:before="90" w:after="90"/>
-              <w:jc w:val="center"/>
+              <w:pStyle w:val="IsiTabel"/>
               <w:rPr>
                 <w:rFonts w:ascii="Arial" w:hAnsi="Arial" w:eastAsia="Arial" w:cs="Arial"/>
                 <w:b/>
@@ -8432,21 +7736,14 @@
               </w:rPr>
             </w:pPr>
             <w:r>
-              <w:rPr>
-                <w:rFonts w:eastAsia="Arial" w:cs="Arial"/>
-                <w:b/>
-                <w:bCs/>
-                <w:sz w:val="16"/>
-                <w:szCs w:val="16"/>
-                <w:shd w:fill="auto" w:val="clear"/>
-              </w:rPr>
+              <w:rPr/>
               <w:t>A-</w:t>
             </w:r>
           </w:p>
         </w:tc>
         <w:tc>
           <w:tcPr>
-            <w:tcW w:w="1309" w:type="dxa"/>
+            <w:tcW w:w="1350" w:type="dxa"/>
             <w:tcBorders>
               <w:top w:val="single" w:sz="6" w:space="0" w:color="CBD5E0"/>
               <w:start w:val="single" w:sz="6" w:space="0" w:color="CBD5E0"/>
@@ -8463,10 +7760,7 @@
           </w:tcPr>
           <w:p>
             <w:pPr>
-              <w:pStyle w:val="normal2"/>
-              <w:shd w:val="clear" w:fill="auto"/>
-              <w:spacing w:lineRule="auto" w:line="300" w:before="90" w:after="90"/>
-              <w:jc w:val="center"/>
+              <w:pStyle w:val="IsiTabel"/>
               <w:rPr>
                 <w:rFonts w:ascii="Arial" w:hAnsi="Arial" w:eastAsia="Arial" w:cs="Arial"/>
                 <w:sz w:val="16"/>
@@ -8475,19 +7769,14 @@
               </w:rPr>
             </w:pPr>
             <w:r>
-              <w:rPr>
-                <w:rFonts w:eastAsia="Arial" w:cs="Arial"/>
-                <w:sz w:val="16"/>
-                <w:szCs w:val="16"/>
-                <w:shd w:fill="auto" w:val="clear"/>
-              </w:rPr>
+              <w:rPr/>
               <w:t>3.75</w:t>
             </w:r>
           </w:p>
         </w:tc>
         <w:tc>
           <w:tcPr>
-            <w:tcW w:w="1967" w:type="dxa"/>
+            <w:tcW w:w="2790" w:type="dxa"/>
             <w:tcBorders>
               <w:top w:val="single" w:sz="6" w:space="0" w:color="CBD5E0"/>
               <w:start w:val="single" w:sz="6" w:space="0" w:color="CBD5E0"/>
@@ -8504,10 +7793,7 @@
           </w:tcPr>
           <w:p>
             <w:pPr>
-              <w:pStyle w:val="normal2"/>
-              <w:shd w:val="clear" w:fill="auto"/>
-              <w:spacing w:lineRule="auto" w:line="300" w:before="90" w:after="90"/>
-              <w:jc w:val="center"/>
+              <w:pStyle w:val="IsiTabel"/>
               <w:rPr>
                 <w:rFonts w:ascii="Arial" w:hAnsi="Arial" w:eastAsia="Arial" w:cs="Arial"/>
                 <w:b/>
@@ -8519,15 +7805,7 @@
               </w:rPr>
             </w:pPr>
             <w:r>
-              <w:rPr>
-                <w:rFonts w:eastAsia="Arial" w:cs="Arial"/>
-                <w:b/>
-                <w:bCs/>
-                <w:color w:val="22543D"/>
-                <w:sz w:val="16"/>
-                <w:szCs w:val="16"/>
-                <w:shd w:fill="auto" w:val="clear"/>
-              </w:rPr>
+              <w:rPr/>
               <w:t>Lulus (Sangat Baik)</w:t>
             </w:r>
           </w:p>
@@ -8537,7 +7815,7 @@
         <w:trPr/>
         <w:tc>
           <w:tcPr>
-            <w:tcW w:w="1966" w:type="dxa"/>
+            <w:tcW w:w="3735" w:type="dxa"/>
             <w:tcBorders>
               <w:top w:val="single" w:sz="6" w:space="0" w:color="CBD5E0"/>
               <w:start w:val="single" w:sz="6" w:space="0" w:color="CBD5E0"/>
@@ -8554,10 +7832,7 @@
           </w:tcPr>
           <w:p>
             <w:pPr>
-              <w:pStyle w:val="normal2"/>
-              <w:shd w:val="clear" w:fill="auto"/>
-              <w:spacing w:lineRule="auto" w:line="300" w:before="90" w:after="90"/>
-              <w:jc w:val="center"/>
+              <w:pStyle w:val="IsiTabel"/>
               <w:rPr>
                 <w:rFonts w:ascii="Arial" w:hAnsi="Arial" w:eastAsia="Arial" w:cs="Arial"/>
                 <w:sz w:val="16"/>
@@ -8565,18 +7840,14 @@
               </w:rPr>
             </w:pPr>
             <w:r>
-              <w:rPr>
-                <w:rFonts w:eastAsia="Arial" w:cs="Arial"/>
-                <w:sz w:val="16"/>
-                <w:szCs w:val="16"/>
-              </w:rPr>
+              <w:rPr/>
               <w:t>75.00 – 79.99</w:t>
             </w:r>
           </w:p>
         </w:tc>
         <w:tc>
           <w:tcPr>
-            <w:tcW w:w="1310" w:type="dxa"/>
+            <w:tcW w:w="1485" w:type="dxa"/>
             <w:tcBorders>
               <w:top w:val="single" w:sz="6" w:space="0" w:color="CBD5E0"/>
               <w:start w:val="single" w:sz="6" w:space="0" w:color="CBD5E0"/>
@@ -8593,10 +7864,7 @@
           </w:tcPr>
           <w:p>
             <w:pPr>
-              <w:pStyle w:val="normal2"/>
-              <w:shd w:val="clear" w:fill="auto"/>
-              <w:spacing w:lineRule="auto" w:line="300" w:before="90" w:after="90"/>
-              <w:jc w:val="center"/>
+              <w:pStyle w:val="IsiTabel"/>
               <w:rPr>
                 <w:rFonts w:ascii="Arial" w:hAnsi="Arial" w:eastAsia="Arial" w:cs="Arial"/>
                 <w:b/>
@@ -8606,20 +7874,14 @@
               </w:rPr>
             </w:pPr>
             <w:r>
-              <w:rPr>
-                <w:rFonts w:eastAsia="Arial" w:cs="Arial"/>
-                <w:b/>
-                <w:bCs/>
-                <w:sz w:val="16"/>
-                <w:szCs w:val="16"/>
-              </w:rPr>
+              <w:rPr/>
               <w:t>B+</w:t>
             </w:r>
           </w:p>
         </w:tc>
         <w:tc>
           <w:tcPr>
-            <w:tcW w:w="1309" w:type="dxa"/>
+            <w:tcW w:w="1350" w:type="dxa"/>
             <w:tcBorders>
               <w:top w:val="single" w:sz="6" w:space="0" w:color="CBD5E0"/>
               <w:start w:val="single" w:sz="6" w:space="0" w:color="CBD5E0"/>
@@ -8636,10 +7898,7 @@
           </w:tcPr>
           <w:p>
             <w:pPr>
-              <w:pStyle w:val="normal2"/>
-              <w:shd w:val="clear" w:fill="auto"/>
-              <w:spacing w:lineRule="auto" w:line="300" w:before="90" w:after="90"/>
-              <w:jc w:val="center"/>
+              <w:pStyle w:val="IsiTabel"/>
               <w:rPr>
                 <w:rFonts w:ascii="Arial" w:hAnsi="Arial" w:eastAsia="Arial" w:cs="Arial"/>
                 <w:sz w:val="16"/>
@@ -8647,18 +7906,14 @@
               </w:rPr>
             </w:pPr>
             <w:r>
-              <w:rPr>
-                <w:rFonts w:eastAsia="Arial" w:cs="Arial"/>
-                <w:sz w:val="16"/>
-                <w:szCs w:val="16"/>
-              </w:rPr>
+              <w:rPr/>
               <w:t>3.25</w:t>
             </w:r>
           </w:p>
         </w:tc>
         <w:tc>
           <w:tcPr>
-            <w:tcW w:w="1967" w:type="dxa"/>
+            <w:tcW w:w="2790" w:type="dxa"/>
             <w:tcBorders>
               <w:top w:val="single" w:sz="6" w:space="0" w:color="CBD5E0"/>
               <w:start w:val="single" w:sz="6" w:space="0" w:color="CBD5E0"/>
@@ -8675,10 +7930,7 @@
           </w:tcPr>
           <w:p>
             <w:pPr>
-              <w:pStyle w:val="normal2"/>
-              <w:shd w:val="clear" w:fill="auto"/>
-              <w:spacing w:lineRule="auto" w:line="300" w:before="90" w:after="90"/>
-              <w:jc w:val="center"/>
+              <w:pStyle w:val="IsiTabel"/>
               <w:rPr>
                 <w:rFonts w:ascii="Arial" w:hAnsi="Arial" w:eastAsia="Arial" w:cs="Arial"/>
                 <w:b/>
@@ -8689,14 +7941,7 @@
               </w:rPr>
             </w:pPr>
             <w:r>
-              <w:rPr>
-                <w:rFonts w:eastAsia="Arial" w:cs="Arial"/>
-                <w:b/>
-                <w:bCs/>
-                <w:color w:val="2B6CB0"/>
-                <w:sz w:val="16"/>
-                <w:szCs w:val="16"/>
-              </w:rPr>
+              <w:rPr/>
               <w:t>Lulus (Baik Sekali)</w:t>
             </w:r>
           </w:p>
@@ -8706,7 +7951,7 @@
         <w:trPr/>
         <w:tc>
           <w:tcPr>
-            <w:tcW w:w="1966" w:type="dxa"/>
+            <w:tcW w:w="3735" w:type="dxa"/>
             <w:tcBorders>
               <w:top w:val="single" w:sz="6" w:space="0" w:color="CBD5E0"/>
               <w:start w:val="single" w:sz="6" w:space="0" w:color="CBD5E0"/>
@@ -8723,10 +7968,7 @@
           </w:tcPr>
           <w:p>
             <w:pPr>
-              <w:pStyle w:val="normal2"/>
-              <w:shd w:val="clear" w:fill="auto"/>
-              <w:spacing w:lineRule="auto" w:line="300" w:before="90" w:after="90"/>
-              <w:jc w:val="center"/>
+              <w:pStyle w:val="IsiTabel"/>
               <w:rPr>
                 <w:rFonts w:ascii="Arial" w:hAnsi="Arial" w:eastAsia="Arial" w:cs="Arial"/>
                 <w:sz w:val="16"/>
@@ -8735,19 +7977,14 @@
               </w:rPr>
             </w:pPr>
             <w:r>
-              <w:rPr>
-                <w:rFonts w:eastAsia="Arial" w:cs="Arial"/>
-                <w:sz w:val="16"/>
-                <w:szCs w:val="16"/>
-                <w:shd w:fill="auto" w:val="clear"/>
-              </w:rPr>
+              <w:rPr/>
               <w:t>70.00 – 74.99</w:t>
             </w:r>
           </w:p>
         </w:tc>
         <w:tc>
           <w:tcPr>
-            <w:tcW w:w="1310" w:type="dxa"/>
+            <w:tcW w:w="1485" w:type="dxa"/>
             <w:tcBorders>
               <w:top w:val="single" w:sz="6" w:space="0" w:color="CBD5E0"/>
               <w:start w:val="single" w:sz="6" w:space="0" w:color="CBD5E0"/>
@@ -8764,10 +8001,7 @@
           </w:tcPr>
           <w:p>
             <w:pPr>
-              <w:pStyle w:val="normal2"/>
-              <w:shd w:val="clear" w:fill="auto"/>
-              <w:spacing w:lineRule="auto" w:line="300" w:before="90" w:after="90"/>
-              <w:jc w:val="center"/>
+              <w:pStyle w:val="IsiTabel"/>
               <w:rPr>
                 <w:rFonts w:ascii="Arial" w:hAnsi="Arial" w:eastAsia="Arial" w:cs="Arial"/>
                 <w:b/>
@@ -8778,21 +8012,14 @@
               </w:rPr>
             </w:pPr>
             <w:r>
-              <w:rPr>
-                <w:rFonts w:eastAsia="Arial" w:cs="Arial"/>
-                <w:b/>
-                <w:bCs/>
-                <w:sz w:val="16"/>
-                <w:szCs w:val="16"/>
-                <w:shd w:fill="auto" w:val="clear"/>
-              </w:rPr>
+              <w:rPr/>
               <w:t>B</w:t>
             </w:r>
           </w:p>
         </w:tc>
         <w:tc>
           <w:tcPr>
-            <w:tcW w:w="1309" w:type="dxa"/>
+            <w:tcW w:w="1350" w:type="dxa"/>
             <w:tcBorders>
               <w:top w:val="single" w:sz="6" w:space="0" w:color="CBD5E0"/>
               <w:start w:val="single" w:sz="6" w:space="0" w:color="CBD5E0"/>
@@ -8809,10 +8036,7 @@
           </w:tcPr>
           <w:p>
             <w:pPr>
-              <w:pStyle w:val="normal2"/>
-              <w:shd w:val="clear" w:fill="auto"/>
-              <w:spacing w:lineRule="auto" w:line="300" w:before="90" w:after="90"/>
-              <w:jc w:val="center"/>
+              <w:pStyle w:val="IsiTabel"/>
               <w:rPr>
                 <w:rFonts w:ascii="Arial" w:hAnsi="Arial" w:eastAsia="Arial" w:cs="Arial"/>
                 <w:sz w:val="16"/>
@@ -8821,19 +8045,14 @@
               </w:rPr>
             </w:pPr>
             <w:r>
-              <w:rPr>
-                <w:rFonts w:eastAsia="Arial" w:cs="Arial"/>
-                <w:sz w:val="16"/>
-                <w:szCs w:val="16"/>
-                <w:shd w:fill="auto" w:val="clear"/>
-              </w:rPr>
+              <w:rPr/>
               <w:t>3.00</w:t>
             </w:r>
           </w:p>
         </w:tc>
         <w:tc>
           <w:tcPr>
-            <w:tcW w:w="1967" w:type="dxa"/>
+            <w:tcW w:w="2790" w:type="dxa"/>
             <w:tcBorders>
               <w:top w:val="single" w:sz="6" w:space="0" w:color="CBD5E0"/>
               <w:start w:val="single" w:sz="6" w:space="0" w:color="CBD5E0"/>
@@ -8850,10 +8069,7 @@
           </w:tcPr>
           <w:p>
             <w:pPr>
-              <w:pStyle w:val="normal2"/>
-              <w:shd w:val="clear" w:fill="auto"/>
-              <w:spacing w:lineRule="auto" w:line="300" w:before="90" w:after="90"/>
-              <w:jc w:val="center"/>
+              <w:pStyle w:val="IsiTabel"/>
               <w:rPr>
                 <w:rFonts w:ascii="Arial" w:hAnsi="Arial" w:eastAsia="Arial" w:cs="Arial"/>
                 <w:b/>
@@ -8865,15 +8081,7 @@
               </w:rPr>
             </w:pPr>
             <w:r>
-              <w:rPr>
-                <w:rFonts w:eastAsia="Arial" w:cs="Arial"/>
-                <w:b/>
-                <w:bCs/>
-                <w:color w:val="2B6CB0"/>
-                <w:sz w:val="16"/>
-                <w:szCs w:val="16"/>
-                <w:shd w:fill="auto" w:val="clear"/>
-              </w:rPr>
+              <w:rPr/>
               <w:t>Lulus (Baik)</w:t>
             </w:r>
           </w:p>
@@ -8883,7 +8091,7 @@
         <w:trPr/>
         <w:tc>
           <w:tcPr>
-            <w:tcW w:w="1966" w:type="dxa"/>
+            <w:tcW w:w="3735" w:type="dxa"/>
             <w:tcBorders>
               <w:top w:val="single" w:sz="6" w:space="0" w:color="CBD5E0"/>
               <w:start w:val="single" w:sz="6" w:space="0" w:color="CBD5E0"/>
@@ -8900,10 +8108,7 @@
           </w:tcPr>
           <w:p>
             <w:pPr>
-              <w:pStyle w:val="normal2"/>
-              <w:shd w:val="clear" w:fill="auto"/>
-              <w:spacing w:lineRule="auto" w:line="300" w:before="90" w:after="90"/>
-              <w:jc w:val="center"/>
+              <w:pStyle w:val="IsiTabel"/>
               <w:rPr>
                 <w:rFonts w:ascii="Arial" w:hAnsi="Arial" w:eastAsia="Arial" w:cs="Arial"/>
                 <w:sz w:val="16"/>
@@ -8911,18 +8116,14 @@
               </w:rPr>
             </w:pPr>
             <w:r>
-              <w:rPr>
-                <w:rFonts w:eastAsia="Arial" w:cs="Arial"/>
-                <w:sz w:val="16"/>
-                <w:szCs w:val="16"/>
-              </w:rPr>
+              <w:rPr/>
               <w:t>65.00 – 69.99</w:t>
             </w:r>
           </w:p>
         </w:tc>
         <w:tc>
           <w:tcPr>
-            <w:tcW w:w="1310" w:type="dxa"/>
+            <w:tcW w:w="1485" w:type="dxa"/>
             <w:tcBorders>
               <w:top w:val="single" w:sz="6" w:space="0" w:color="CBD5E0"/>
               <w:start w:val="single" w:sz="6" w:space="0" w:color="CBD5E0"/>
@@ -8939,10 +8140,7 @@
           </w:tcPr>
           <w:p>
             <w:pPr>
-              <w:pStyle w:val="normal2"/>
-              <w:shd w:val="clear" w:fill="auto"/>
-              <w:spacing w:lineRule="auto" w:line="300" w:before="90" w:after="90"/>
-              <w:jc w:val="center"/>
+              <w:pStyle w:val="IsiTabel"/>
               <w:rPr>
                 <w:rFonts w:ascii="Arial" w:hAnsi="Arial" w:eastAsia="Arial" w:cs="Arial"/>
                 <w:b/>
@@ -8952,20 +8150,14 @@
               </w:rPr>
             </w:pPr>
             <w:r>
-              <w:rPr>
-                <w:rFonts w:eastAsia="Arial" w:cs="Arial"/>
-                <w:b/>
-                <w:bCs/>
-                <w:sz w:val="16"/>
-                <w:szCs w:val="16"/>
-              </w:rPr>
+              <w:rPr/>
               <w:t>B-</w:t>
             </w:r>
           </w:p>
         </w:tc>
         <w:tc>
           <w:tcPr>
-            <w:tcW w:w="1309" w:type="dxa"/>
+            <w:tcW w:w="1350" w:type="dxa"/>
             <w:tcBorders>
               <w:top w:val="single" w:sz="6" w:space="0" w:color="CBD5E0"/>
               <w:start w:val="single" w:sz="6" w:space="0" w:color="CBD5E0"/>
@@ -8982,10 +8174,7 @@
           </w:tcPr>
           <w:p>
             <w:pPr>
-              <w:pStyle w:val="normal2"/>
-              <w:shd w:val="clear" w:fill="auto"/>
-              <w:spacing w:lineRule="auto" w:line="300" w:before="90" w:after="90"/>
-              <w:jc w:val="center"/>
+              <w:pStyle w:val="IsiTabel"/>
               <w:rPr>
                 <w:rFonts w:ascii="Arial" w:hAnsi="Arial" w:eastAsia="Arial" w:cs="Arial"/>
                 <w:sz w:val="16"/>
@@ -8993,18 +8182,14 @@
               </w:rPr>
             </w:pPr>
             <w:r>
-              <w:rPr>
-                <w:rFonts w:eastAsia="Arial" w:cs="Arial"/>
-                <w:sz w:val="16"/>
-                <w:szCs w:val="16"/>
-              </w:rPr>
+              <w:rPr/>
               <w:t>2.75</w:t>
             </w:r>
           </w:p>
         </w:tc>
         <w:tc>
           <w:tcPr>
-            <w:tcW w:w="1967" w:type="dxa"/>
+            <w:tcW w:w="2790" w:type="dxa"/>
             <w:tcBorders>
               <w:top w:val="single" w:sz="6" w:space="0" w:color="CBD5E0"/>
               <w:start w:val="single" w:sz="6" w:space="0" w:color="CBD5E0"/>
@@ -9021,10 +8206,7 @@
           </w:tcPr>
           <w:p>
             <w:pPr>
-              <w:pStyle w:val="normal2"/>
-              <w:shd w:val="clear" w:fill="auto"/>
-              <w:spacing w:lineRule="auto" w:line="300" w:before="90" w:after="90"/>
-              <w:jc w:val="center"/>
+              <w:pStyle w:val="IsiTabel"/>
               <w:rPr>
                 <w:rFonts w:ascii="Arial" w:hAnsi="Arial" w:eastAsia="Arial" w:cs="Arial"/>
                 <w:color w:val="744210"/>
@@ -9033,12 +8215,7 @@
               </w:rPr>
             </w:pPr>
             <w:r>
-              <w:rPr>
-                <w:rFonts w:eastAsia="Arial" w:cs="Arial"/>
-                <w:color w:val="744210"/>
-                <w:sz w:val="16"/>
-                <w:szCs w:val="16"/>
-              </w:rPr>
+              <w:rPr/>
               <w:t>Lulus (Cukup Baik)</w:t>
             </w:r>
           </w:p>
@@ -9048,7 +8225,7 @@
         <w:trPr/>
         <w:tc>
           <w:tcPr>
-            <w:tcW w:w="1966" w:type="dxa"/>
+            <w:tcW w:w="3735" w:type="dxa"/>
             <w:tcBorders>
               <w:top w:val="single" w:sz="6" w:space="0" w:color="CBD5E0"/>
               <w:start w:val="single" w:sz="6" w:space="0" w:color="CBD5E0"/>
@@ -9065,10 +8242,7 @@
           </w:tcPr>
           <w:p>
             <w:pPr>
-              <w:pStyle w:val="normal2"/>
-              <w:shd w:val="clear" w:fill="auto"/>
-              <w:spacing w:lineRule="auto" w:line="300" w:before="90" w:after="90"/>
-              <w:jc w:val="center"/>
+              <w:pStyle w:val="IsiTabel"/>
               <w:rPr>
                 <w:rFonts w:ascii="Arial" w:hAnsi="Arial" w:eastAsia="Arial" w:cs="Arial"/>
                 <w:sz w:val="16"/>
@@ -9077,19 +8251,14 @@
               </w:rPr>
             </w:pPr>
             <w:r>
-              <w:rPr>
-                <w:rFonts w:eastAsia="Arial" w:cs="Arial"/>
-                <w:sz w:val="16"/>
-                <w:szCs w:val="16"/>
-                <w:shd w:fill="auto" w:val="clear"/>
-              </w:rPr>
+              <w:rPr/>
               <w:t>60.00 – 64.99</w:t>
             </w:r>
           </w:p>
         </w:tc>
         <w:tc>
           <w:tcPr>
-            <w:tcW w:w="1310" w:type="dxa"/>
+            <w:tcW w:w="1485" w:type="dxa"/>
             <w:tcBorders>
               <w:top w:val="single" w:sz="6" w:space="0" w:color="CBD5E0"/>
               <w:start w:val="single" w:sz="6" w:space="0" w:color="CBD5E0"/>
@@ -9106,10 +8275,7 @@
           </w:tcPr>
           <w:p>
             <w:pPr>
-              <w:pStyle w:val="normal2"/>
-              <w:shd w:val="clear" w:fill="auto"/>
-              <w:spacing w:lineRule="auto" w:line="300" w:before="90" w:after="90"/>
-              <w:jc w:val="center"/>
+              <w:pStyle w:val="IsiTabel"/>
               <w:rPr>
                 <w:rFonts w:ascii="Arial" w:hAnsi="Arial" w:eastAsia="Arial" w:cs="Arial"/>
                 <w:b/>
@@ -9120,21 +8286,14 @@
               </w:rPr>
             </w:pPr>
             <w:r>
-              <w:rPr>
-                <w:rFonts w:eastAsia="Arial" w:cs="Arial"/>
-                <w:b/>
-                <w:bCs/>
-                <w:sz w:val="16"/>
-                <w:szCs w:val="16"/>
-                <w:shd w:fill="auto" w:val="clear"/>
-              </w:rPr>
+              <w:rPr/>
               <w:t>C+</w:t>
             </w:r>
           </w:p>
         </w:tc>
         <w:tc>
           <w:tcPr>
-            <w:tcW w:w="1309" w:type="dxa"/>
+            <w:tcW w:w="1350" w:type="dxa"/>
             <w:tcBorders>
               <w:top w:val="single" w:sz="6" w:space="0" w:color="CBD5E0"/>
               <w:start w:val="single" w:sz="6" w:space="0" w:color="CBD5E0"/>
@@ -9151,10 +8310,7 @@
           </w:tcPr>
           <w:p>
             <w:pPr>
-              <w:pStyle w:val="normal2"/>
-              <w:shd w:val="clear" w:fill="auto"/>
-              <w:spacing w:lineRule="auto" w:line="300" w:before="90" w:after="90"/>
-              <w:jc w:val="center"/>
+              <w:pStyle w:val="IsiTabel"/>
               <w:rPr>
                 <w:rFonts w:ascii="Arial" w:hAnsi="Arial" w:eastAsia="Arial" w:cs="Arial"/>
                 <w:sz w:val="16"/>
@@ -9163,19 +8319,14 @@
               </w:rPr>
             </w:pPr>
             <w:r>
-              <w:rPr>
-                <w:rFonts w:eastAsia="Arial" w:cs="Arial"/>
-                <w:sz w:val="16"/>
-                <w:szCs w:val="16"/>
-                <w:shd w:fill="auto" w:val="clear"/>
-              </w:rPr>
+              <w:rPr/>
               <w:t>2.25</w:t>
             </w:r>
           </w:p>
         </w:tc>
         <w:tc>
           <w:tcPr>
-            <w:tcW w:w="1967" w:type="dxa"/>
+            <w:tcW w:w="2790" w:type="dxa"/>
             <w:tcBorders>
               <w:top w:val="single" w:sz="6" w:space="0" w:color="CBD5E0"/>
               <w:start w:val="single" w:sz="6" w:space="0" w:color="CBD5E0"/>
@@ -9192,10 +8343,7 @@
           </w:tcPr>
           <w:p>
             <w:pPr>
-              <w:pStyle w:val="normal2"/>
-              <w:shd w:val="clear" w:fill="auto"/>
-              <w:spacing w:lineRule="auto" w:line="300" w:before="90" w:after="90"/>
-              <w:jc w:val="center"/>
+              <w:pStyle w:val="IsiTabel"/>
               <w:rPr>
                 <w:rFonts w:ascii="Arial" w:hAnsi="Arial" w:eastAsia="Arial" w:cs="Arial"/>
                 <w:color w:val="744210"/>
@@ -9205,13 +8353,7 @@
               </w:rPr>
             </w:pPr>
             <w:r>
-              <w:rPr>
-                <w:rFonts w:eastAsia="Arial" w:cs="Arial"/>
-                <w:color w:val="744210"/>
-                <w:sz w:val="16"/>
-                <w:szCs w:val="16"/>
-                <w:shd w:fill="auto" w:val="clear"/>
-              </w:rPr>
+              <w:rPr/>
               <w:t>Lulus (Cukup)</w:t>
             </w:r>
           </w:p>
@@ -9221,7 +8363,7 @@
         <w:trPr/>
         <w:tc>
           <w:tcPr>
-            <w:tcW w:w="1966" w:type="dxa"/>
+            <w:tcW w:w="3735" w:type="dxa"/>
             <w:tcBorders>
               <w:top w:val="single" w:sz="6" w:space="0" w:color="CBD5E0"/>
               <w:start w:val="single" w:sz="6" w:space="0" w:color="CBD5E0"/>
@@ -9238,10 +8380,7 @@
           </w:tcPr>
           <w:p>
             <w:pPr>
-              <w:pStyle w:val="normal2"/>
-              <w:shd w:val="clear" w:fill="auto"/>
-              <w:spacing w:lineRule="auto" w:line="300" w:before="90" w:after="90"/>
-              <w:jc w:val="center"/>
+              <w:pStyle w:val="IsiTabel"/>
               <w:rPr>
                 <w:rFonts w:ascii="Arial" w:hAnsi="Arial" w:eastAsia="Arial" w:cs="Arial"/>
                 <w:sz w:val="16"/>
@@ -9249,18 +8388,14 @@
               </w:rPr>
             </w:pPr>
             <w:r>
-              <w:rPr>
-                <w:rFonts w:eastAsia="Arial" w:cs="Arial"/>
-                <w:sz w:val="16"/>
-                <w:szCs w:val="16"/>
-              </w:rPr>
+              <w:rPr/>
               <w:t>55.00 – 59.99</w:t>
             </w:r>
           </w:p>
         </w:tc>
         <w:tc>
           <w:tcPr>
-            <w:tcW w:w="1310" w:type="dxa"/>
+            <w:tcW w:w="1485" w:type="dxa"/>
             <w:tcBorders>
               <w:top w:val="single" w:sz="6" w:space="0" w:color="CBD5E0"/>
               <w:start w:val="single" w:sz="6" w:space="0" w:color="CBD5E0"/>
@@ -9277,10 +8412,7 @@
           </w:tcPr>
           <w:p>
             <w:pPr>
-              <w:pStyle w:val="normal2"/>
-              <w:shd w:val="clear" w:fill="auto"/>
-              <w:spacing w:lineRule="auto" w:line="300" w:before="90" w:after="90"/>
-              <w:jc w:val="center"/>
+              <w:pStyle w:val="IsiTabel"/>
               <w:rPr>
                 <w:rFonts w:ascii="Arial" w:hAnsi="Arial" w:eastAsia="Arial" w:cs="Arial"/>
                 <w:b/>
@@ -9290,20 +8422,14 @@
               </w:rPr>
             </w:pPr>
             <w:r>
-              <w:rPr>
-                <w:rFonts w:eastAsia="Arial" w:cs="Arial"/>
-                <w:b/>
-                <w:bCs/>
-                <w:sz w:val="16"/>
-                <w:szCs w:val="16"/>
-              </w:rPr>
+              <w:rPr/>
               <w:t>C</w:t>
             </w:r>
           </w:p>
         </w:tc>
         <w:tc>
           <w:tcPr>
-            <w:tcW w:w="1309" w:type="dxa"/>
+            <w:tcW w:w="1350" w:type="dxa"/>
             <w:tcBorders>
               <w:top w:val="single" w:sz="6" w:space="0" w:color="CBD5E0"/>
               <w:start w:val="single" w:sz="6" w:space="0" w:color="CBD5E0"/>
@@ -9320,10 +8446,7 @@
           </w:tcPr>
           <w:p>
             <w:pPr>
-              <w:pStyle w:val="normal2"/>
-              <w:shd w:val="clear" w:fill="auto"/>
-              <w:spacing w:lineRule="auto" w:line="300" w:before="90" w:after="90"/>
-              <w:jc w:val="center"/>
+              <w:pStyle w:val="IsiTabel"/>
               <w:rPr>
                 <w:rFonts w:ascii="Arial" w:hAnsi="Arial" w:eastAsia="Arial" w:cs="Arial"/>
                 <w:sz w:val="16"/>
@@ -9331,18 +8454,14 @@
               </w:rPr>
             </w:pPr>
             <w:r>
-              <w:rPr>
-                <w:rFonts w:eastAsia="Arial" w:cs="Arial"/>
-                <w:sz w:val="16"/>
-                <w:szCs w:val="16"/>
-              </w:rPr>
+              <w:rPr/>
               <w:t>2.00</w:t>
             </w:r>
           </w:p>
         </w:tc>
         <w:tc>
           <w:tcPr>
-            <w:tcW w:w="1967" w:type="dxa"/>
+            <w:tcW w:w="2790" w:type="dxa"/>
             <w:tcBorders>
               <w:top w:val="single" w:sz="6" w:space="0" w:color="CBD5E0"/>
               <w:start w:val="single" w:sz="6" w:space="0" w:color="CBD5E0"/>
@@ -9359,10 +8478,7 @@
           </w:tcPr>
           <w:p>
             <w:pPr>
-              <w:pStyle w:val="normal2"/>
-              <w:shd w:val="clear" w:fill="auto"/>
-              <w:spacing w:lineRule="auto" w:line="300" w:before="90" w:after="90"/>
-              <w:jc w:val="center"/>
+              <w:pStyle w:val="IsiTabel"/>
               <w:rPr>
                 <w:rFonts w:ascii="Arial" w:hAnsi="Arial" w:eastAsia="Arial" w:cs="Arial"/>
                 <w:color w:val="744210"/>
@@ -9371,12 +8487,7 @@
               </w:rPr>
             </w:pPr>
             <w:r>
-              <w:rPr>
-                <w:rFonts w:eastAsia="Arial" w:cs="Arial"/>
-                <w:color w:val="744210"/>
-                <w:sz w:val="16"/>
-                <w:szCs w:val="16"/>
-              </w:rPr>
+              <w:rPr/>
               <w:t>Lulus (Kurang Cukup)</w:t>
             </w:r>
           </w:p>
@@ -9386,7 +8497,7 @@
         <w:trPr/>
         <w:tc>
           <w:tcPr>
-            <w:tcW w:w="1966" w:type="dxa"/>
+            <w:tcW w:w="3735" w:type="dxa"/>
             <w:tcBorders>
               <w:top w:val="single" w:sz="6" w:space="0" w:color="CBD5E0"/>
               <w:start w:val="single" w:sz="6" w:space="0" w:color="CBD5E0"/>
@@ -9403,10 +8514,7 @@
           </w:tcPr>
           <w:p>
             <w:pPr>
-              <w:pStyle w:val="normal2"/>
-              <w:shd w:val="clear" w:fill="auto"/>
-              <w:spacing w:lineRule="auto" w:line="300" w:before="90" w:after="90"/>
-              <w:jc w:val="center"/>
+              <w:pStyle w:val="IsiTabel"/>
               <w:rPr>
                 <w:rFonts w:ascii="Arial" w:hAnsi="Arial" w:eastAsia="Arial" w:cs="Arial"/>
                 <w:sz w:val="16"/>
@@ -9415,19 +8523,14 @@
               </w:rPr>
             </w:pPr>
             <w:r>
-              <w:rPr>
-                <w:rFonts w:eastAsia="Arial" w:cs="Arial"/>
-                <w:sz w:val="16"/>
-                <w:szCs w:val="16"/>
-                <w:shd w:fill="auto" w:val="clear"/>
-              </w:rPr>
+              <w:rPr/>
               <w:t>45.00 – 54.99</w:t>
             </w:r>
           </w:p>
         </w:tc>
         <w:tc>
           <w:tcPr>
-            <w:tcW w:w="1310" w:type="dxa"/>
+            <w:tcW w:w="1485" w:type="dxa"/>
             <w:tcBorders>
               <w:top w:val="single" w:sz="6" w:space="0" w:color="CBD5E0"/>
               <w:start w:val="single" w:sz="6" w:space="0" w:color="CBD5E0"/>
@@ -9444,10 +8547,7 @@
           </w:tcPr>
           <w:p>
             <w:pPr>
-              <w:pStyle w:val="normal2"/>
-              <w:shd w:val="clear" w:fill="auto"/>
-              <w:spacing w:lineRule="auto" w:line="300" w:before="90" w:after="90"/>
-              <w:jc w:val="center"/>
+              <w:pStyle w:val="IsiTabel"/>
               <w:rPr>
                 <w:rFonts w:ascii="Arial" w:hAnsi="Arial" w:eastAsia="Arial" w:cs="Arial"/>
                 <w:b/>
@@ -9459,22 +8559,14 @@
               </w:rPr>
             </w:pPr>
             <w:r>
-              <w:rPr>
-                <w:rFonts w:eastAsia="Arial" w:cs="Arial"/>
-                <w:b/>
-                <w:bCs/>
-                <w:color w:val="C53030"/>
-                <w:sz w:val="16"/>
-                <w:szCs w:val="16"/>
-                <w:shd w:fill="auto" w:val="clear"/>
-              </w:rPr>
+              <w:rPr/>
               <w:t>D</w:t>
             </w:r>
           </w:p>
         </w:tc>
         <w:tc>
           <w:tcPr>
-            <w:tcW w:w="1309" w:type="dxa"/>
+            <w:tcW w:w="1350" w:type="dxa"/>
             <w:tcBorders>
               <w:top w:val="single" w:sz="6" w:space="0" w:color="CBD5E0"/>
               <w:start w:val="single" w:sz="6" w:space="0" w:color="CBD5E0"/>
@@ -9491,10 +8583,7 @@
           </w:tcPr>
           <w:p>
             <w:pPr>
-              <w:pStyle w:val="normal2"/>
-              <w:shd w:val="clear" w:fill="auto"/>
-              <w:spacing w:lineRule="auto" w:line="300" w:before="90" w:after="90"/>
-              <w:jc w:val="center"/>
+              <w:pStyle w:val="IsiTabel"/>
               <w:rPr>
                 <w:rFonts w:ascii="Arial" w:hAnsi="Arial" w:eastAsia="Arial" w:cs="Arial"/>
                 <w:color w:val="C53030"/>
@@ -9504,20 +8593,14 @@
               </w:rPr>
             </w:pPr>
             <w:r>
-              <w:rPr>
-                <w:rFonts w:eastAsia="Arial" w:cs="Arial"/>
-                <w:color w:val="C53030"/>
-                <w:sz w:val="16"/>
-                <w:szCs w:val="16"/>
-                <w:shd w:fill="auto" w:val="clear"/>
-              </w:rPr>
+              <w:rPr/>
               <w:t>1.00</w:t>
             </w:r>
           </w:p>
         </w:tc>
         <w:tc>
           <w:tcPr>
-            <w:tcW w:w="1967" w:type="dxa"/>
+            <w:tcW w:w="2790" w:type="dxa"/>
             <w:tcBorders>
               <w:top w:val="single" w:sz="6" w:space="0" w:color="CBD5E0"/>
               <w:start w:val="single" w:sz="6" w:space="0" w:color="CBD5E0"/>
@@ -9534,10 +8617,7 @@
           </w:tcPr>
           <w:p>
             <w:pPr>
-              <w:pStyle w:val="normal2"/>
-              <w:shd w:val="clear" w:fill="auto"/>
-              <w:spacing w:lineRule="auto" w:line="300" w:before="90" w:after="90"/>
-              <w:jc w:val="center"/>
+              <w:pStyle w:val="IsiTabel"/>
               <w:rPr>
                 <w:rFonts w:ascii="Arial" w:hAnsi="Arial" w:eastAsia="Arial" w:cs="Arial"/>
                 <w:b/>
@@ -9549,15 +8629,7 @@
               </w:rPr>
             </w:pPr>
             <w:r>
-              <w:rPr>
-                <w:rFonts w:eastAsia="Arial" w:cs="Arial"/>
-                <w:b/>
-                <w:bCs/>
-                <w:color w:val="C53030"/>
-                <w:sz w:val="16"/>
-                <w:szCs w:val="16"/>
-                <w:shd w:fill="auto" w:val="clear"/>
-              </w:rPr>
+              <w:rPr/>
               <w:t>Tidak Lulus (Kurang)</w:t>
             </w:r>
           </w:p>
@@ -9567,7 +8639,7 @@
         <w:trPr/>
         <w:tc>
           <w:tcPr>
-            <w:tcW w:w="1966" w:type="dxa"/>
+            <w:tcW w:w="3735" w:type="dxa"/>
             <w:tcBorders>
               <w:top w:val="single" w:sz="6" w:space="0" w:color="CBD5E0"/>
               <w:start w:val="single" w:sz="6" w:space="0" w:color="CBD5E0"/>
@@ -9584,10 +8656,7 @@
           </w:tcPr>
           <w:p>
             <w:pPr>
-              <w:pStyle w:val="normal2"/>
-              <w:shd w:val="clear" w:fill="auto"/>
-              <w:spacing w:lineRule="auto" w:line="300" w:before="90" w:after="90"/>
-              <w:jc w:val="center"/>
+              <w:pStyle w:val="IsiTabel"/>
               <w:rPr>
                 <w:rFonts w:ascii="Arial" w:hAnsi="Arial" w:eastAsia="Arial" w:cs="Arial"/>
                 <w:sz w:val="16"/>
@@ -9596,19 +8665,14 @@
               </w:rPr>
             </w:pPr>
             <w:r>
-              <w:rPr>
-                <w:rFonts w:eastAsia="Arial" w:cs="Arial"/>
-                <w:sz w:val="16"/>
-                <w:szCs w:val="16"/>
-                <w:shd w:fill="auto" w:val="clear"/>
-              </w:rPr>
+              <w:rPr/>
               <w:t>0.00 – 44.99</w:t>
             </w:r>
           </w:p>
         </w:tc>
         <w:tc>
           <w:tcPr>
-            <w:tcW w:w="1310" w:type="dxa"/>
+            <w:tcW w:w="1485" w:type="dxa"/>
             <w:tcBorders>
               <w:top w:val="single" w:sz="6" w:space="0" w:color="CBD5E0"/>
               <w:start w:val="single" w:sz="6" w:space="0" w:color="CBD5E0"/>
@@ -9625,10 +8689,7 @@
           </w:tcPr>
           <w:p>
             <w:pPr>
-              <w:pStyle w:val="normal2"/>
-              <w:shd w:val="clear" w:fill="auto"/>
-              <w:spacing w:lineRule="auto" w:line="300" w:before="90" w:after="90"/>
-              <w:jc w:val="center"/>
+              <w:pStyle w:val="IsiTabel"/>
               <w:rPr>
                 <w:rFonts w:ascii="Arial" w:hAnsi="Arial" w:eastAsia="Arial" w:cs="Arial"/>
                 <w:b/>
@@ -9640,22 +8701,14 @@
               </w:rPr>
             </w:pPr>
             <w:r>
-              <w:rPr>
-                <w:rFonts w:eastAsia="Arial" w:cs="Arial"/>
-                <w:b/>
-                <w:bCs/>
-                <w:color w:val="C53030"/>
-                <w:sz w:val="16"/>
-                <w:szCs w:val="16"/>
-                <w:shd w:fill="auto" w:val="clear"/>
-              </w:rPr>
+              <w:rPr/>
               <w:t>E</w:t>
             </w:r>
           </w:p>
         </w:tc>
         <w:tc>
           <w:tcPr>
-            <w:tcW w:w="1309" w:type="dxa"/>
+            <w:tcW w:w="1350" w:type="dxa"/>
             <w:tcBorders>
               <w:top w:val="single" w:sz="6" w:space="0" w:color="CBD5E0"/>
               <w:start w:val="single" w:sz="6" w:space="0" w:color="CBD5E0"/>
@@ -9672,10 +8725,7 @@
           </w:tcPr>
           <w:p>
             <w:pPr>
-              <w:pStyle w:val="normal2"/>
-              <w:shd w:val="clear" w:fill="auto"/>
-              <w:spacing w:lineRule="auto" w:line="300" w:before="90" w:after="90"/>
-              <w:jc w:val="center"/>
+              <w:pStyle w:val="IsiTabel"/>
               <w:rPr>
                 <w:rFonts w:ascii="Arial" w:hAnsi="Arial" w:eastAsia="Arial" w:cs="Arial"/>
                 <w:color w:val="C53030"/>
@@ -9685,20 +8735,14 @@
               </w:rPr>
             </w:pPr>
             <w:r>
-              <w:rPr>
-                <w:rFonts w:eastAsia="Arial" w:cs="Arial"/>
-                <w:color w:val="C53030"/>
-                <w:sz w:val="16"/>
-                <w:szCs w:val="16"/>
-                <w:shd w:fill="auto" w:val="clear"/>
-              </w:rPr>
+              <w:rPr/>
               <w:t>0.00</w:t>
             </w:r>
           </w:p>
         </w:tc>
         <w:tc>
           <w:tcPr>
-            <w:tcW w:w="1967" w:type="dxa"/>
+            <w:tcW w:w="2790" w:type="dxa"/>
             <w:tcBorders>
               <w:top w:val="single" w:sz="6" w:space="0" w:color="CBD5E0"/>
               <w:start w:val="single" w:sz="6" w:space="0" w:color="CBD5E0"/>
@@ -9715,10 +8759,7 @@
           </w:tcPr>
           <w:p>
             <w:pPr>
-              <w:pStyle w:val="normal2"/>
-              <w:shd w:val="clear" w:fill="auto"/>
-              <w:spacing w:lineRule="auto" w:line="300" w:before="90" w:after="90"/>
-              <w:jc w:val="center"/>
+              <w:pStyle w:val="IsiTabel"/>
               <w:rPr>
                 <w:rFonts w:ascii="Arial" w:hAnsi="Arial" w:eastAsia="Arial" w:cs="Arial"/>
                 <w:b/>
@@ -9730,15 +8771,7 @@
               </w:rPr>
             </w:pPr>
             <w:r>
-              <w:rPr>
-                <w:rFonts w:eastAsia="Arial" w:cs="Arial"/>
-                <w:b/>
-                <w:bCs/>
-                <w:color w:val="C53030"/>
-                <w:sz w:val="16"/>
-                <w:szCs w:val="16"/>
-                <w:shd w:fill="auto" w:val="clear"/>
-              </w:rPr>
+              <w:rPr/>
               <w:t>Tidak Lulus (Gagal)</w:t>
             </w:r>
           </w:p>
@@ -9747,9 +8780,16 @@
     </w:tbl>
     <w:p>
       <w:pPr>
-        <w:pStyle w:val="Heading3"/>
-        <w:shd w:val="clear" w:fill="auto"/>
-        <w:spacing w:lineRule="auto" w:line="240" w:before="375" w:after="120"/>
+        <w:pStyle w:val="IsiTabel"/>
+        <w:rPr/>
+      </w:pPr>
+      <w:r>
+        <w:rPr/>
+      </w:r>
+    </w:p>
+    <w:p>
+      <w:pPr>
+        <w:pStyle w:val="IsiTabel"/>
         <w:rPr>
           <w:rFonts w:ascii="Arial" w:hAnsi="Arial" w:eastAsia="Arial" w:cs="Arial"/>
           <w:color w:val="1A365D"/>
@@ -9758,20 +8798,13 @@
         </w:rPr>
       </w:pPr>
       <w:r>
-        <w:rPr>
-          <w:rFonts w:eastAsia="Arial" w:cs="Arial" w:ascii="Arial" w:hAnsi="Arial"/>
-          <w:color w:val="1A365D"/>
-          <w:sz w:val="18"/>
-          <w:szCs w:val="18"/>
-        </w:rPr>
+        <w:rPr/>
         <w:t>VIII. REFERENSI &amp; SUMBER BELAJAR</w:t>
       </w:r>
     </w:p>
     <w:p>
       <w:pPr>
-        <w:pStyle w:val="normal2"/>
-        <w:shd w:val="clear" w:fill="auto"/>
-        <w:spacing w:lineRule="auto" w:line="240" w:before="0" w:after="75"/>
+        <w:pStyle w:val="IsiTabel"/>
         <w:rPr>
           <w:rFonts w:ascii="Arial" w:hAnsi="Arial" w:eastAsia="Arial" w:cs="Arial"/>
           <w:b/>
@@ -9782,27 +8815,17 @@
         </w:rPr>
       </w:pPr>
       <w:r>
-        <w:rPr>
-          <w:rFonts w:eastAsia="Arial" w:cs="Arial"/>
-          <w:b/>
-          <w:bCs/>
-          <w:color w:val="1A365D"/>
-          <w:sz w:val="16"/>
-          <w:szCs w:val="16"/>
-        </w:rPr>
+        <w:rPr/>
         <w:t>Buku Wajib / Utama:</w:t>
       </w:r>
     </w:p>
     <w:p>
       <w:pPr>
-        <w:pStyle w:val="normal2"/>
+        <w:pStyle w:val="IsiTabel"/>
         <w:numPr>
           <w:ilvl w:val="0"/>
-          <w:numId w:val="2"/>
+          <w:numId w:val="1"/>
         </w:numPr>
-        <w:shd w:val="clear" w:fill="auto"/>
-        <w:spacing w:lineRule="auto" w:line="324"/>
-        <w:ind w:hanging="360" w:start="600"/>
         <w:rPr/>
       </w:pPr>
       <w:r>
@@ -9844,14 +8867,11 @@
     </w:p>
     <w:p>
       <w:pPr>
-        <w:pStyle w:val="normal2"/>
+        <w:pStyle w:val="IsiTabel"/>
         <w:numPr>
           <w:ilvl w:val="0"/>
-          <w:numId w:val="2"/>
+          <w:numId w:val="1"/>
         </w:numPr>
-        <w:shd w:val="clear" w:fill="auto"/>
-        <w:spacing w:lineRule="auto" w:line="324"/>
-        <w:ind w:hanging="360" w:start="600"/>
         <w:rPr/>
       </w:pPr>
       <w:r>
@@ -9893,14 +8913,11 @@
     </w:p>
     <w:p>
       <w:pPr>
-        <w:pStyle w:val="normal2"/>
+        <w:pStyle w:val="IsiTabel"/>
         <w:numPr>
           <w:ilvl w:val="0"/>
-          <w:numId w:val="2"/>
+          <w:numId w:val="1"/>
         </w:numPr>
-        <w:shd w:val="clear" w:fill="auto"/>
-        <w:spacing w:lineRule="auto" w:line="324"/>
-        <w:ind w:hanging="360" w:start="600"/>
         <w:rPr/>
       </w:pPr>
       <w:r>
@@ -9942,14 +8959,11 @@
     </w:p>
     <w:p>
       <w:pPr>
-        <w:pStyle w:val="normal2"/>
+        <w:pStyle w:val="IsiTabel"/>
         <w:numPr>
           <w:ilvl w:val="0"/>
-          <w:numId w:val="2"/>
+          <w:numId w:val="1"/>
         </w:numPr>
-        <w:shd w:val="clear" w:fill="auto"/>
-        <w:spacing w:lineRule="auto" w:line="324"/>
-        <w:ind w:hanging="360" w:start="600"/>
         <w:rPr/>
       </w:pPr>
       <w:r>
@@ -9991,9 +9005,7 @@
     </w:p>
     <w:p>
       <w:pPr>
-        <w:pStyle w:val="normal2"/>
-        <w:shd w:val="clear" w:fill="auto"/>
-        <w:spacing w:lineRule="auto" w:line="240" w:before="225" w:after="75"/>
+        <w:pStyle w:val="IsiTabel"/>
         <w:rPr>
           <w:rFonts w:ascii="Arial" w:hAnsi="Arial" w:eastAsia="Arial" w:cs="Arial"/>
           <w:b/>
@@ -10004,27 +9016,17 @@
         </w:rPr>
       </w:pPr>
       <w:r>
-        <w:rPr>
-          <w:rFonts w:eastAsia="Arial" w:cs="Arial"/>
-          <w:b/>
-          <w:bCs/>
-          <w:color w:val="1A365D"/>
-          <w:sz w:val="16"/>
-          <w:szCs w:val="16"/>
-        </w:rPr>
+        <w:rPr/>
         <w:t>Buku yang Direkomendasikan / Pustaka Pendukung:</w:t>
       </w:r>
     </w:p>
     <w:p>
       <w:pPr>
-        <w:pStyle w:val="normal2"/>
+        <w:pStyle w:val="IsiTabel"/>
         <w:numPr>
           <w:ilvl w:val="0"/>
-          <w:numId w:val="3"/>
+          <w:numId w:val="2"/>
         </w:numPr>
-        <w:shd w:val="clear" w:fill="auto"/>
-        <w:spacing w:lineRule="auto" w:line="324"/>
-        <w:ind w:hanging="360" w:start="600"/>
         <w:rPr/>
       </w:pPr>
       <w:r>
@@ -10066,14 +9068,11 @@
     </w:p>
     <w:p>
       <w:pPr>
-        <w:pStyle w:val="normal2"/>
+        <w:pStyle w:val="IsiTabel"/>
         <w:numPr>
           <w:ilvl w:val="0"/>
-          <w:numId w:val="3"/>
+          <w:numId w:val="2"/>
         </w:numPr>
-        <w:shd w:val="clear" w:fill="auto"/>
-        <w:spacing w:lineRule="auto" w:line="324"/>
-        <w:ind w:hanging="360" w:start="600"/>
         <w:rPr/>
       </w:pPr>
       <w:r>
@@ -10115,14 +9114,11 @@
     </w:p>
     <w:p>
       <w:pPr>
-        <w:pStyle w:val="normal2"/>
+        <w:pStyle w:val="IsiTabel"/>
         <w:numPr>
           <w:ilvl w:val="0"/>
-          <w:numId w:val="3"/>
+          <w:numId w:val="2"/>
         </w:numPr>
-        <w:shd w:val="clear" w:fill="auto"/>
-        <w:spacing w:lineRule="auto" w:line="324"/>
-        <w:ind w:hanging="360" w:start="600"/>
         <w:rPr/>
       </w:pPr>
       <w:r>
@@ -10164,14 +9160,11 @@
     </w:p>
     <w:p>
       <w:pPr>
-        <w:pStyle w:val="normal2"/>
+        <w:pStyle w:val="IsiTabel"/>
         <w:numPr>
           <w:ilvl w:val="0"/>
-          <w:numId w:val="3"/>
+          <w:numId w:val="2"/>
         </w:numPr>
-        <w:shd w:val="clear" w:fill="auto"/>
-        <w:spacing w:lineRule="auto" w:line="324"/>
-        <w:ind w:hanging="360" w:start="600"/>
         <w:rPr/>
       </w:pPr>
       <w:r>
@@ -10213,9 +9206,34 @@
     </w:p>
     <w:p>
       <w:pPr>
-        <w:pStyle w:val="Heading3"/>
-        <w:shd w:val="clear" w:fill="auto"/>
-        <w:spacing w:lineRule="auto" w:line="240" w:before="375" w:after="120"/>
+        <w:pStyle w:val="IsiTabel"/>
+        <w:rPr/>
+      </w:pPr>
+      <w:r>
+        <w:rPr/>
+      </w:r>
+    </w:p>
+    <w:p>
+      <w:pPr>
+        <w:pStyle w:val="IsiTabel"/>
+        <w:rPr/>
+      </w:pPr>
+      <w:r>
+        <w:rPr/>
+      </w:r>
+    </w:p>
+    <w:p>
+      <w:pPr>
+        <w:pStyle w:val="IsiTabel"/>
+        <w:rPr/>
+      </w:pPr>
+      <w:r>
+        <w:rPr/>
+      </w:r>
+    </w:p>
+    <w:p>
+      <w:pPr>
+        <w:pStyle w:val="IsiTabel"/>
         <w:rPr>
           <w:rFonts w:ascii="Arial" w:hAnsi="Arial" w:eastAsia="Arial" w:cs="Arial"/>
           <w:color w:val="1A365D"/>
@@ -10224,12 +9242,7 @@
         </w:rPr>
       </w:pPr>
       <w:r>
-        <w:rPr>
-          <w:rFonts w:eastAsia="Arial" w:cs="Arial" w:ascii="Arial" w:hAnsi="Arial"/>
-          <w:color w:val="1A365D"/>
-          <w:sz w:val="18"/>
-          <w:szCs w:val="18"/>
-        </w:rPr>
+        <w:rPr/>
         <w:t>IX. PEMETAAN MATAKULIAH KE CAPAIAN PEMBELAJARAN LULUSAN (CPL) PROGRAM STUDI</w:t>
       </w:r>
     </w:p>
@@ -10250,15 +9263,15 @@
       </w:tblPr>
       <w:tblGrid>
         <w:gridCol w:w="3742"/>
+        <w:gridCol w:w="559"/>
+        <w:gridCol w:w="565"/>
+        <w:gridCol w:w="559"/>
+        <w:gridCol w:w="564"/>
+        <w:gridCol w:w="562"/>
+        <w:gridCol w:w="559"/>
+        <w:gridCol w:w="564"/>
         <w:gridCol w:w="560"/>
         <w:gridCol w:w="564"/>
-        <w:gridCol w:w="560"/>
-        <w:gridCol w:w="563"/>
-        <w:gridCol w:w="562"/>
-        <w:gridCol w:w="560"/>
-        <w:gridCol w:w="563"/>
-        <w:gridCol w:w="561"/>
-        <w:gridCol w:w="563"/>
         <w:gridCol w:w="562"/>
       </w:tblGrid>
       <w:tr>
@@ -10279,24 +9292,18 @@
           </w:tcPr>
           <w:p>
             <w:pPr>
-              <w:pStyle w:val="normal2"/>
-              <w:shd w:val="clear" w:fill="auto"/>
-              <w:spacing w:lineRule="auto" w:line="300" w:before="120" w:after="120"/>
-              <w:rPr>
-                <w:rFonts w:ascii="Arial" w:hAnsi="Arial" w:eastAsia="Arial" w:cs="Arial"/>
-                <w:color w:val="1A365D"/>
-                <w:sz w:val="16"/>
-                <w:szCs w:val="16"/>
-                <w:shd w:fill="auto" w:val="clear"/>
-              </w:rPr>
-            </w:pPr>
-            <w:r>
+              <w:pStyle w:val="IsiTabel"/>
               <w:rPr>
                 <w:rFonts w:eastAsia="Arial" w:cs="Arial"/>
                 <w:color w:val="1A365D"/>
-                <w:sz w:val="16"/>
-                <w:szCs w:val="16"/>
                 <w:shd w:fill="auto" w:val="clear"/>
+              </w:rPr>
+            </w:pPr>
+            <w:r>
+              <w:rPr>
+                <w:rFonts w:ascii="Times New Roman" w:hAnsi="Times New Roman"/>
+                <w:sz w:val="18"/>
+                <w:szCs w:val="18"/>
               </w:rPr>
               <w:t>Capaian Pembelajaran Mata Kuliah (CPMK)</w:t>
             </w:r>
@@ -10316,25 +9323,18 @@
           </w:tcPr>
           <w:p>
             <w:pPr>
-              <w:pStyle w:val="normal2"/>
-              <w:shd w:val="clear" w:fill="auto"/>
-              <w:spacing w:lineRule="auto" w:line="300" w:before="120" w:after="120"/>
-              <w:jc w:val="center"/>
-              <w:rPr>
-                <w:rFonts w:ascii="Arial" w:hAnsi="Arial" w:eastAsia="Arial" w:cs="Arial"/>
-                <w:color w:val="1A365D"/>
-                <w:sz w:val="16"/>
-                <w:szCs w:val="16"/>
-                <w:shd w:fill="auto" w:val="clear"/>
-              </w:rPr>
-            </w:pPr>
-            <w:r>
+              <w:pStyle w:val="IsiTabel"/>
               <w:rPr>
                 <w:rFonts w:eastAsia="Arial" w:cs="Arial"/>
                 <w:color w:val="1A365D"/>
-                <w:sz w:val="16"/>
-                <w:szCs w:val="16"/>
                 <w:shd w:fill="auto" w:val="clear"/>
+              </w:rPr>
+            </w:pPr>
+            <w:r>
+              <w:rPr>
+                <w:rFonts w:ascii="Times New Roman" w:hAnsi="Times New Roman"/>
+                <w:sz w:val="18"/>
+                <w:szCs w:val="18"/>
               </w:rPr>
               <w:t>Capaian Pembelajaran Lulusan Program Studi (CPL PRODI)</w:t>
             </w:r>
@@ -10363,28 +9363,26 @@
               <w:shd w:val="clear" w:fill="auto"/>
               <w:spacing w:lineRule="auto" w:line="300" w:before="120" w:after="120"/>
               <w:rPr>
-                <w:rFonts w:ascii="Arial" w:hAnsi="Arial" w:eastAsia="Arial" w:cs="Arial"/>
+                <w:rFonts w:ascii="Times New Roman" w:hAnsi="Times New Roman"/>
+                <w:sz w:val="18"/>
+                <w:szCs w:val="18"/>
+              </w:rPr>
+            </w:pPr>
+            <w:r>
+              <w:rPr>
+                <w:rFonts w:eastAsia="Arial" w:cs="Arial" w:ascii="Times New Roman" w:hAnsi="Times New Roman"/>
                 <w:color w:val="1A365D"/>
-                <w:sz w:val="16"/>
-                <w:szCs w:val="16"/>
+                <w:sz w:val="18"/>
+                <w:szCs w:val="18"/>
                 <w:shd w:fill="auto" w:val="clear"/>
               </w:rPr>
-            </w:pPr>
-            <w:r>
-              <w:rPr>
-                <w:rFonts w:eastAsia="Arial" w:cs="Arial"/>
-                <w:color w:val="1A365D"/>
-                <w:sz w:val="16"/>
-                <w:szCs w:val="16"/>
-                <w:shd w:fill="auto" w:val="clear"/>
-              </w:rPr>
               <w:t>Capaian Pembelajaran Mata Kuliah (CPMK)</w:t>
             </w:r>
           </w:p>
         </w:tc>
         <w:tc>
           <w:tcPr>
-            <w:tcW w:w="560" w:type="dxa"/>
+            <w:tcW w:w="559" w:type="dxa"/>
             <w:tcBorders>
               <w:top w:val="single" w:sz="6" w:space="0" w:color="CBD5E0"/>
               <w:start w:val="single" w:sz="6" w:space="0" w:color="CBD5E0"/>
@@ -10401,33 +9399,26 @@
           </w:tcPr>
           <w:p>
             <w:pPr>
-              <w:pStyle w:val="normal2"/>
-              <w:shd w:val="clear" w:fill="auto"/>
-              <w:spacing w:lineRule="auto" w:line="300" w:before="60" w:after="60"/>
-              <w:jc w:val="center"/>
-              <w:rPr>
-                <w:rFonts w:ascii="Arial" w:hAnsi="Arial" w:eastAsia="Arial" w:cs="Arial"/>
-                <w:color w:val="2D3748"/>
-                <w:sz w:val="14"/>
-                <w:szCs w:val="14"/>
-                <w:shd w:fill="auto" w:val="clear"/>
-              </w:rPr>
-            </w:pPr>
-            <w:r>
+              <w:pStyle w:val="IsiTabel"/>
               <w:rPr>
                 <w:rFonts w:eastAsia="Arial" w:cs="Arial"/>
                 <w:color w:val="2D3748"/>
-                <w:sz w:val="14"/>
-                <w:szCs w:val="14"/>
                 <w:shd w:fill="auto" w:val="clear"/>
               </w:rPr>
+            </w:pPr>
+            <w:r>
+              <w:rPr>
+                <w:rFonts w:ascii="Times New Roman" w:hAnsi="Times New Roman"/>
+                <w:sz w:val="16"/>
+                <w:szCs w:val="16"/>
+              </w:rPr>
               <w:t>CPL01</w:t>
             </w:r>
           </w:p>
         </w:tc>
         <w:tc>
           <w:tcPr>
-            <w:tcW w:w="564" w:type="dxa"/>
+            <w:tcW w:w="565" w:type="dxa"/>
             <w:tcBorders>
               <w:top w:val="single" w:sz="6" w:space="0" w:color="CBD5E0"/>
               <w:start w:val="single" w:sz="6" w:space="0" w:color="CBD5E0"/>
@@ -10444,33 +9435,26 @@
           </w:tcPr>
           <w:p>
             <w:pPr>
-              <w:pStyle w:val="normal2"/>
-              <w:shd w:val="clear" w:fill="auto"/>
-              <w:spacing w:lineRule="auto" w:line="300" w:before="60" w:after="60"/>
-              <w:jc w:val="center"/>
-              <w:rPr>
-                <w:rFonts w:ascii="Arial" w:hAnsi="Arial" w:eastAsia="Arial" w:cs="Arial"/>
-                <w:color w:val="2D3748"/>
-                <w:sz w:val="14"/>
-                <w:szCs w:val="14"/>
-                <w:shd w:fill="auto" w:val="clear"/>
-              </w:rPr>
-            </w:pPr>
-            <w:r>
+              <w:pStyle w:val="IsiTabel"/>
               <w:rPr>
                 <w:rFonts w:eastAsia="Arial" w:cs="Arial"/>
                 <w:color w:val="2D3748"/>
-                <w:sz w:val="14"/>
-                <w:szCs w:val="14"/>
                 <w:shd w:fill="auto" w:val="clear"/>
               </w:rPr>
+            </w:pPr>
+            <w:r>
+              <w:rPr>
+                <w:rFonts w:ascii="Times New Roman" w:hAnsi="Times New Roman"/>
+                <w:sz w:val="16"/>
+                <w:szCs w:val="16"/>
+              </w:rPr>
               <w:t>CPL02</w:t>
             </w:r>
           </w:p>
         </w:tc>
         <w:tc>
           <w:tcPr>
-            <w:tcW w:w="560" w:type="dxa"/>
+            <w:tcW w:w="559" w:type="dxa"/>
             <w:tcBorders>
               <w:top w:val="single" w:sz="6" w:space="0" w:color="CBD5E0"/>
               <w:start w:val="single" w:sz="6" w:space="0" w:color="CBD5E0"/>
@@ -10487,33 +9471,26 @@
           </w:tcPr>
           <w:p>
             <w:pPr>
-              <w:pStyle w:val="normal2"/>
-              <w:shd w:val="clear" w:fill="auto"/>
-              <w:spacing w:lineRule="auto" w:line="300" w:before="60" w:after="60"/>
-              <w:jc w:val="center"/>
-              <w:rPr>
-                <w:rFonts w:ascii="Arial" w:hAnsi="Arial" w:eastAsia="Arial" w:cs="Arial"/>
-                <w:color w:val="2D3748"/>
-                <w:sz w:val="14"/>
-                <w:szCs w:val="14"/>
-                <w:shd w:fill="auto" w:val="clear"/>
-              </w:rPr>
-            </w:pPr>
-            <w:r>
+              <w:pStyle w:val="IsiTabel"/>
               <w:rPr>
                 <w:rFonts w:eastAsia="Arial" w:cs="Arial"/>
                 <w:color w:val="2D3748"/>
-                <w:sz w:val="14"/>
-                <w:szCs w:val="14"/>
                 <w:shd w:fill="auto" w:val="clear"/>
               </w:rPr>
+            </w:pPr>
+            <w:r>
+              <w:rPr>
+                <w:rFonts w:ascii="Times New Roman" w:hAnsi="Times New Roman"/>
+                <w:sz w:val="16"/>
+                <w:szCs w:val="16"/>
+              </w:rPr>
               <w:t>CPL03</w:t>
             </w:r>
           </w:p>
         </w:tc>
         <w:tc>
           <w:tcPr>
-            <w:tcW w:w="563" w:type="dxa"/>
+            <w:tcW w:w="564" w:type="dxa"/>
             <w:tcBorders>
               <w:top w:val="single" w:sz="6" w:space="0" w:color="CBD5E0"/>
               <w:start w:val="single" w:sz="6" w:space="0" w:color="CBD5E0"/>
@@ -10530,25 +9507,18 @@
           </w:tcPr>
           <w:p>
             <w:pPr>
-              <w:pStyle w:val="normal2"/>
-              <w:shd w:val="clear" w:fill="auto"/>
-              <w:spacing w:lineRule="auto" w:line="300" w:before="60" w:after="60"/>
-              <w:jc w:val="center"/>
-              <w:rPr>
-                <w:rFonts w:ascii="Arial" w:hAnsi="Arial" w:eastAsia="Arial" w:cs="Arial"/>
-                <w:color w:val="2D3748"/>
-                <w:sz w:val="14"/>
-                <w:szCs w:val="14"/>
-                <w:shd w:fill="auto" w:val="clear"/>
-              </w:rPr>
-            </w:pPr>
-            <w:r>
+              <w:pStyle w:val="IsiTabel"/>
               <w:rPr>
                 <w:rFonts w:eastAsia="Arial" w:cs="Arial"/>
                 <w:color w:val="2D3748"/>
-                <w:sz w:val="14"/>
-                <w:szCs w:val="14"/>
                 <w:shd w:fill="auto" w:val="clear"/>
+              </w:rPr>
+            </w:pPr>
+            <w:r>
+              <w:rPr>
+                <w:rFonts w:ascii="Times New Roman" w:hAnsi="Times New Roman"/>
+                <w:sz w:val="16"/>
+                <w:szCs w:val="16"/>
               </w:rPr>
               <w:t>CPL04</w:t>
             </w:r>
@@ -10573,33 +9543,26 @@
           </w:tcPr>
           <w:p>
             <w:pPr>
-              <w:pStyle w:val="normal2"/>
-              <w:shd w:val="clear" w:fill="auto"/>
-              <w:spacing w:lineRule="auto" w:line="300" w:before="60" w:after="60"/>
-              <w:jc w:val="center"/>
-              <w:rPr>
-                <w:rFonts w:ascii="Arial" w:hAnsi="Arial" w:eastAsia="Arial" w:cs="Arial"/>
-                <w:color w:val="2D3748"/>
-                <w:sz w:val="14"/>
-                <w:szCs w:val="14"/>
-                <w:shd w:fill="auto" w:val="clear"/>
-              </w:rPr>
-            </w:pPr>
-            <w:r>
+              <w:pStyle w:val="IsiTabel"/>
               <w:rPr>
                 <w:rFonts w:eastAsia="Arial" w:cs="Arial"/>
                 <w:color w:val="2D3748"/>
-                <w:sz w:val="14"/>
-                <w:szCs w:val="14"/>
                 <w:shd w:fill="auto" w:val="clear"/>
               </w:rPr>
+            </w:pPr>
+            <w:r>
+              <w:rPr>
+                <w:rFonts w:ascii="Times New Roman" w:hAnsi="Times New Roman"/>
+                <w:sz w:val="16"/>
+                <w:szCs w:val="16"/>
+              </w:rPr>
               <w:t>CPL05</w:t>
             </w:r>
           </w:p>
         </w:tc>
         <w:tc>
           <w:tcPr>
-            <w:tcW w:w="560" w:type="dxa"/>
+            <w:tcW w:w="559" w:type="dxa"/>
             <w:tcBorders>
               <w:top w:val="single" w:sz="6" w:space="0" w:color="CBD5E0"/>
               <w:start w:val="single" w:sz="6" w:space="0" w:color="CBD5E0"/>
@@ -10616,33 +9579,26 @@
           </w:tcPr>
           <w:p>
             <w:pPr>
-              <w:pStyle w:val="normal2"/>
-              <w:shd w:val="clear" w:fill="auto"/>
-              <w:spacing w:lineRule="auto" w:line="300" w:before="60" w:after="60"/>
-              <w:jc w:val="center"/>
-              <w:rPr>
-                <w:rFonts w:ascii="Arial" w:hAnsi="Arial" w:eastAsia="Arial" w:cs="Arial"/>
-                <w:color w:val="2D3748"/>
-                <w:sz w:val="14"/>
-                <w:szCs w:val="14"/>
-                <w:shd w:fill="auto" w:val="clear"/>
-              </w:rPr>
-            </w:pPr>
-            <w:r>
+              <w:pStyle w:val="IsiTabel"/>
               <w:rPr>
                 <w:rFonts w:eastAsia="Arial" w:cs="Arial"/>
                 <w:color w:val="2D3748"/>
-                <w:sz w:val="14"/>
-                <w:szCs w:val="14"/>
                 <w:shd w:fill="auto" w:val="clear"/>
               </w:rPr>
+            </w:pPr>
+            <w:r>
+              <w:rPr>
+                <w:rFonts w:ascii="Times New Roman" w:hAnsi="Times New Roman"/>
+                <w:sz w:val="16"/>
+                <w:szCs w:val="16"/>
+              </w:rPr>
               <w:t>CPL06</w:t>
             </w:r>
           </w:p>
         </w:tc>
         <w:tc>
           <w:tcPr>
-            <w:tcW w:w="563" w:type="dxa"/>
+            <w:tcW w:w="564" w:type="dxa"/>
             <w:tcBorders>
               <w:top w:val="single" w:sz="6" w:space="0" w:color="CBD5E0"/>
               <w:start w:val="single" w:sz="6" w:space="0" w:color="CBD5E0"/>
@@ -10659,33 +9615,26 @@
           </w:tcPr>
           <w:p>
             <w:pPr>
-              <w:pStyle w:val="normal2"/>
-              <w:shd w:val="clear" w:fill="auto"/>
-              <w:spacing w:lineRule="auto" w:line="300" w:before="60" w:after="60"/>
-              <w:jc w:val="center"/>
-              <w:rPr>
-                <w:rFonts w:ascii="Arial" w:hAnsi="Arial" w:eastAsia="Arial" w:cs="Arial"/>
-                <w:color w:val="2D3748"/>
-                <w:sz w:val="14"/>
-                <w:szCs w:val="14"/>
-                <w:shd w:fill="auto" w:val="clear"/>
-              </w:rPr>
-            </w:pPr>
-            <w:r>
+              <w:pStyle w:val="IsiTabel"/>
               <w:rPr>
                 <w:rFonts w:eastAsia="Arial" w:cs="Arial"/>
                 <w:color w:val="2D3748"/>
-                <w:sz w:val="14"/>
-                <w:szCs w:val="14"/>
                 <w:shd w:fill="auto" w:val="clear"/>
               </w:rPr>
+            </w:pPr>
+            <w:r>
+              <w:rPr>
+                <w:rFonts w:ascii="Times New Roman" w:hAnsi="Times New Roman"/>
+                <w:sz w:val="16"/>
+                <w:szCs w:val="16"/>
+              </w:rPr>
               <w:t>CPL07</w:t>
             </w:r>
           </w:p>
         </w:tc>
         <w:tc>
           <w:tcPr>
-            <w:tcW w:w="561" w:type="dxa"/>
+            <w:tcW w:w="560" w:type="dxa"/>
             <w:tcBorders>
               <w:top w:val="single" w:sz="6" w:space="0" w:color="CBD5E0"/>
               <w:start w:val="single" w:sz="6" w:space="0" w:color="CBD5E0"/>
@@ -10702,33 +9651,26 @@
           </w:tcPr>
           <w:p>
             <w:pPr>
-              <w:pStyle w:val="normal2"/>
-              <w:shd w:val="clear" w:fill="auto"/>
-              <w:spacing w:lineRule="auto" w:line="300" w:before="60" w:after="60"/>
-              <w:jc w:val="center"/>
-              <w:rPr>
-                <w:rFonts w:ascii="Arial" w:hAnsi="Arial" w:eastAsia="Arial" w:cs="Arial"/>
-                <w:color w:val="2D3748"/>
-                <w:sz w:val="14"/>
-                <w:szCs w:val="14"/>
-                <w:shd w:fill="auto" w:val="clear"/>
-              </w:rPr>
-            </w:pPr>
-            <w:r>
+              <w:pStyle w:val="IsiTabel"/>
               <w:rPr>
                 <w:rFonts w:eastAsia="Arial" w:cs="Arial"/>
                 <w:color w:val="2D3748"/>
-                <w:sz w:val="14"/>
-                <w:szCs w:val="14"/>
                 <w:shd w:fill="auto" w:val="clear"/>
               </w:rPr>
+            </w:pPr>
+            <w:r>
+              <w:rPr>
+                <w:rFonts w:ascii="Times New Roman" w:hAnsi="Times New Roman"/>
+                <w:sz w:val="16"/>
+                <w:szCs w:val="16"/>
+              </w:rPr>
               <w:t>CPL08</w:t>
             </w:r>
           </w:p>
         </w:tc>
         <w:tc>
           <w:tcPr>
-            <w:tcW w:w="563" w:type="dxa"/>
+            <w:tcW w:w="564" w:type="dxa"/>
             <w:tcBorders>
               <w:top w:val="single" w:sz="6" w:space="0" w:color="CBD5E0"/>
               <w:start w:val="single" w:sz="6" w:space="0" w:color="CBD5E0"/>
@@ -10745,25 +9687,18 @@
           </w:tcPr>
           <w:p>
             <w:pPr>
-              <w:pStyle w:val="normal2"/>
-              <w:shd w:val="clear" w:fill="auto"/>
-              <w:spacing w:lineRule="auto" w:line="300" w:before="60" w:after="60"/>
-              <w:jc w:val="center"/>
-              <w:rPr>
-                <w:rFonts w:ascii="Arial" w:hAnsi="Arial" w:eastAsia="Arial" w:cs="Arial"/>
-                <w:color w:val="2D3748"/>
-                <w:sz w:val="14"/>
-                <w:szCs w:val="14"/>
-                <w:shd w:fill="auto" w:val="clear"/>
-              </w:rPr>
-            </w:pPr>
-            <w:r>
+              <w:pStyle w:val="IsiTabel"/>
               <w:rPr>
                 <w:rFonts w:eastAsia="Arial" w:cs="Arial"/>
                 <w:color w:val="2D3748"/>
-                <w:sz w:val="14"/>
-                <w:szCs w:val="14"/>
                 <w:shd w:fill="auto" w:val="clear"/>
+              </w:rPr>
+            </w:pPr>
+            <w:r>
+              <w:rPr>
+                <w:rFonts w:ascii="Times New Roman" w:hAnsi="Times New Roman"/>
+                <w:sz w:val="16"/>
+                <w:szCs w:val="16"/>
               </w:rPr>
               <w:t>CPL09</w:t>
             </w:r>
@@ -10788,48 +9723,32 @@
           </w:tcPr>
           <w:p>
             <w:pPr>
-              <w:pStyle w:val="normal2"/>
-              <w:shd w:val="clear" w:fill="auto"/>
-              <w:spacing w:lineRule="auto" w:line="300" w:before="60" w:after="60"/>
-              <w:jc w:val="center"/>
-              <w:rPr>
-                <w:rFonts w:ascii="Arial" w:hAnsi="Arial" w:eastAsia="Arial" w:cs="Arial"/>
-                <w:color w:val="2D3748"/>
-                <w:sz w:val="14"/>
-                <w:szCs w:val="14"/>
-                <w:shd w:fill="auto" w:val="clear"/>
-              </w:rPr>
-            </w:pPr>
-            <w:r>
+              <w:pStyle w:val="IsiTabel"/>
               <w:rPr>
                 <w:rFonts w:eastAsia="Arial" w:cs="Arial"/>
                 <w:color w:val="2D3748"/>
-                <w:sz w:val="14"/>
-                <w:szCs w:val="14"/>
                 <w:shd w:fill="auto" w:val="clear"/>
               </w:rPr>
-              <w:t>CPL10</w:t>
-            </w:r>
-          </w:p>
-          <w:p>
-            <w:pPr>
-              <w:pStyle w:val="normal2"/>
-              <w:keepNext w:val="false"/>
-              <w:keepLines w:val="false"/>
-              <w:widowControl w:val="false"/>
-              <w:shd w:val="clear" w:fill="auto"/>
-              <w:spacing w:lineRule="auto" w:line="240" w:before="0" w:after="0"/>
-              <w:ind w:hanging="0" w:start="0" w:end="0"/>
-              <w:jc w:val="start"/>
-              <w:rPr>
-                <w:rFonts w:ascii="Arial" w:hAnsi="Arial" w:eastAsia="Arial" w:cs="Arial"/>
+            </w:pPr>
+            <w:r>
+              <w:rPr>
+                <w:rFonts w:ascii="Times New Roman" w:hAnsi="Times New Roman"/>
                 <w:sz w:val="16"/>
                 <w:szCs w:val="16"/>
               </w:rPr>
-            </w:pPr>
-            <w:r>
+              <w:t>CPL10</w:t>
+            </w:r>
+          </w:p>
+          <w:p>
+            <w:pPr>
+              <w:pStyle w:val="IsiTabel"/>
               <w:rPr>
                 <w:rFonts w:eastAsia="Arial" w:cs="Arial"/>
+              </w:rPr>
+            </w:pPr>
+            <w:r>
+              <w:rPr>
+                <w:rFonts w:ascii="Times New Roman" w:hAnsi="Times New Roman"/>
                 <w:sz w:val="16"/>
                 <w:szCs w:val="16"/>
               </w:rPr>
@@ -10859,30 +9778,26 @@
           </w:tcPr>
           <w:p>
             <w:pPr>
-              <w:pStyle w:val="normal2"/>
-              <w:shd w:val="clear" w:fill="auto"/>
-              <w:spacing w:lineRule="auto" w:line="300" w:before="90" w:after="90"/>
-              <w:rPr>
-                <w:rFonts w:ascii="Arial" w:hAnsi="Arial" w:eastAsia="Arial" w:cs="Arial"/>
-                <w:sz w:val="16"/>
-                <w:szCs w:val="16"/>
-              </w:rPr>
-            </w:pPr>
-            <w:r>
+              <w:pStyle w:val="IsiTabel"/>
               <w:rPr>
                 <w:rFonts w:eastAsia="Arial" w:cs="Arial"/>
+              </w:rPr>
+            </w:pPr>
+            <w:r>
+              <w:rPr>
+                <w:rFonts w:eastAsia="Arial" w:cs="Arial" w:ascii="Times New Roman" w:hAnsi="Times New Roman"/>
                 <w:b/>
                 <w:bCs/>
-                <w:sz w:val="16"/>
-                <w:szCs w:val="16"/>
+                <w:sz w:val="18"/>
+                <w:szCs w:val="18"/>
               </w:rPr>
               <w:t>CPMK021:</w:t>
             </w:r>
             <w:r>
               <w:rPr>
-                <w:rFonts w:eastAsia="Arial" w:cs="Arial"/>
-                <w:sz w:val="16"/>
-                <w:szCs w:val="16"/>
+                <w:rFonts w:eastAsia="Arial" w:cs="Arial" w:ascii="Times New Roman" w:hAnsi="Times New Roman"/>
+                <w:sz w:val="18"/>
+                <w:szCs w:val="18"/>
               </w:rPr>
               <w:t xml:space="preserve"> Mampu menganalisis &amp; mengimplementasikan prinsip kewirausahaan TI</w:t>
             </w:r>
@@ -10890,7 +9805,7 @@
         </w:tc>
         <w:tc>
           <w:tcPr>
-            <w:tcW w:w="560" w:type="dxa"/>
+            <w:tcW w:w="559" w:type="dxa"/>
             <w:tcBorders>
               <w:top w:val="single" w:sz="6" w:space="0" w:color="CBD5E0"/>
               <w:start w:val="single" w:sz="6" w:space="0" w:color="CBD5E0"/>
@@ -10907,21 +9822,16 @@
           </w:tcPr>
           <w:p>
             <w:pPr>
-              <w:pStyle w:val="normal2"/>
-              <w:shd w:val="clear" w:fill="auto"/>
-              <w:spacing w:lineRule="auto" w:line="300" w:before="90" w:after="90"/>
-              <w:jc w:val="center"/>
-              <w:rPr>
-                <w:rFonts w:ascii="Arial" w:hAnsi="Arial" w:eastAsia="Arial" w:cs="Arial"/>
-                <w:sz w:val="16"/>
-                <w:szCs w:val="16"/>
-              </w:rPr>
-            </w:pPr>
-            <w:r>
+              <w:pStyle w:val="IsiTabel"/>
               <w:rPr>
                 <w:rFonts w:eastAsia="Arial" w:cs="Arial"/>
-                <w:sz w:val="16"/>
-                <w:szCs w:val="16"/>
+              </w:rPr>
+            </w:pPr>
+            <w:r>
+              <w:rPr>
+                <w:rFonts w:ascii="Times New Roman" w:hAnsi="Times New Roman"/>
+                <w:sz w:val="18"/>
+                <w:szCs w:val="18"/>
               </w:rPr>
               <w:t>-</w:t>
             </w:r>
@@ -10929,7 +9839,7 @@
         </w:tc>
         <w:tc>
           <w:tcPr>
-            <w:tcW w:w="564" w:type="dxa"/>
+            <w:tcW w:w="565" w:type="dxa"/>
             <w:tcBorders>
               <w:top w:val="single" w:sz="6" w:space="0" w:color="CBD5E0"/>
               <w:start w:val="single" w:sz="6" w:space="0" w:color="CBD5E0"/>
@@ -10946,29 +9856,20 @@
           </w:tcPr>
           <w:p>
             <w:pPr>
-              <w:pStyle w:val="normal2"/>
-              <w:shd w:val="clear" w:fill="auto"/>
-              <w:spacing w:lineRule="auto" w:line="300" w:before="90" w:after="90"/>
-              <w:jc w:val="center"/>
-              <w:rPr>
-                <w:rFonts w:ascii="Arial" w:hAnsi="Arial" w:eastAsia="Arial" w:cs="Arial"/>
+              <w:pStyle w:val="IsiTabel"/>
+              <w:rPr>
+                <w:rFonts w:eastAsia="Arial" w:cs="Arial"/>
                 <w:b/>
                 <w:bCs/>
                 <w:color w:val="2B6CB0"/>
-                <w:sz w:val="16"/>
-                <w:szCs w:val="16"/>
                 <w:shd w:fill="auto" w:val="clear"/>
               </w:rPr>
             </w:pPr>
             <w:r>
               <w:rPr>
-                <w:rFonts w:eastAsia="Arial Unicode MS" w:cs="Arial Unicode MS" w:ascii="Arial Unicode MS" w:hAnsi="Arial Unicode MS"/>
-                <w:b/>
-                <w:bCs/>
-                <w:color w:val="2B6CB0"/>
-                <w:sz w:val="16"/>
-                <w:szCs w:val="16"/>
-                <w:shd w:fill="auto" w:val="clear"/>
+                <w:rFonts w:ascii="Times New Roman" w:hAnsi="Times New Roman"/>
+                <w:sz w:val="18"/>
+                <w:szCs w:val="18"/>
               </w:rPr>
               <w:t>✓</w:t>
             </w:r>
@@ -10976,7 +9877,7 @@
         </w:tc>
         <w:tc>
           <w:tcPr>
-            <w:tcW w:w="560" w:type="dxa"/>
+            <w:tcW w:w="559" w:type="dxa"/>
             <w:tcBorders>
               <w:top w:val="single" w:sz="6" w:space="0" w:color="CBD5E0"/>
               <w:start w:val="single" w:sz="6" w:space="0" w:color="CBD5E0"/>
@@ -10993,21 +9894,16 @@
           </w:tcPr>
           <w:p>
             <w:pPr>
-              <w:pStyle w:val="normal2"/>
-              <w:shd w:val="clear" w:fill="auto"/>
-              <w:spacing w:lineRule="auto" w:line="300" w:before="90" w:after="90"/>
-              <w:jc w:val="center"/>
-              <w:rPr>
-                <w:rFonts w:ascii="Arial" w:hAnsi="Arial" w:eastAsia="Arial" w:cs="Arial"/>
-                <w:sz w:val="16"/>
-                <w:szCs w:val="16"/>
-              </w:rPr>
-            </w:pPr>
-            <w:r>
+              <w:pStyle w:val="IsiTabel"/>
               <w:rPr>
                 <w:rFonts w:eastAsia="Arial" w:cs="Arial"/>
-                <w:sz w:val="16"/>
-                <w:szCs w:val="16"/>
+              </w:rPr>
+            </w:pPr>
+            <w:r>
+              <w:rPr>
+                <w:rFonts w:ascii="Times New Roman" w:hAnsi="Times New Roman"/>
+                <w:sz w:val="18"/>
+                <w:szCs w:val="18"/>
               </w:rPr>
               <w:t>-</w:t>
             </w:r>
@@ -11015,7 +9911,7 @@
         </w:tc>
         <w:tc>
           <w:tcPr>
-            <w:tcW w:w="563" w:type="dxa"/>
+            <w:tcW w:w="564" w:type="dxa"/>
             <w:tcBorders>
               <w:top w:val="single" w:sz="6" w:space="0" w:color="CBD5E0"/>
               <w:start w:val="single" w:sz="6" w:space="0" w:color="CBD5E0"/>
@@ -11032,21 +9928,16 @@
           </w:tcPr>
           <w:p>
             <w:pPr>
-              <w:pStyle w:val="normal2"/>
-              <w:shd w:val="clear" w:fill="auto"/>
-              <w:spacing w:lineRule="auto" w:line="300" w:before="90" w:after="90"/>
-              <w:jc w:val="center"/>
-              <w:rPr>
-                <w:rFonts w:ascii="Arial" w:hAnsi="Arial" w:eastAsia="Arial" w:cs="Arial"/>
-                <w:sz w:val="16"/>
-                <w:szCs w:val="16"/>
-              </w:rPr>
-            </w:pPr>
-            <w:r>
+              <w:pStyle w:val="IsiTabel"/>
               <w:rPr>
                 <w:rFonts w:eastAsia="Arial" w:cs="Arial"/>
-                <w:sz w:val="16"/>
-                <w:szCs w:val="16"/>
+              </w:rPr>
+            </w:pPr>
+            <w:r>
+              <w:rPr>
+                <w:rFonts w:ascii="Times New Roman" w:hAnsi="Times New Roman"/>
+                <w:sz w:val="18"/>
+                <w:szCs w:val="18"/>
               </w:rPr>
               <w:t>-</w:t>
             </w:r>
@@ -11071,21 +9962,16 @@
           </w:tcPr>
           <w:p>
             <w:pPr>
-              <w:pStyle w:val="normal2"/>
-              <w:shd w:val="clear" w:fill="auto"/>
-              <w:spacing w:lineRule="auto" w:line="300" w:before="90" w:after="90"/>
-              <w:jc w:val="center"/>
-              <w:rPr>
-                <w:rFonts w:ascii="Arial" w:hAnsi="Arial" w:eastAsia="Arial" w:cs="Arial"/>
-                <w:sz w:val="16"/>
-                <w:szCs w:val="16"/>
-              </w:rPr>
-            </w:pPr>
-            <w:r>
+              <w:pStyle w:val="IsiTabel"/>
               <w:rPr>
                 <w:rFonts w:eastAsia="Arial" w:cs="Arial"/>
-                <w:sz w:val="16"/>
-                <w:szCs w:val="16"/>
+              </w:rPr>
+            </w:pPr>
+            <w:r>
+              <w:rPr>
+                <w:rFonts w:ascii="Times New Roman" w:hAnsi="Times New Roman"/>
+                <w:sz w:val="18"/>
+                <w:szCs w:val="18"/>
               </w:rPr>
               <w:t>-</w:t>
             </w:r>
@@ -11093,7 +9979,7 @@
         </w:tc>
         <w:tc>
           <w:tcPr>
-            <w:tcW w:w="560" w:type="dxa"/>
+            <w:tcW w:w="559" w:type="dxa"/>
             <w:tcBorders>
               <w:top w:val="single" w:sz="6" w:space="0" w:color="CBD5E0"/>
               <w:start w:val="single" w:sz="6" w:space="0" w:color="CBD5E0"/>
@@ -11110,21 +9996,16 @@
           </w:tcPr>
           <w:p>
             <w:pPr>
-              <w:pStyle w:val="normal2"/>
-              <w:shd w:val="clear" w:fill="auto"/>
-              <w:spacing w:lineRule="auto" w:line="300" w:before="90" w:after="90"/>
-              <w:jc w:val="center"/>
-              <w:rPr>
-                <w:rFonts w:ascii="Arial" w:hAnsi="Arial" w:eastAsia="Arial" w:cs="Arial"/>
-                <w:sz w:val="16"/>
-                <w:szCs w:val="16"/>
-              </w:rPr>
-            </w:pPr>
-            <w:r>
+              <w:pStyle w:val="IsiTabel"/>
               <w:rPr>
                 <w:rFonts w:eastAsia="Arial" w:cs="Arial"/>
-                <w:sz w:val="16"/>
-                <w:szCs w:val="16"/>
+              </w:rPr>
+            </w:pPr>
+            <w:r>
+              <w:rPr>
+                <w:rFonts w:ascii="Times New Roman" w:hAnsi="Times New Roman"/>
+                <w:sz w:val="18"/>
+                <w:szCs w:val="18"/>
               </w:rPr>
               <w:t>-</w:t>
             </w:r>
@@ -11132,7 +10013,7 @@
         </w:tc>
         <w:tc>
           <w:tcPr>
-            <w:tcW w:w="563" w:type="dxa"/>
+            <w:tcW w:w="564" w:type="dxa"/>
             <w:tcBorders>
               <w:top w:val="single" w:sz="6" w:space="0" w:color="CBD5E0"/>
               <w:start w:val="single" w:sz="6" w:space="0" w:color="CBD5E0"/>
@@ -11149,21 +10030,16 @@
           </w:tcPr>
           <w:p>
             <w:pPr>
-              <w:pStyle w:val="normal2"/>
-              <w:shd w:val="clear" w:fill="auto"/>
-              <w:spacing w:lineRule="auto" w:line="300" w:before="90" w:after="90"/>
-              <w:jc w:val="center"/>
-              <w:rPr>
-                <w:rFonts w:ascii="Arial" w:hAnsi="Arial" w:eastAsia="Arial" w:cs="Arial"/>
-                <w:sz w:val="16"/>
-                <w:szCs w:val="16"/>
-              </w:rPr>
-            </w:pPr>
-            <w:r>
+              <w:pStyle w:val="IsiTabel"/>
               <w:rPr>
                 <w:rFonts w:eastAsia="Arial" w:cs="Arial"/>
-                <w:sz w:val="16"/>
-                <w:szCs w:val="16"/>
+              </w:rPr>
+            </w:pPr>
+            <w:r>
+              <w:rPr>
+                <w:rFonts w:ascii="Times New Roman" w:hAnsi="Times New Roman"/>
+                <w:sz w:val="18"/>
+                <w:szCs w:val="18"/>
               </w:rPr>
               <w:t>-</w:t>
             </w:r>
@@ -11171,7 +10047,7 @@
         </w:tc>
         <w:tc>
           <w:tcPr>
-            <w:tcW w:w="561" w:type="dxa"/>
+            <w:tcW w:w="560" w:type="dxa"/>
             <w:tcBorders>
               <w:top w:val="single" w:sz="6" w:space="0" w:color="CBD5E0"/>
               <w:start w:val="single" w:sz="6" w:space="0" w:color="CBD5E0"/>
@@ -11188,21 +10064,16 @@
           </w:tcPr>
           <w:p>
             <w:pPr>
-              <w:pStyle w:val="normal2"/>
-              <w:shd w:val="clear" w:fill="auto"/>
-              <w:spacing w:lineRule="auto" w:line="300" w:before="90" w:after="90"/>
-              <w:jc w:val="center"/>
-              <w:rPr>
-                <w:rFonts w:ascii="Arial" w:hAnsi="Arial" w:eastAsia="Arial" w:cs="Arial"/>
-                <w:sz w:val="16"/>
-                <w:szCs w:val="16"/>
-              </w:rPr>
-            </w:pPr>
-            <w:r>
+              <w:pStyle w:val="IsiTabel"/>
               <w:rPr>
                 <w:rFonts w:eastAsia="Arial" w:cs="Arial"/>
-                <w:sz w:val="16"/>
-                <w:szCs w:val="16"/>
+              </w:rPr>
+            </w:pPr>
+            <w:r>
+              <w:rPr>
+                <w:rFonts w:ascii="Times New Roman" w:hAnsi="Times New Roman"/>
+                <w:sz w:val="18"/>
+                <w:szCs w:val="18"/>
               </w:rPr>
               <w:t>-</w:t>
             </w:r>
@@ -11210,7 +10081,7 @@
         </w:tc>
         <w:tc>
           <w:tcPr>
-            <w:tcW w:w="563" w:type="dxa"/>
+            <w:tcW w:w="564" w:type="dxa"/>
             <w:tcBorders>
               <w:top w:val="single" w:sz="6" w:space="0" w:color="CBD5E0"/>
               <w:start w:val="single" w:sz="6" w:space="0" w:color="CBD5E0"/>
@@ -11227,21 +10098,16 @@
           </w:tcPr>
           <w:p>
             <w:pPr>
-              <w:pStyle w:val="normal2"/>
-              <w:shd w:val="clear" w:fill="auto"/>
-              <w:spacing w:lineRule="auto" w:line="300" w:before="90" w:after="90"/>
-              <w:jc w:val="center"/>
-              <w:rPr>
-                <w:rFonts w:ascii="Arial" w:hAnsi="Arial" w:eastAsia="Arial" w:cs="Arial"/>
-                <w:sz w:val="16"/>
-                <w:szCs w:val="16"/>
-              </w:rPr>
-            </w:pPr>
-            <w:r>
+              <w:pStyle w:val="IsiTabel"/>
               <w:rPr>
                 <w:rFonts w:eastAsia="Arial" w:cs="Arial"/>
-                <w:sz w:val="16"/>
-                <w:szCs w:val="16"/>
+              </w:rPr>
+            </w:pPr>
+            <w:r>
+              <w:rPr>
+                <w:rFonts w:ascii="Times New Roman" w:hAnsi="Times New Roman"/>
+                <w:sz w:val="18"/>
+                <w:szCs w:val="18"/>
               </w:rPr>
               <w:t>-</w:t>
             </w:r>
@@ -11266,21 +10132,16 @@
           </w:tcPr>
           <w:p>
             <w:pPr>
-              <w:pStyle w:val="normal2"/>
-              <w:shd w:val="clear" w:fill="auto"/>
-              <w:spacing w:lineRule="auto" w:line="300" w:before="90" w:after="90"/>
-              <w:jc w:val="center"/>
-              <w:rPr>
-                <w:rFonts w:ascii="Arial" w:hAnsi="Arial" w:eastAsia="Arial" w:cs="Arial"/>
-                <w:sz w:val="16"/>
-                <w:szCs w:val="16"/>
-              </w:rPr>
-            </w:pPr>
-            <w:r>
+              <w:pStyle w:val="IsiTabel"/>
               <w:rPr>
                 <w:rFonts w:eastAsia="Arial" w:cs="Arial"/>
-                <w:sz w:val="16"/>
-                <w:szCs w:val="16"/>
+              </w:rPr>
+            </w:pPr>
+            <w:r>
+              <w:rPr>
+                <w:rFonts w:ascii="Times New Roman" w:hAnsi="Times New Roman"/>
+                <w:sz w:val="18"/>
+                <w:szCs w:val="18"/>
               </w:rPr>
               <w:t>-</w:t>
             </w:r>
@@ -11308,32 +10169,28 @@
           </w:tcPr>
           <w:p>
             <w:pPr>
-              <w:pStyle w:val="normal2"/>
-              <w:shd w:val="clear" w:fill="auto"/>
-              <w:spacing w:lineRule="auto" w:line="300" w:before="90" w:after="90"/>
-              <w:rPr>
-                <w:rFonts w:ascii="Arial" w:hAnsi="Arial" w:eastAsia="Arial" w:cs="Arial"/>
-                <w:sz w:val="16"/>
-                <w:szCs w:val="16"/>
+              <w:pStyle w:val="IsiTabel"/>
+              <w:rPr>
+                <w:rFonts w:eastAsia="Arial" w:cs="Arial"/>
                 <w:shd w:fill="auto" w:val="clear"/>
               </w:rPr>
             </w:pPr>
             <w:r>
               <w:rPr>
-                <w:rFonts w:eastAsia="Arial" w:cs="Arial"/>
+                <w:rFonts w:eastAsia="Arial" w:cs="Arial" w:ascii="Times New Roman" w:hAnsi="Times New Roman"/>
                 <w:b/>
                 <w:bCs/>
-                <w:sz w:val="16"/>
-                <w:szCs w:val="16"/>
+                <w:sz w:val="18"/>
+                <w:szCs w:val="18"/>
                 <w:shd w:fill="auto" w:val="clear"/>
               </w:rPr>
               <w:t>CPMK022:</w:t>
             </w:r>
             <w:r>
               <w:rPr>
-                <w:rFonts w:eastAsia="Arial" w:cs="Arial"/>
-                <w:sz w:val="16"/>
-                <w:szCs w:val="16"/>
+                <w:rFonts w:eastAsia="Arial" w:cs="Arial" w:ascii="Times New Roman" w:hAnsi="Times New Roman"/>
+                <w:sz w:val="18"/>
+                <w:szCs w:val="18"/>
                 <w:shd w:fill="auto" w:val="clear"/>
               </w:rPr>
               <w:t xml:space="preserve"> Mampu merancang, mengembangkan &amp; presentasi ide technopreneur</w:t>
@@ -11342,7 +10199,7 @@
         </w:tc>
         <w:tc>
           <w:tcPr>
-            <w:tcW w:w="560" w:type="dxa"/>
+            <w:tcW w:w="559" w:type="dxa"/>
             <w:tcBorders>
               <w:top w:val="single" w:sz="6" w:space="0" w:color="CBD5E0"/>
               <w:start w:val="single" w:sz="6" w:space="0" w:color="CBD5E0"/>
@@ -11359,23 +10216,17 @@
           </w:tcPr>
           <w:p>
             <w:pPr>
-              <w:pStyle w:val="normal2"/>
-              <w:shd w:val="clear" w:fill="auto"/>
-              <w:spacing w:lineRule="auto" w:line="300" w:before="90" w:after="90"/>
-              <w:jc w:val="center"/>
-              <w:rPr>
-                <w:rFonts w:ascii="Arial" w:hAnsi="Arial" w:eastAsia="Arial" w:cs="Arial"/>
-                <w:sz w:val="16"/>
-                <w:szCs w:val="16"/>
+              <w:pStyle w:val="IsiTabel"/>
+              <w:rPr>
+                <w:rFonts w:eastAsia="Arial" w:cs="Arial"/>
                 <w:shd w:fill="auto" w:val="clear"/>
               </w:rPr>
             </w:pPr>
             <w:r>
               <w:rPr>
-                <w:rFonts w:eastAsia="Arial" w:cs="Arial"/>
-                <w:sz w:val="16"/>
-                <w:szCs w:val="16"/>
-                <w:shd w:fill="auto" w:val="clear"/>
+                <w:rFonts w:ascii="Times New Roman" w:hAnsi="Times New Roman"/>
+                <w:sz w:val="18"/>
+                <w:szCs w:val="18"/>
               </w:rPr>
               <w:t>-</w:t>
             </w:r>
@@ -11383,7 +10234,7 @@
         </w:tc>
         <w:tc>
           <w:tcPr>
-            <w:tcW w:w="564" w:type="dxa"/>
+            <w:tcW w:w="565" w:type="dxa"/>
             <w:tcBorders>
               <w:top w:val="single" w:sz="6" w:space="0" w:color="CBD5E0"/>
               <w:start w:val="single" w:sz="6" w:space="0" w:color="CBD5E0"/>
@@ -11400,29 +10251,20 @@
           </w:tcPr>
           <w:p>
             <w:pPr>
-              <w:pStyle w:val="normal2"/>
-              <w:shd w:val="clear" w:fill="auto"/>
-              <w:spacing w:lineRule="auto" w:line="300" w:before="90" w:after="90"/>
-              <w:jc w:val="center"/>
-              <w:rPr>
-                <w:rFonts w:ascii="Arial" w:hAnsi="Arial" w:eastAsia="Arial" w:cs="Arial"/>
+              <w:pStyle w:val="IsiTabel"/>
+              <w:rPr>
+                <w:rFonts w:eastAsia="Arial" w:cs="Arial"/>
                 <w:b/>
                 <w:bCs/>
                 <w:color w:val="2B6CB0"/>
-                <w:sz w:val="16"/>
-                <w:szCs w:val="16"/>
                 <w:shd w:fill="auto" w:val="clear"/>
               </w:rPr>
             </w:pPr>
             <w:r>
               <w:rPr>
-                <w:rFonts w:eastAsia="Arial Unicode MS" w:cs="Arial Unicode MS" w:ascii="Arial Unicode MS" w:hAnsi="Arial Unicode MS"/>
-                <w:b/>
-                <w:bCs/>
-                <w:color w:val="2B6CB0"/>
-                <w:sz w:val="16"/>
-                <w:szCs w:val="16"/>
-                <w:shd w:fill="auto" w:val="clear"/>
+                <w:rFonts w:ascii="Times New Roman" w:hAnsi="Times New Roman"/>
+                <w:sz w:val="18"/>
+                <w:szCs w:val="18"/>
               </w:rPr>
               <w:t>✓</w:t>
             </w:r>
@@ -11430,7 +10272,7 @@
         </w:tc>
         <w:tc>
           <w:tcPr>
-            <w:tcW w:w="560" w:type="dxa"/>
+            <w:tcW w:w="559" w:type="dxa"/>
             <w:tcBorders>
               <w:top w:val="single" w:sz="6" w:space="0" w:color="CBD5E0"/>
               <w:start w:val="single" w:sz="6" w:space="0" w:color="CBD5E0"/>
@@ -11447,23 +10289,17 @@
           </w:tcPr>
           <w:p>
             <w:pPr>
-              <w:pStyle w:val="normal2"/>
-              <w:shd w:val="clear" w:fill="auto"/>
-              <w:spacing w:lineRule="auto" w:line="300" w:before="90" w:after="90"/>
-              <w:jc w:val="center"/>
-              <w:rPr>
-                <w:rFonts w:ascii="Arial" w:hAnsi="Arial" w:eastAsia="Arial" w:cs="Arial"/>
-                <w:sz w:val="16"/>
-                <w:szCs w:val="16"/>
+              <w:pStyle w:val="IsiTabel"/>
+              <w:rPr>
+                <w:rFonts w:eastAsia="Arial" w:cs="Arial"/>
                 <w:shd w:fill="auto" w:val="clear"/>
               </w:rPr>
             </w:pPr>
             <w:r>
               <w:rPr>
-                <w:rFonts w:eastAsia="Arial" w:cs="Arial"/>
-                <w:sz w:val="16"/>
-                <w:szCs w:val="16"/>
-                <w:shd w:fill="auto" w:val="clear"/>
+                <w:rFonts w:ascii="Times New Roman" w:hAnsi="Times New Roman"/>
+                <w:sz w:val="18"/>
+                <w:szCs w:val="18"/>
               </w:rPr>
               <w:t>-</w:t>
             </w:r>
@@ -11471,7 +10307,7 @@
         </w:tc>
         <w:tc>
           <w:tcPr>
-            <w:tcW w:w="563" w:type="dxa"/>
+            <w:tcW w:w="564" w:type="dxa"/>
             <w:tcBorders>
               <w:top w:val="single" w:sz="6" w:space="0" w:color="CBD5E0"/>
               <w:start w:val="single" w:sz="6" w:space="0" w:color="CBD5E0"/>
@@ -11488,23 +10324,17 @@
           </w:tcPr>
           <w:p>
             <w:pPr>
-              <w:pStyle w:val="normal2"/>
-              <w:shd w:val="clear" w:fill="auto"/>
-              <w:spacing w:lineRule="auto" w:line="300" w:before="90" w:after="90"/>
-              <w:jc w:val="center"/>
-              <w:rPr>
-                <w:rFonts w:ascii="Arial" w:hAnsi="Arial" w:eastAsia="Arial" w:cs="Arial"/>
-                <w:sz w:val="16"/>
-                <w:szCs w:val="16"/>
+              <w:pStyle w:val="IsiTabel"/>
+              <w:rPr>
+                <w:rFonts w:eastAsia="Arial" w:cs="Arial"/>
                 <w:shd w:fill="auto" w:val="clear"/>
               </w:rPr>
             </w:pPr>
             <w:r>
               <w:rPr>
-                <w:rFonts w:eastAsia="Arial" w:cs="Arial"/>
-                <w:sz w:val="16"/>
-                <w:szCs w:val="16"/>
-                <w:shd w:fill="auto" w:val="clear"/>
+                <w:rFonts w:ascii="Times New Roman" w:hAnsi="Times New Roman"/>
+                <w:sz w:val="18"/>
+                <w:szCs w:val="18"/>
               </w:rPr>
               <w:t>-</w:t>
             </w:r>
@@ -11529,23 +10359,17 @@
           </w:tcPr>
           <w:p>
             <w:pPr>
-              <w:pStyle w:val="normal2"/>
-              <w:shd w:val="clear" w:fill="auto"/>
-              <w:spacing w:lineRule="auto" w:line="300" w:before="90" w:after="90"/>
-              <w:jc w:val="center"/>
-              <w:rPr>
-                <w:rFonts w:ascii="Arial" w:hAnsi="Arial" w:eastAsia="Arial" w:cs="Arial"/>
-                <w:sz w:val="16"/>
-                <w:szCs w:val="16"/>
+              <w:pStyle w:val="IsiTabel"/>
+              <w:rPr>
+                <w:rFonts w:eastAsia="Arial" w:cs="Arial"/>
                 <w:shd w:fill="auto" w:val="clear"/>
               </w:rPr>
             </w:pPr>
             <w:r>
               <w:rPr>
-                <w:rFonts w:eastAsia="Arial" w:cs="Arial"/>
-                <w:sz w:val="16"/>
-                <w:szCs w:val="16"/>
-                <w:shd w:fill="auto" w:val="clear"/>
+                <w:rFonts w:ascii="Times New Roman" w:hAnsi="Times New Roman"/>
+                <w:sz w:val="18"/>
+                <w:szCs w:val="18"/>
               </w:rPr>
               <w:t>-</w:t>
             </w:r>
@@ -11553,7 +10377,7 @@
         </w:tc>
         <w:tc>
           <w:tcPr>
-            <w:tcW w:w="560" w:type="dxa"/>
+            <w:tcW w:w="559" w:type="dxa"/>
             <w:tcBorders>
               <w:top w:val="single" w:sz="6" w:space="0" w:color="CBD5E0"/>
               <w:start w:val="single" w:sz="6" w:space="0" w:color="CBD5E0"/>
@@ -11570,23 +10394,17 @@
           </w:tcPr>
           <w:p>
             <w:pPr>
-              <w:pStyle w:val="normal2"/>
-              <w:shd w:val="clear" w:fill="auto"/>
-              <w:spacing w:lineRule="auto" w:line="300" w:before="90" w:after="90"/>
-              <w:jc w:val="center"/>
-              <w:rPr>
-                <w:rFonts w:ascii="Arial" w:hAnsi="Arial" w:eastAsia="Arial" w:cs="Arial"/>
-                <w:sz w:val="16"/>
-                <w:szCs w:val="16"/>
+              <w:pStyle w:val="IsiTabel"/>
+              <w:rPr>
+                <w:rFonts w:eastAsia="Arial" w:cs="Arial"/>
                 <w:shd w:fill="auto" w:val="clear"/>
               </w:rPr>
             </w:pPr>
             <w:r>
               <w:rPr>
-                <w:rFonts w:eastAsia="Arial" w:cs="Arial"/>
-                <w:sz w:val="16"/>
-                <w:szCs w:val="16"/>
-                <w:shd w:fill="auto" w:val="clear"/>
+                <w:rFonts w:ascii="Times New Roman" w:hAnsi="Times New Roman"/>
+                <w:sz w:val="18"/>
+                <w:szCs w:val="18"/>
               </w:rPr>
               <w:t>-</w:t>
             </w:r>
@@ -11594,7 +10412,7 @@
         </w:tc>
         <w:tc>
           <w:tcPr>
-            <w:tcW w:w="563" w:type="dxa"/>
+            <w:tcW w:w="564" w:type="dxa"/>
             <w:tcBorders>
               <w:top w:val="single" w:sz="6" w:space="0" w:color="CBD5E0"/>
               <w:start w:val="single" w:sz="6" w:space="0" w:color="CBD5E0"/>
@@ -11611,23 +10429,17 @@
           </w:tcPr>
           <w:p>
             <w:pPr>
-              <w:pStyle w:val="normal2"/>
-              <w:shd w:val="clear" w:fill="auto"/>
-              <w:spacing w:lineRule="auto" w:line="300" w:before="90" w:after="90"/>
-              <w:jc w:val="center"/>
-              <w:rPr>
-                <w:rFonts w:ascii="Arial" w:hAnsi="Arial" w:eastAsia="Arial" w:cs="Arial"/>
-                <w:sz w:val="16"/>
-                <w:szCs w:val="16"/>
+              <w:pStyle w:val="IsiTabel"/>
+              <w:rPr>
+                <w:rFonts w:eastAsia="Arial" w:cs="Arial"/>
                 <w:shd w:fill="auto" w:val="clear"/>
               </w:rPr>
             </w:pPr>
             <w:r>
               <w:rPr>
-                <w:rFonts w:eastAsia="Arial" w:cs="Arial"/>
-                <w:sz w:val="16"/>
-                <w:szCs w:val="16"/>
-                <w:shd w:fill="auto" w:val="clear"/>
+                <w:rFonts w:ascii="Times New Roman" w:hAnsi="Times New Roman"/>
+                <w:sz w:val="18"/>
+                <w:szCs w:val="18"/>
               </w:rPr>
               <w:t>-</w:t>
             </w:r>
@@ -11635,7 +10447,7 @@
         </w:tc>
         <w:tc>
           <w:tcPr>
-            <w:tcW w:w="561" w:type="dxa"/>
+            <w:tcW w:w="560" w:type="dxa"/>
             <w:tcBorders>
               <w:top w:val="single" w:sz="6" w:space="0" w:color="CBD5E0"/>
               <w:start w:val="single" w:sz="6" w:space="0" w:color="CBD5E0"/>
@@ -11652,23 +10464,17 @@
           </w:tcPr>
           <w:p>
             <w:pPr>
-              <w:pStyle w:val="normal2"/>
-              <w:shd w:val="clear" w:fill="auto"/>
-              <w:spacing w:lineRule="auto" w:line="300" w:before="90" w:after="90"/>
-              <w:jc w:val="center"/>
-              <w:rPr>
-                <w:rFonts w:ascii="Arial" w:hAnsi="Arial" w:eastAsia="Arial" w:cs="Arial"/>
-                <w:sz w:val="16"/>
-                <w:szCs w:val="16"/>
+              <w:pStyle w:val="IsiTabel"/>
+              <w:rPr>
+                <w:rFonts w:eastAsia="Arial" w:cs="Arial"/>
                 <w:shd w:fill="auto" w:val="clear"/>
               </w:rPr>
             </w:pPr>
             <w:r>
               <w:rPr>
-                <w:rFonts w:eastAsia="Arial" w:cs="Arial"/>
-                <w:sz w:val="16"/>
-                <w:szCs w:val="16"/>
-                <w:shd w:fill="auto" w:val="clear"/>
+                <w:rFonts w:ascii="Times New Roman" w:hAnsi="Times New Roman"/>
+                <w:sz w:val="18"/>
+                <w:szCs w:val="18"/>
               </w:rPr>
               <w:t>-</w:t>
             </w:r>
@@ -11676,7 +10482,7 @@
         </w:tc>
         <w:tc>
           <w:tcPr>
-            <w:tcW w:w="563" w:type="dxa"/>
+            <w:tcW w:w="564" w:type="dxa"/>
             <w:tcBorders>
               <w:top w:val="single" w:sz="6" w:space="0" w:color="CBD5E0"/>
               <w:start w:val="single" w:sz="6" w:space="0" w:color="CBD5E0"/>
@@ -11693,23 +10499,17 @@
           </w:tcPr>
           <w:p>
             <w:pPr>
-              <w:pStyle w:val="normal2"/>
-              <w:shd w:val="clear" w:fill="auto"/>
-              <w:spacing w:lineRule="auto" w:line="300" w:before="90" w:after="90"/>
-              <w:jc w:val="center"/>
-              <w:rPr>
-                <w:rFonts w:ascii="Arial" w:hAnsi="Arial" w:eastAsia="Arial" w:cs="Arial"/>
-                <w:sz w:val="16"/>
-                <w:szCs w:val="16"/>
+              <w:pStyle w:val="IsiTabel"/>
+              <w:rPr>
+                <w:rFonts w:eastAsia="Arial" w:cs="Arial"/>
                 <w:shd w:fill="auto" w:val="clear"/>
               </w:rPr>
             </w:pPr>
             <w:r>
               <w:rPr>
-                <w:rFonts w:eastAsia="Arial" w:cs="Arial"/>
-                <w:sz w:val="16"/>
-                <w:szCs w:val="16"/>
-                <w:shd w:fill="auto" w:val="clear"/>
+                <w:rFonts w:ascii="Times New Roman" w:hAnsi="Times New Roman"/>
+                <w:sz w:val="18"/>
+                <w:szCs w:val="18"/>
               </w:rPr>
               <w:t>-</w:t>
             </w:r>
@@ -11734,23 +10534,17 @@
           </w:tcPr>
           <w:p>
             <w:pPr>
-              <w:pStyle w:val="normal2"/>
-              <w:shd w:val="clear" w:fill="auto"/>
-              <w:spacing w:lineRule="auto" w:line="300" w:before="90" w:after="90"/>
-              <w:jc w:val="center"/>
-              <w:rPr>
-                <w:rFonts w:ascii="Arial" w:hAnsi="Arial" w:eastAsia="Arial" w:cs="Arial"/>
-                <w:sz w:val="16"/>
-                <w:szCs w:val="16"/>
+              <w:pStyle w:val="IsiTabel"/>
+              <w:rPr>
+                <w:rFonts w:eastAsia="Arial" w:cs="Arial"/>
                 <w:shd w:fill="auto" w:val="clear"/>
               </w:rPr>
             </w:pPr>
             <w:r>
               <w:rPr>
-                <w:rFonts w:eastAsia="Arial" w:cs="Arial"/>
-                <w:sz w:val="16"/>
-                <w:szCs w:val="16"/>
-                <w:shd w:fill="auto" w:val="clear"/>
+                <w:rFonts w:ascii="Times New Roman" w:hAnsi="Times New Roman"/>
+                <w:sz w:val="18"/>
+                <w:szCs w:val="18"/>
               </w:rPr>
               <w:t>-</w:t>
             </w:r>
@@ -11778,30 +10572,26 @@
           </w:tcPr>
           <w:p>
             <w:pPr>
-              <w:pStyle w:val="normal2"/>
-              <w:shd w:val="clear" w:fill="auto"/>
-              <w:spacing w:lineRule="auto" w:line="300" w:before="90" w:after="90"/>
-              <w:rPr>
-                <w:rFonts w:ascii="Arial" w:hAnsi="Arial" w:eastAsia="Arial" w:cs="Arial"/>
-                <w:sz w:val="16"/>
-                <w:szCs w:val="16"/>
-              </w:rPr>
-            </w:pPr>
-            <w:r>
+              <w:pStyle w:val="IsiTabel"/>
               <w:rPr>
                 <w:rFonts w:eastAsia="Arial" w:cs="Arial"/>
+              </w:rPr>
+            </w:pPr>
+            <w:r>
+              <w:rPr>
+                <w:rFonts w:eastAsia="Arial" w:cs="Arial" w:ascii="Times New Roman" w:hAnsi="Times New Roman"/>
                 <w:b/>
                 <w:bCs/>
-                <w:sz w:val="16"/>
-                <w:szCs w:val="16"/>
+                <w:sz w:val="18"/>
+                <w:szCs w:val="18"/>
               </w:rPr>
               <w:t>CPMK023:</w:t>
             </w:r>
             <w:r>
               <w:rPr>
-                <w:rFonts w:eastAsia="Arial" w:cs="Arial"/>
-                <w:sz w:val="16"/>
-                <w:szCs w:val="16"/>
+                <w:rFonts w:eastAsia="Arial" w:cs="Arial" w:ascii="Times New Roman" w:hAnsi="Times New Roman"/>
+                <w:sz w:val="18"/>
+                <w:szCs w:val="18"/>
               </w:rPr>
               <w:t xml:space="preserve"> Mampu berkomunikasi bisnis profesional dalam Bahasa Inggris</w:t>
             </w:r>
@@ -11809,7 +10599,7 @@
         </w:tc>
         <w:tc>
           <w:tcPr>
-            <w:tcW w:w="560" w:type="dxa"/>
+            <w:tcW w:w="559" w:type="dxa"/>
             <w:tcBorders>
               <w:top w:val="single" w:sz="6" w:space="0" w:color="CBD5E0"/>
               <w:start w:val="single" w:sz="6" w:space="0" w:color="CBD5E0"/>
@@ -11826,21 +10616,16 @@
           </w:tcPr>
           <w:p>
             <w:pPr>
-              <w:pStyle w:val="normal2"/>
-              <w:shd w:val="clear" w:fill="auto"/>
-              <w:spacing w:lineRule="auto" w:line="300" w:before="90" w:after="90"/>
-              <w:jc w:val="center"/>
-              <w:rPr>
-                <w:rFonts w:ascii="Arial" w:hAnsi="Arial" w:eastAsia="Arial" w:cs="Arial"/>
-                <w:sz w:val="16"/>
-                <w:szCs w:val="16"/>
-              </w:rPr>
-            </w:pPr>
-            <w:r>
+              <w:pStyle w:val="IsiTabel"/>
               <w:rPr>
                 <w:rFonts w:eastAsia="Arial" w:cs="Arial"/>
-                <w:sz w:val="16"/>
-                <w:szCs w:val="16"/>
+              </w:rPr>
+            </w:pPr>
+            <w:r>
+              <w:rPr>
+                <w:rFonts w:ascii="Times New Roman" w:hAnsi="Times New Roman"/>
+                <w:sz w:val="18"/>
+                <w:szCs w:val="18"/>
               </w:rPr>
               <w:t>-</w:t>
             </w:r>
@@ -11848,7 +10633,7 @@
         </w:tc>
         <w:tc>
           <w:tcPr>
-            <w:tcW w:w="564" w:type="dxa"/>
+            <w:tcW w:w="565" w:type="dxa"/>
             <w:tcBorders>
               <w:top w:val="single" w:sz="6" w:space="0" w:color="CBD5E0"/>
               <w:start w:val="single" w:sz="6" w:space="0" w:color="CBD5E0"/>
@@ -11865,29 +10650,20 @@
           </w:tcPr>
           <w:p>
             <w:pPr>
-              <w:pStyle w:val="normal2"/>
-              <w:shd w:val="clear" w:fill="auto"/>
-              <w:spacing w:lineRule="auto" w:line="300" w:before="90" w:after="90"/>
-              <w:jc w:val="center"/>
-              <w:rPr>
-                <w:rFonts w:ascii="Arial" w:hAnsi="Arial" w:eastAsia="Arial" w:cs="Arial"/>
+              <w:pStyle w:val="IsiTabel"/>
+              <w:rPr>
+                <w:rFonts w:eastAsia="Arial" w:cs="Arial"/>
                 <w:b/>
                 <w:bCs/>
                 <w:color w:val="2B6CB0"/>
-                <w:sz w:val="16"/>
-                <w:szCs w:val="16"/>
                 <w:shd w:fill="auto" w:val="clear"/>
               </w:rPr>
             </w:pPr>
             <w:r>
               <w:rPr>
-                <w:rFonts w:eastAsia="Arial Unicode MS" w:cs="Arial Unicode MS" w:ascii="Arial Unicode MS" w:hAnsi="Arial Unicode MS"/>
-                <w:b/>
-                <w:bCs/>
-                <w:color w:val="2B6CB0"/>
-                <w:sz w:val="16"/>
-                <w:szCs w:val="16"/>
-                <w:shd w:fill="auto" w:val="clear"/>
+                <w:rFonts w:ascii="Times New Roman" w:hAnsi="Times New Roman"/>
+                <w:sz w:val="18"/>
+                <w:szCs w:val="18"/>
               </w:rPr>
               <w:t>✓</w:t>
             </w:r>
@@ -11895,7 +10671,7 @@
         </w:tc>
         <w:tc>
           <w:tcPr>
-            <w:tcW w:w="560" w:type="dxa"/>
+            <w:tcW w:w="559" w:type="dxa"/>
             <w:tcBorders>
               <w:top w:val="single" w:sz="6" w:space="0" w:color="CBD5E0"/>
               <w:start w:val="single" w:sz="6" w:space="0" w:color="CBD5E0"/>
@@ -11912,21 +10688,16 @@
           </w:tcPr>
           <w:p>
             <w:pPr>
-              <w:pStyle w:val="normal2"/>
-              <w:shd w:val="clear" w:fill="auto"/>
-              <w:spacing w:lineRule="auto" w:line="300" w:before="90" w:after="90"/>
-              <w:jc w:val="center"/>
-              <w:rPr>
-                <w:rFonts w:ascii="Arial" w:hAnsi="Arial" w:eastAsia="Arial" w:cs="Arial"/>
-                <w:sz w:val="16"/>
-                <w:szCs w:val="16"/>
-              </w:rPr>
-            </w:pPr>
-            <w:r>
+              <w:pStyle w:val="IsiTabel"/>
               <w:rPr>
                 <w:rFonts w:eastAsia="Arial" w:cs="Arial"/>
-                <w:sz w:val="16"/>
-                <w:szCs w:val="16"/>
+              </w:rPr>
+            </w:pPr>
+            <w:r>
+              <w:rPr>
+                <w:rFonts w:ascii="Times New Roman" w:hAnsi="Times New Roman"/>
+                <w:sz w:val="18"/>
+                <w:szCs w:val="18"/>
               </w:rPr>
               <w:t>-</w:t>
             </w:r>
@@ -11934,7 +10705,7 @@
         </w:tc>
         <w:tc>
           <w:tcPr>
-            <w:tcW w:w="563" w:type="dxa"/>
+            <w:tcW w:w="564" w:type="dxa"/>
             <w:tcBorders>
               <w:top w:val="single" w:sz="6" w:space="0" w:color="CBD5E0"/>
               <w:start w:val="single" w:sz="6" w:space="0" w:color="CBD5E0"/>
@@ -11951,21 +10722,16 @@
           </w:tcPr>
           <w:p>
             <w:pPr>
-              <w:pStyle w:val="normal2"/>
-              <w:shd w:val="clear" w:fill="auto"/>
-              <w:spacing w:lineRule="auto" w:line="300" w:before="90" w:after="90"/>
-              <w:jc w:val="center"/>
-              <w:rPr>
-                <w:rFonts w:ascii="Arial" w:hAnsi="Arial" w:eastAsia="Arial" w:cs="Arial"/>
-                <w:sz w:val="16"/>
-                <w:szCs w:val="16"/>
-              </w:rPr>
-            </w:pPr>
-            <w:r>
+              <w:pStyle w:val="IsiTabel"/>
               <w:rPr>
                 <w:rFonts w:eastAsia="Arial" w:cs="Arial"/>
-                <w:sz w:val="16"/>
-                <w:szCs w:val="16"/>
+              </w:rPr>
+            </w:pPr>
+            <w:r>
+              <w:rPr>
+                <w:rFonts w:ascii="Times New Roman" w:hAnsi="Times New Roman"/>
+                <w:sz w:val="18"/>
+                <w:szCs w:val="18"/>
               </w:rPr>
               <w:t>-</w:t>
             </w:r>
@@ -11990,21 +10756,16 @@
           </w:tcPr>
           <w:p>
             <w:pPr>
-              <w:pStyle w:val="normal2"/>
-              <w:shd w:val="clear" w:fill="auto"/>
-              <w:spacing w:lineRule="auto" w:line="300" w:before="90" w:after="90"/>
-              <w:jc w:val="center"/>
-              <w:rPr>
-                <w:rFonts w:ascii="Arial" w:hAnsi="Arial" w:eastAsia="Arial" w:cs="Arial"/>
-                <w:sz w:val="16"/>
-                <w:szCs w:val="16"/>
-              </w:rPr>
-            </w:pPr>
-            <w:r>
+              <w:pStyle w:val="IsiTabel"/>
               <w:rPr>
                 <w:rFonts w:eastAsia="Arial" w:cs="Arial"/>
-                <w:sz w:val="16"/>
-                <w:szCs w:val="16"/>
+              </w:rPr>
+            </w:pPr>
+            <w:r>
+              <w:rPr>
+                <w:rFonts w:ascii="Times New Roman" w:hAnsi="Times New Roman"/>
+                <w:sz w:val="18"/>
+                <w:szCs w:val="18"/>
               </w:rPr>
               <w:t>-</w:t>
             </w:r>
@@ -12012,7 +10773,7 @@
         </w:tc>
         <w:tc>
           <w:tcPr>
-            <w:tcW w:w="560" w:type="dxa"/>
+            <w:tcW w:w="559" w:type="dxa"/>
             <w:tcBorders>
               <w:top w:val="single" w:sz="6" w:space="0" w:color="CBD5E0"/>
               <w:start w:val="single" w:sz="6" w:space="0" w:color="CBD5E0"/>
@@ -12029,21 +10790,16 @@
           </w:tcPr>
           <w:p>
             <w:pPr>
-              <w:pStyle w:val="normal2"/>
-              <w:shd w:val="clear" w:fill="auto"/>
-              <w:spacing w:lineRule="auto" w:line="300" w:before="90" w:after="90"/>
-              <w:jc w:val="center"/>
-              <w:rPr>
-                <w:rFonts w:ascii="Arial" w:hAnsi="Arial" w:eastAsia="Arial" w:cs="Arial"/>
-                <w:sz w:val="16"/>
-                <w:szCs w:val="16"/>
-              </w:rPr>
-            </w:pPr>
-            <w:r>
+              <w:pStyle w:val="IsiTabel"/>
               <w:rPr>
                 <w:rFonts w:eastAsia="Arial" w:cs="Arial"/>
-                <w:sz w:val="16"/>
-                <w:szCs w:val="16"/>
+              </w:rPr>
+            </w:pPr>
+            <w:r>
+              <w:rPr>
+                <w:rFonts w:ascii="Times New Roman" w:hAnsi="Times New Roman"/>
+                <w:sz w:val="18"/>
+                <w:szCs w:val="18"/>
               </w:rPr>
               <w:t>-</w:t>
             </w:r>
@@ -12051,7 +10807,7 @@
         </w:tc>
         <w:tc>
           <w:tcPr>
-            <w:tcW w:w="563" w:type="dxa"/>
+            <w:tcW w:w="564" w:type="dxa"/>
             <w:tcBorders>
               <w:top w:val="single" w:sz="6" w:space="0" w:color="CBD5E0"/>
               <w:start w:val="single" w:sz="6" w:space="0" w:color="CBD5E0"/>
@@ -12068,21 +10824,16 @@
           </w:tcPr>
           <w:p>
             <w:pPr>
-              <w:pStyle w:val="normal2"/>
-              <w:shd w:val="clear" w:fill="auto"/>
-              <w:spacing w:lineRule="auto" w:line="300" w:before="90" w:after="90"/>
-              <w:jc w:val="center"/>
-              <w:rPr>
-                <w:rFonts w:ascii="Arial" w:hAnsi="Arial" w:eastAsia="Arial" w:cs="Arial"/>
-                <w:sz w:val="16"/>
-                <w:szCs w:val="16"/>
-              </w:rPr>
-            </w:pPr>
-            <w:r>
+              <w:pStyle w:val="IsiTabel"/>
               <w:rPr>
                 <w:rFonts w:eastAsia="Arial" w:cs="Arial"/>
-                <w:sz w:val="16"/>
-                <w:szCs w:val="16"/>
+              </w:rPr>
+            </w:pPr>
+            <w:r>
+              <w:rPr>
+                <w:rFonts w:ascii="Times New Roman" w:hAnsi="Times New Roman"/>
+                <w:sz w:val="18"/>
+                <w:szCs w:val="18"/>
               </w:rPr>
               <w:t>-</w:t>
             </w:r>
@@ -12090,7 +10841,7 @@
         </w:tc>
         <w:tc>
           <w:tcPr>
-            <w:tcW w:w="561" w:type="dxa"/>
+            <w:tcW w:w="560" w:type="dxa"/>
             <w:tcBorders>
               <w:top w:val="single" w:sz="6" w:space="0" w:color="CBD5E0"/>
               <w:start w:val="single" w:sz="6" w:space="0" w:color="CBD5E0"/>
@@ -12107,21 +10858,16 @@
           </w:tcPr>
           <w:p>
             <w:pPr>
-              <w:pStyle w:val="normal2"/>
-              <w:shd w:val="clear" w:fill="auto"/>
-              <w:spacing w:lineRule="auto" w:line="300" w:before="90" w:after="90"/>
-              <w:jc w:val="center"/>
-              <w:rPr>
-                <w:rFonts w:ascii="Arial" w:hAnsi="Arial" w:eastAsia="Arial" w:cs="Arial"/>
-                <w:sz w:val="16"/>
-                <w:szCs w:val="16"/>
-              </w:rPr>
-            </w:pPr>
-            <w:r>
+              <w:pStyle w:val="IsiTabel"/>
               <w:rPr>
                 <w:rFonts w:eastAsia="Arial" w:cs="Arial"/>
-                <w:sz w:val="16"/>
-                <w:szCs w:val="16"/>
+              </w:rPr>
+            </w:pPr>
+            <w:r>
+              <w:rPr>
+                <w:rFonts w:ascii="Times New Roman" w:hAnsi="Times New Roman"/>
+                <w:sz w:val="18"/>
+                <w:szCs w:val="18"/>
               </w:rPr>
               <w:t>-</w:t>
             </w:r>
@@ -12129,7 +10875,7 @@
         </w:tc>
         <w:tc>
           <w:tcPr>
-            <w:tcW w:w="563" w:type="dxa"/>
+            <w:tcW w:w="564" w:type="dxa"/>
             <w:tcBorders>
               <w:top w:val="single" w:sz="6" w:space="0" w:color="CBD5E0"/>
               <w:start w:val="single" w:sz="6" w:space="0" w:color="CBD5E0"/>
@@ -12146,21 +10892,16 @@
           </w:tcPr>
           <w:p>
             <w:pPr>
-              <w:pStyle w:val="normal2"/>
-              <w:shd w:val="clear" w:fill="auto"/>
-              <w:spacing w:lineRule="auto" w:line="300" w:before="90" w:after="90"/>
-              <w:jc w:val="center"/>
-              <w:rPr>
-                <w:rFonts w:ascii="Arial" w:hAnsi="Arial" w:eastAsia="Arial" w:cs="Arial"/>
-                <w:sz w:val="16"/>
-                <w:szCs w:val="16"/>
-              </w:rPr>
-            </w:pPr>
-            <w:r>
+              <w:pStyle w:val="IsiTabel"/>
               <w:rPr>
                 <w:rFonts w:eastAsia="Arial" w:cs="Arial"/>
-                <w:sz w:val="16"/>
-                <w:szCs w:val="16"/>
+              </w:rPr>
+            </w:pPr>
+            <w:r>
+              <w:rPr>
+                <w:rFonts w:ascii="Times New Roman" w:hAnsi="Times New Roman"/>
+                <w:sz w:val="18"/>
+                <w:szCs w:val="18"/>
               </w:rPr>
               <w:t>-</w:t>
             </w:r>
@@ -12185,21 +10926,16 @@
           </w:tcPr>
           <w:p>
             <w:pPr>
-              <w:pStyle w:val="normal2"/>
-              <w:shd w:val="clear" w:fill="auto"/>
-              <w:spacing w:lineRule="auto" w:line="300" w:before="90" w:after="90"/>
-              <w:jc w:val="center"/>
-              <w:rPr>
-                <w:rFonts w:ascii="Arial" w:hAnsi="Arial" w:eastAsia="Arial" w:cs="Arial"/>
-                <w:sz w:val="16"/>
-                <w:szCs w:val="16"/>
-              </w:rPr>
-            </w:pPr>
-            <w:r>
+              <w:pStyle w:val="IsiTabel"/>
               <w:rPr>
                 <w:rFonts w:eastAsia="Arial" w:cs="Arial"/>
-                <w:sz w:val="16"/>
-                <w:szCs w:val="16"/>
+              </w:rPr>
+            </w:pPr>
+            <w:r>
+              <w:rPr>
+                <w:rFonts w:ascii="Times New Roman" w:hAnsi="Times New Roman"/>
+                <w:sz w:val="18"/>
+                <w:szCs w:val="18"/>
               </w:rPr>
               <w:t>-</w:t>
             </w:r>
@@ -12227,32 +10963,28 @@
           </w:tcPr>
           <w:p>
             <w:pPr>
-              <w:pStyle w:val="normal2"/>
-              <w:shd w:val="clear" w:fill="auto"/>
-              <w:spacing w:lineRule="auto" w:line="300" w:before="90" w:after="90"/>
-              <w:rPr>
-                <w:rFonts w:ascii="Arial" w:hAnsi="Arial" w:eastAsia="Arial" w:cs="Arial"/>
-                <w:sz w:val="16"/>
-                <w:szCs w:val="16"/>
+              <w:pStyle w:val="IsiTabel"/>
+              <w:rPr>
+                <w:rFonts w:eastAsia="Arial" w:cs="Arial"/>
                 <w:shd w:fill="auto" w:val="clear"/>
               </w:rPr>
             </w:pPr>
             <w:r>
               <w:rPr>
-                <w:rFonts w:eastAsia="Arial" w:cs="Arial"/>
+                <w:rFonts w:eastAsia="Arial" w:cs="Arial" w:ascii="Times New Roman" w:hAnsi="Times New Roman"/>
                 <w:b/>
                 <w:bCs/>
-                <w:sz w:val="16"/>
-                <w:szCs w:val="16"/>
+                <w:sz w:val="18"/>
+                <w:szCs w:val="18"/>
                 <w:shd w:fill="auto" w:val="clear"/>
               </w:rPr>
               <w:t>CPMK093:</w:t>
             </w:r>
             <w:r>
               <w:rPr>
-                <w:rFonts w:eastAsia="Arial" w:cs="Arial"/>
-                <w:sz w:val="16"/>
-                <w:szCs w:val="16"/>
+                <w:rFonts w:eastAsia="Arial" w:cs="Arial" w:ascii="Times New Roman" w:hAnsi="Times New Roman"/>
+                <w:sz w:val="18"/>
+                <w:szCs w:val="18"/>
                 <w:shd w:fill="auto" w:val="clear"/>
               </w:rPr>
               <w:t xml:space="preserve"> Mampu membudayakan kolaborasi inklusif dalam tim multidisiplin</w:t>
@@ -12261,7 +10993,7 @@
         </w:tc>
         <w:tc>
           <w:tcPr>
-            <w:tcW w:w="560" w:type="dxa"/>
+            <w:tcW w:w="559" w:type="dxa"/>
             <w:tcBorders>
               <w:top w:val="single" w:sz="6" w:space="0" w:color="CBD5E0"/>
               <w:start w:val="single" w:sz="6" w:space="0" w:color="CBD5E0"/>
@@ -12278,23 +11010,17 @@
           </w:tcPr>
           <w:p>
             <w:pPr>
-              <w:pStyle w:val="normal2"/>
-              <w:shd w:val="clear" w:fill="auto"/>
-              <w:spacing w:lineRule="auto" w:line="300" w:before="90" w:after="90"/>
-              <w:jc w:val="center"/>
-              <w:rPr>
-                <w:rFonts w:ascii="Arial" w:hAnsi="Arial" w:eastAsia="Arial" w:cs="Arial"/>
-                <w:sz w:val="16"/>
-                <w:szCs w:val="16"/>
+              <w:pStyle w:val="IsiTabel"/>
+              <w:rPr>
+                <w:rFonts w:eastAsia="Arial" w:cs="Arial"/>
                 <w:shd w:fill="auto" w:val="clear"/>
               </w:rPr>
             </w:pPr>
             <w:r>
               <w:rPr>
-                <w:rFonts w:eastAsia="Arial" w:cs="Arial"/>
-                <w:sz w:val="16"/>
-                <w:szCs w:val="16"/>
-                <w:shd w:fill="auto" w:val="clear"/>
+                <w:rFonts w:ascii="Times New Roman" w:hAnsi="Times New Roman"/>
+                <w:sz w:val="18"/>
+                <w:szCs w:val="18"/>
               </w:rPr>
               <w:t>-</w:t>
             </w:r>
@@ -12302,7 +11028,7 @@
         </w:tc>
         <w:tc>
           <w:tcPr>
-            <w:tcW w:w="564" w:type="dxa"/>
+            <w:tcW w:w="565" w:type="dxa"/>
             <w:tcBorders>
               <w:top w:val="single" w:sz="6" w:space="0" w:color="CBD5E0"/>
               <w:start w:val="single" w:sz="6" w:space="0" w:color="CBD5E0"/>
@@ -12319,23 +11045,17 @@
           </w:tcPr>
           <w:p>
             <w:pPr>
-              <w:pStyle w:val="normal2"/>
-              <w:shd w:val="clear" w:fill="auto"/>
-              <w:spacing w:lineRule="auto" w:line="300" w:before="90" w:after="90"/>
-              <w:jc w:val="center"/>
-              <w:rPr>
-                <w:rFonts w:ascii="Arial" w:hAnsi="Arial" w:eastAsia="Arial" w:cs="Arial"/>
-                <w:sz w:val="16"/>
-                <w:szCs w:val="16"/>
+              <w:pStyle w:val="IsiTabel"/>
+              <w:rPr>
+                <w:rFonts w:eastAsia="Arial" w:cs="Arial"/>
                 <w:shd w:fill="auto" w:val="clear"/>
               </w:rPr>
             </w:pPr>
             <w:r>
               <w:rPr>
-                <w:rFonts w:eastAsia="Arial" w:cs="Arial"/>
-                <w:sz w:val="16"/>
-                <w:szCs w:val="16"/>
-                <w:shd w:fill="auto" w:val="clear"/>
+                <w:rFonts w:ascii="Times New Roman" w:hAnsi="Times New Roman"/>
+                <w:sz w:val="18"/>
+                <w:szCs w:val="18"/>
               </w:rPr>
               <w:t>-</w:t>
             </w:r>
@@ -12343,7 +11063,7 @@
         </w:tc>
         <w:tc>
           <w:tcPr>
-            <w:tcW w:w="560" w:type="dxa"/>
+            <w:tcW w:w="559" w:type="dxa"/>
             <w:tcBorders>
               <w:top w:val="single" w:sz="6" w:space="0" w:color="CBD5E0"/>
               <w:start w:val="single" w:sz="6" w:space="0" w:color="CBD5E0"/>
@@ -12360,23 +11080,17 @@
           </w:tcPr>
           <w:p>
             <w:pPr>
-              <w:pStyle w:val="normal2"/>
-              <w:shd w:val="clear" w:fill="auto"/>
-              <w:spacing w:lineRule="auto" w:line="300" w:before="90" w:after="90"/>
-              <w:jc w:val="center"/>
-              <w:rPr>
-                <w:rFonts w:ascii="Arial" w:hAnsi="Arial" w:eastAsia="Arial" w:cs="Arial"/>
-                <w:sz w:val="16"/>
-                <w:szCs w:val="16"/>
+              <w:pStyle w:val="IsiTabel"/>
+              <w:rPr>
+                <w:rFonts w:eastAsia="Arial" w:cs="Arial"/>
                 <w:shd w:fill="auto" w:val="clear"/>
               </w:rPr>
             </w:pPr>
             <w:r>
               <w:rPr>
-                <w:rFonts w:eastAsia="Arial" w:cs="Arial"/>
-                <w:sz w:val="16"/>
-                <w:szCs w:val="16"/>
-                <w:shd w:fill="auto" w:val="clear"/>
+                <w:rFonts w:ascii="Times New Roman" w:hAnsi="Times New Roman"/>
+                <w:sz w:val="18"/>
+                <w:szCs w:val="18"/>
               </w:rPr>
               <w:t>-</w:t>
             </w:r>
@@ -12384,7 +11098,7 @@
         </w:tc>
         <w:tc>
           <w:tcPr>
-            <w:tcW w:w="563" w:type="dxa"/>
+            <w:tcW w:w="564" w:type="dxa"/>
             <w:tcBorders>
               <w:top w:val="single" w:sz="6" w:space="0" w:color="CBD5E0"/>
               <w:start w:val="single" w:sz="6" w:space="0" w:color="CBD5E0"/>
@@ -12401,23 +11115,17 @@
           </w:tcPr>
           <w:p>
             <w:pPr>
-              <w:pStyle w:val="normal2"/>
-              <w:shd w:val="clear" w:fill="auto"/>
-              <w:spacing w:lineRule="auto" w:line="300" w:before="90" w:after="90"/>
-              <w:jc w:val="center"/>
-              <w:rPr>
-                <w:rFonts w:ascii="Arial" w:hAnsi="Arial" w:eastAsia="Arial" w:cs="Arial"/>
-                <w:sz w:val="16"/>
-                <w:szCs w:val="16"/>
+              <w:pStyle w:val="IsiTabel"/>
+              <w:rPr>
+                <w:rFonts w:eastAsia="Arial" w:cs="Arial"/>
                 <w:shd w:fill="auto" w:val="clear"/>
               </w:rPr>
             </w:pPr>
             <w:r>
               <w:rPr>
-                <w:rFonts w:eastAsia="Arial" w:cs="Arial"/>
-                <w:sz w:val="16"/>
-                <w:szCs w:val="16"/>
-                <w:shd w:fill="auto" w:val="clear"/>
+                <w:rFonts w:ascii="Times New Roman" w:hAnsi="Times New Roman"/>
+                <w:sz w:val="18"/>
+                <w:szCs w:val="18"/>
               </w:rPr>
               <w:t>-</w:t>
             </w:r>
@@ -12442,23 +11150,17 @@
           </w:tcPr>
           <w:p>
             <w:pPr>
-              <w:pStyle w:val="normal2"/>
-              <w:shd w:val="clear" w:fill="auto"/>
-              <w:spacing w:lineRule="auto" w:line="300" w:before="90" w:after="90"/>
-              <w:jc w:val="center"/>
-              <w:rPr>
-                <w:rFonts w:ascii="Arial" w:hAnsi="Arial" w:eastAsia="Arial" w:cs="Arial"/>
-                <w:sz w:val="16"/>
-                <w:szCs w:val="16"/>
+              <w:pStyle w:val="IsiTabel"/>
+              <w:rPr>
+                <w:rFonts w:eastAsia="Arial" w:cs="Arial"/>
                 <w:shd w:fill="auto" w:val="clear"/>
               </w:rPr>
             </w:pPr>
             <w:r>
               <w:rPr>
-                <w:rFonts w:eastAsia="Arial" w:cs="Arial"/>
-                <w:sz w:val="16"/>
-                <w:szCs w:val="16"/>
-                <w:shd w:fill="auto" w:val="clear"/>
+                <w:rFonts w:ascii="Times New Roman" w:hAnsi="Times New Roman"/>
+                <w:sz w:val="18"/>
+                <w:szCs w:val="18"/>
               </w:rPr>
               <w:t>-</w:t>
             </w:r>
@@ -12466,7 +11168,7 @@
         </w:tc>
         <w:tc>
           <w:tcPr>
-            <w:tcW w:w="560" w:type="dxa"/>
+            <w:tcW w:w="559" w:type="dxa"/>
             <w:tcBorders>
               <w:top w:val="single" w:sz="6" w:space="0" w:color="CBD5E0"/>
               <w:start w:val="single" w:sz="6" w:space="0" w:color="CBD5E0"/>
@@ -12483,23 +11185,17 @@
           </w:tcPr>
           <w:p>
             <w:pPr>
-              <w:pStyle w:val="normal2"/>
-              <w:shd w:val="clear" w:fill="auto"/>
-              <w:spacing w:lineRule="auto" w:line="300" w:before="90" w:after="90"/>
-              <w:jc w:val="center"/>
-              <w:rPr>
-                <w:rFonts w:ascii="Arial" w:hAnsi="Arial" w:eastAsia="Arial" w:cs="Arial"/>
-                <w:sz w:val="16"/>
-                <w:szCs w:val="16"/>
+              <w:pStyle w:val="IsiTabel"/>
+              <w:rPr>
+                <w:rFonts w:eastAsia="Arial" w:cs="Arial"/>
                 <w:shd w:fill="auto" w:val="clear"/>
               </w:rPr>
             </w:pPr>
             <w:r>
               <w:rPr>
-                <w:rFonts w:eastAsia="Arial" w:cs="Arial"/>
-                <w:sz w:val="16"/>
-                <w:szCs w:val="16"/>
-                <w:shd w:fill="auto" w:val="clear"/>
+                <w:rFonts w:ascii="Times New Roman" w:hAnsi="Times New Roman"/>
+                <w:sz w:val="18"/>
+                <w:szCs w:val="18"/>
               </w:rPr>
               <w:t>-</w:t>
             </w:r>
@@ -12507,7 +11203,7 @@
         </w:tc>
         <w:tc>
           <w:tcPr>
-            <w:tcW w:w="563" w:type="dxa"/>
+            <w:tcW w:w="564" w:type="dxa"/>
             <w:tcBorders>
               <w:top w:val="single" w:sz="6" w:space="0" w:color="CBD5E0"/>
               <w:start w:val="single" w:sz="6" w:space="0" w:color="CBD5E0"/>
@@ -12524,23 +11220,17 @@
           </w:tcPr>
           <w:p>
             <w:pPr>
-              <w:pStyle w:val="normal2"/>
-              <w:shd w:val="clear" w:fill="auto"/>
-              <w:spacing w:lineRule="auto" w:line="300" w:before="90" w:after="90"/>
-              <w:jc w:val="center"/>
-              <w:rPr>
-                <w:rFonts w:ascii="Arial" w:hAnsi="Arial" w:eastAsia="Arial" w:cs="Arial"/>
-                <w:sz w:val="16"/>
-                <w:szCs w:val="16"/>
+              <w:pStyle w:val="IsiTabel"/>
+              <w:rPr>
+                <w:rFonts w:eastAsia="Arial" w:cs="Arial"/>
                 <w:shd w:fill="auto" w:val="clear"/>
               </w:rPr>
             </w:pPr>
             <w:r>
               <w:rPr>
-                <w:rFonts w:eastAsia="Arial" w:cs="Arial"/>
-                <w:sz w:val="16"/>
-                <w:szCs w:val="16"/>
-                <w:shd w:fill="auto" w:val="clear"/>
+                <w:rFonts w:ascii="Times New Roman" w:hAnsi="Times New Roman"/>
+                <w:sz w:val="18"/>
+                <w:szCs w:val="18"/>
               </w:rPr>
               <w:t>-</w:t>
             </w:r>
@@ -12548,7 +11238,7 @@
         </w:tc>
         <w:tc>
           <w:tcPr>
-            <w:tcW w:w="561" w:type="dxa"/>
+            <w:tcW w:w="560" w:type="dxa"/>
             <w:tcBorders>
               <w:top w:val="single" w:sz="6" w:space="0" w:color="CBD5E0"/>
               <w:start w:val="single" w:sz="6" w:space="0" w:color="CBD5E0"/>
@@ -12565,23 +11255,17 @@
           </w:tcPr>
           <w:p>
             <w:pPr>
-              <w:pStyle w:val="normal2"/>
-              <w:shd w:val="clear" w:fill="auto"/>
-              <w:spacing w:lineRule="auto" w:line="300" w:before="90" w:after="90"/>
-              <w:jc w:val="center"/>
-              <w:rPr>
-                <w:rFonts w:ascii="Arial" w:hAnsi="Arial" w:eastAsia="Arial" w:cs="Arial"/>
-                <w:sz w:val="16"/>
-                <w:szCs w:val="16"/>
+              <w:pStyle w:val="IsiTabel"/>
+              <w:rPr>
+                <w:rFonts w:eastAsia="Arial" w:cs="Arial"/>
                 <w:shd w:fill="auto" w:val="clear"/>
               </w:rPr>
             </w:pPr>
             <w:r>
               <w:rPr>
-                <w:rFonts w:eastAsia="Arial" w:cs="Arial"/>
-                <w:sz w:val="16"/>
-                <w:szCs w:val="16"/>
-                <w:shd w:fill="auto" w:val="clear"/>
+                <w:rFonts w:ascii="Times New Roman" w:hAnsi="Times New Roman"/>
+                <w:sz w:val="18"/>
+                <w:szCs w:val="18"/>
               </w:rPr>
               <w:t>-</w:t>
             </w:r>
@@ -12589,7 +11273,7 @@
         </w:tc>
         <w:tc>
           <w:tcPr>
-            <w:tcW w:w="563" w:type="dxa"/>
+            <w:tcW w:w="564" w:type="dxa"/>
             <w:tcBorders>
               <w:top w:val="single" w:sz="6" w:space="0" w:color="CBD5E0"/>
               <w:start w:val="single" w:sz="6" w:space="0" w:color="CBD5E0"/>
@@ -12606,29 +11290,20 @@
           </w:tcPr>
           <w:p>
             <w:pPr>
-              <w:pStyle w:val="normal2"/>
-              <w:shd w:val="clear" w:fill="auto"/>
-              <w:spacing w:lineRule="auto" w:line="300" w:before="90" w:after="90"/>
-              <w:jc w:val="center"/>
-              <w:rPr>
-                <w:rFonts w:ascii="Arial" w:hAnsi="Arial" w:eastAsia="Arial" w:cs="Arial"/>
+              <w:pStyle w:val="IsiTabel"/>
+              <w:rPr>
+                <w:rFonts w:eastAsia="Arial" w:cs="Arial"/>
                 <w:b/>
                 <w:bCs/>
                 <w:color w:val="2B6CB0"/>
-                <w:sz w:val="16"/>
-                <w:szCs w:val="16"/>
                 <w:shd w:fill="auto" w:val="clear"/>
               </w:rPr>
             </w:pPr>
             <w:r>
               <w:rPr>
-                <w:rFonts w:eastAsia="Arial Unicode MS" w:cs="Arial Unicode MS" w:ascii="Arial Unicode MS" w:hAnsi="Arial Unicode MS"/>
-                <w:b/>
-                <w:bCs/>
-                <w:color w:val="2B6CB0"/>
-                <w:sz w:val="16"/>
-                <w:szCs w:val="16"/>
-                <w:shd w:fill="auto" w:val="clear"/>
+                <w:rFonts w:ascii="Times New Roman" w:hAnsi="Times New Roman"/>
+                <w:sz w:val="18"/>
+                <w:szCs w:val="18"/>
               </w:rPr>
               <w:t>✓</w:t>
             </w:r>
@@ -12653,23 +11328,17 @@
           </w:tcPr>
           <w:p>
             <w:pPr>
-              <w:pStyle w:val="normal2"/>
-              <w:shd w:val="clear" w:fill="auto"/>
-              <w:spacing w:lineRule="auto" w:line="300" w:before="90" w:after="90"/>
-              <w:jc w:val="center"/>
-              <w:rPr>
-                <w:rFonts w:ascii="Arial" w:hAnsi="Arial" w:eastAsia="Arial" w:cs="Arial"/>
-                <w:sz w:val="16"/>
-                <w:szCs w:val="16"/>
+              <w:pStyle w:val="IsiTabel"/>
+              <w:rPr>
+                <w:rFonts w:eastAsia="Arial" w:cs="Arial"/>
                 <w:shd w:fill="auto" w:val="clear"/>
               </w:rPr>
             </w:pPr>
             <w:r>
               <w:rPr>
-                <w:rFonts w:eastAsia="Arial" w:cs="Arial"/>
-                <w:sz w:val="16"/>
-                <w:szCs w:val="16"/>
-                <w:shd w:fill="auto" w:val="clear"/>
+                <w:rFonts w:ascii="Times New Roman" w:hAnsi="Times New Roman"/>
+                <w:sz w:val="18"/>
+                <w:szCs w:val="18"/>
               </w:rPr>
               <w:t>-</w:t>
             </w:r>
@@ -12697,30 +11366,26 @@
           </w:tcPr>
           <w:p>
             <w:pPr>
-              <w:pStyle w:val="normal2"/>
-              <w:shd w:val="clear" w:fill="auto"/>
-              <w:spacing w:lineRule="auto" w:line="300" w:before="90" w:after="90"/>
-              <w:rPr>
-                <w:rFonts w:ascii="Arial" w:hAnsi="Arial" w:eastAsia="Arial" w:cs="Arial"/>
-                <w:sz w:val="16"/>
-                <w:szCs w:val="16"/>
-              </w:rPr>
-            </w:pPr>
-            <w:r>
+              <w:pStyle w:val="IsiTabel"/>
               <w:rPr>
                 <w:rFonts w:eastAsia="Arial" w:cs="Arial"/>
+              </w:rPr>
+            </w:pPr>
+            <w:r>
+              <w:rPr>
+                <w:rFonts w:eastAsia="Arial" w:cs="Arial" w:ascii="Times New Roman" w:hAnsi="Times New Roman"/>
                 <w:b/>
                 <w:bCs/>
-                <w:sz w:val="16"/>
-                <w:szCs w:val="16"/>
+                <w:sz w:val="18"/>
+                <w:szCs w:val="18"/>
               </w:rPr>
               <w:t>CPMK094:</w:t>
             </w:r>
             <w:r>
               <w:rPr>
-                <w:rFonts w:eastAsia="Arial" w:cs="Arial"/>
-                <w:sz w:val="16"/>
-                <w:szCs w:val="16"/>
+                <w:rFonts w:eastAsia="Arial" w:cs="Arial" w:ascii="Times New Roman" w:hAnsi="Times New Roman"/>
+                <w:sz w:val="18"/>
+                <w:szCs w:val="18"/>
               </w:rPr>
               <w:t xml:space="preserve"> Mampu menciptakan solusi digital berdampak &amp; berdaya saing global</w:t>
             </w:r>
@@ -12728,7 +11393,7 @@
         </w:tc>
         <w:tc>
           <w:tcPr>
-            <w:tcW w:w="560" w:type="dxa"/>
+            <w:tcW w:w="559" w:type="dxa"/>
             <w:tcBorders>
               <w:top w:val="single" w:sz="6" w:space="0" w:color="CBD5E0"/>
               <w:start w:val="single" w:sz="6" w:space="0" w:color="CBD5E0"/>
@@ -12745,21 +11410,16 @@
           </w:tcPr>
           <w:p>
             <w:pPr>
-              <w:pStyle w:val="normal2"/>
-              <w:shd w:val="clear" w:fill="auto"/>
-              <w:spacing w:lineRule="auto" w:line="300" w:before="90" w:after="90"/>
-              <w:jc w:val="center"/>
-              <w:rPr>
-                <w:rFonts w:ascii="Arial" w:hAnsi="Arial" w:eastAsia="Arial" w:cs="Arial"/>
-                <w:sz w:val="16"/>
-                <w:szCs w:val="16"/>
-              </w:rPr>
-            </w:pPr>
-            <w:r>
+              <w:pStyle w:val="IsiTabel"/>
               <w:rPr>
                 <w:rFonts w:eastAsia="Arial" w:cs="Arial"/>
-                <w:sz w:val="16"/>
-                <w:szCs w:val="16"/>
+              </w:rPr>
+            </w:pPr>
+            <w:r>
+              <w:rPr>
+                <w:rFonts w:ascii="Times New Roman" w:hAnsi="Times New Roman"/>
+                <w:sz w:val="18"/>
+                <w:szCs w:val="18"/>
               </w:rPr>
               <w:t>-</w:t>
             </w:r>
@@ -12767,7 +11427,7 @@
         </w:tc>
         <w:tc>
           <w:tcPr>
-            <w:tcW w:w="564" w:type="dxa"/>
+            <w:tcW w:w="565" w:type="dxa"/>
             <w:tcBorders>
               <w:top w:val="single" w:sz="6" w:space="0" w:color="CBD5E0"/>
               <w:start w:val="single" w:sz="6" w:space="0" w:color="CBD5E0"/>
@@ -12784,21 +11444,16 @@
           </w:tcPr>
           <w:p>
             <w:pPr>
-              <w:pStyle w:val="normal2"/>
-              <w:shd w:val="clear" w:fill="auto"/>
-              <w:spacing w:lineRule="auto" w:line="300" w:before="90" w:after="90"/>
-              <w:jc w:val="center"/>
-              <w:rPr>
-                <w:rFonts w:ascii="Arial" w:hAnsi="Arial" w:eastAsia="Arial" w:cs="Arial"/>
-                <w:sz w:val="16"/>
-                <w:szCs w:val="16"/>
-              </w:rPr>
-            </w:pPr>
-            <w:r>
+              <w:pStyle w:val="IsiTabel"/>
               <w:rPr>
                 <w:rFonts w:eastAsia="Arial" w:cs="Arial"/>
-                <w:sz w:val="16"/>
-                <w:szCs w:val="16"/>
+              </w:rPr>
+            </w:pPr>
+            <w:r>
+              <w:rPr>
+                <w:rFonts w:ascii="Times New Roman" w:hAnsi="Times New Roman"/>
+                <w:sz w:val="18"/>
+                <w:szCs w:val="18"/>
               </w:rPr>
               <w:t>-</w:t>
             </w:r>
@@ -12806,7 +11461,7 @@
         </w:tc>
         <w:tc>
           <w:tcPr>
-            <w:tcW w:w="560" w:type="dxa"/>
+            <w:tcW w:w="559" w:type="dxa"/>
             <w:tcBorders>
               <w:top w:val="single" w:sz="6" w:space="0" w:color="CBD5E0"/>
               <w:start w:val="single" w:sz="6" w:space="0" w:color="CBD5E0"/>
@@ -12823,21 +11478,16 @@
           </w:tcPr>
           <w:p>
             <w:pPr>
-              <w:pStyle w:val="normal2"/>
-              <w:shd w:val="clear" w:fill="auto"/>
-              <w:spacing w:lineRule="auto" w:line="300" w:before="90" w:after="90"/>
-              <w:jc w:val="center"/>
-              <w:rPr>
-                <w:rFonts w:ascii="Arial" w:hAnsi="Arial" w:eastAsia="Arial" w:cs="Arial"/>
-                <w:sz w:val="16"/>
-                <w:szCs w:val="16"/>
-              </w:rPr>
-            </w:pPr>
-            <w:r>
+              <w:pStyle w:val="IsiTabel"/>
               <w:rPr>
                 <w:rFonts w:eastAsia="Arial" w:cs="Arial"/>
-                <w:sz w:val="16"/>
-                <w:szCs w:val="16"/>
+              </w:rPr>
+            </w:pPr>
+            <w:r>
+              <w:rPr>
+                <w:rFonts w:ascii="Times New Roman" w:hAnsi="Times New Roman"/>
+                <w:sz w:val="18"/>
+                <w:szCs w:val="18"/>
               </w:rPr>
               <w:t>-</w:t>
             </w:r>
@@ -12845,7 +11495,7 @@
         </w:tc>
         <w:tc>
           <w:tcPr>
-            <w:tcW w:w="563" w:type="dxa"/>
+            <w:tcW w:w="564" w:type="dxa"/>
             <w:tcBorders>
               <w:top w:val="single" w:sz="6" w:space="0" w:color="CBD5E0"/>
               <w:start w:val="single" w:sz="6" w:space="0" w:color="CBD5E0"/>
@@ -12862,21 +11512,16 @@
           </w:tcPr>
           <w:p>
             <w:pPr>
-              <w:pStyle w:val="normal2"/>
-              <w:shd w:val="clear" w:fill="auto"/>
-              <w:spacing w:lineRule="auto" w:line="300" w:before="90" w:after="90"/>
-              <w:jc w:val="center"/>
-              <w:rPr>
-                <w:rFonts w:ascii="Arial" w:hAnsi="Arial" w:eastAsia="Arial" w:cs="Arial"/>
-                <w:sz w:val="16"/>
-                <w:szCs w:val="16"/>
-              </w:rPr>
-            </w:pPr>
-            <w:r>
+              <w:pStyle w:val="IsiTabel"/>
               <w:rPr>
                 <w:rFonts w:eastAsia="Arial" w:cs="Arial"/>
-                <w:sz w:val="16"/>
-                <w:szCs w:val="16"/>
+              </w:rPr>
+            </w:pPr>
+            <w:r>
+              <w:rPr>
+                <w:rFonts w:ascii="Times New Roman" w:hAnsi="Times New Roman"/>
+                <w:sz w:val="18"/>
+                <w:szCs w:val="18"/>
               </w:rPr>
               <w:t>-</w:t>
             </w:r>
@@ -12901,21 +11546,16 @@
           </w:tcPr>
           <w:p>
             <w:pPr>
-              <w:pStyle w:val="normal2"/>
-              <w:shd w:val="clear" w:fill="auto"/>
-              <w:spacing w:lineRule="auto" w:line="300" w:before="90" w:after="90"/>
-              <w:jc w:val="center"/>
-              <w:rPr>
-                <w:rFonts w:ascii="Arial" w:hAnsi="Arial" w:eastAsia="Arial" w:cs="Arial"/>
-                <w:sz w:val="16"/>
-                <w:szCs w:val="16"/>
-              </w:rPr>
-            </w:pPr>
-            <w:r>
+              <w:pStyle w:val="IsiTabel"/>
               <w:rPr>
                 <w:rFonts w:eastAsia="Arial" w:cs="Arial"/>
-                <w:sz w:val="16"/>
-                <w:szCs w:val="16"/>
+              </w:rPr>
+            </w:pPr>
+            <w:r>
+              <w:rPr>
+                <w:rFonts w:ascii="Times New Roman" w:hAnsi="Times New Roman"/>
+                <w:sz w:val="18"/>
+                <w:szCs w:val="18"/>
               </w:rPr>
               <w:t>-</w:t>
             </w:r>
@@ -12923,7 +11563,7 @@
         </w:tc>
         <w:tc>
           <w:tcPr>
-            <w:tcW w:w="560" w:type="dxa"/>
+            <w:tcW w:w="559" w:type="dxa"/>
             <w:tcBorders>
               <w:top w:val="single" w:sz="6" w:space="0" w:color="CBD5E0"/>
               <w:start w:val="single" w:sz="6" w:space="0" w:color="CBD5E0"/>
@@ -12940,21 +11580,16 @@
           </w:tcPr>
           <w:p>
             <w:pPr>
-              <w:pStyle w:val="normal2"/>
-              <w:shd w:val="clear" w:fill="auto"/>
-              <w:spacing w:lineRule="auto" w:line="300" w:before="90" w:after="90"/>
-              <w:jc w:val="center"/>
-              <w:rPr>
-                <w:rFonts w:ascii="Arial" w:hAnsi="Arial" w:eastAsia="Arial" w:cs="Arial"/>
-                <w:sz w:val="16"/>
-                <w:szCs w:val="16"/>
-              </w:rPr>
-            </w:pPr>
-            <w:r>
+              <w:pStyle w:val="IsiTabel"/>
               <w:rPr>
                 <w:rFonts w:eastAsia="Arial" w:cs="Arial"/>
-                <w:sz w:val="16"/>
-                <w:szCs w:val="16"/>
+              </w:rPr>
+            </w:pPr>
+            <w:r>
+              <w:rPr>
+                <w:rFonts w:ascii="Times New Roman" w:hAnsi="Times New Roman"/>
+                <w:sz w:val="18"/>
+                <w:szCs w:val="18"/>
               </w:rPr>
               <w:t>-</w:t>
             </w:r>
@@ -12962,7 +11597,7 @@
         </w:tc>
         <w:tc>
           <w:tcPr>
-            <w:tcW w:w="563" w:type="dxa"/>
+            <w:tcW w:w="564" w:type="dxa"/>
             <w:tcBorders>
               <w:top w:val="single" w:sz="6" w:space="0" w:color="CBD5E0"/>
               <w:start w:val="single" w:sz="6" w:space="0" w:color="CBD5E0"/>
@@ -12979,21 +11614,16 @@
           </w:tcPr>
           <w:p>
             <w:pPr>
-              <w:pStyle w:val="normal2"/>
-              <w:shd w:val="clear" w:fill="auto"/>
-              <w:spacing w:lineRule="auto" w:line="300" w:before="90" w:after="90"/>
-              <w:jc w:val="center"/>
-              <w:rPr>
-                <w:rFonts w:ascii="Arial" w:hAnsi="Arial" w:eastAsia="Arial" w:cs="Arial"/>
-                <w:sz w:val="16"/>
-                <w:szCs w:val="16"/>
-              </w:rPr>
-            </w:pPr>
-            <w:r>
+              <w:pStyle w:val="IsiTabel"/>
               <w:rPr>
                 <w:rFonts w:eastAsia="Arial" w:cs="Arial"/>
-                <w:sz w:val="16"/>
-                <w:szCs w:val="16"/>
+              </w:rPr>
+            </w:pPr>
+            <w:r>
+              <w:rPr>
+                <w:rFonts w:ascii="Times New Roman" w:hAnsi="Times New Roman"/>
+                <w:sz w:val="18"/>
+                <w:szCs w:val="18"/>
               </w:rPr>
               <w:t>-</w:t>
             </w:r>
@@ -13001,7 +11631,7 @@
         </w:tc>
         <w:tc>
           <w:tcPr>
-            <w:tcW w:w="561" w:type="dxa"/>
+            <w:tcW w:w="560" w:type="dxa"/>
             <w:tcBorders>
               <w:top w:val="single" w:sz="6" w:space="0" w:color="CBD5E0"/>
               <w:start w:val="single" w:sz="6" w:space="0" w:color="CBD5E0"/>
@@ -13018,21 +11648,16 @@
           </w:tcPr>
           <w:p>
             <w:pPr>
-              <w:pStyle w:val="normal2"/>
-              <w:shd w:val="clear" w:fill="auto"/>
-              <w:spacing w:lineRule="auto" w:line="300" w:before="90" w:after="90"/>
-              <w:jc w:val="center"/>
-              <w:rPr>
-                <w:rFonts w:ascii="Arial" w:hAnsi="Arial" w:eastAsia="Arial" w:cs="Arial"/>
-                <w:sz w:val="16"/>
-                <w:szCs w:val="16"/>
-              </w:rPr>
-            </w:pPr>
-            <w:r>
+              <w:pStyle w:val="IsiTabel"/>
               <w:rPr>
                 <w:rFonts w:eastAsia="Arial" w:cs="Arial"/>
-                <w:sz w:val="16"/>
-                <w:szCs w:val="16"/>
+              </w:rPr>
+            </w:pPr>
+            <w:r>
+              <w:rPr>
+                <w:rFonts w:ascii="Times New Roman" w:hAnsi="Times New Roman"/>
+                <w:sz w:val="18"/>
+                <w:szCs w:val="18"/>
               </w:rPr>
               <w:t>-</w:t>
             </w:r>
@@ -13040,7 +11665,7 @@
         </w:tc>
         <w:tc>
           <w:tcPr>
-            <w:tcW w:w="563" w:type="dxa"/>
+            <w:tcW w:w="564" w:type="dxa"/>
             <w:tcBorders>
               <w:top w:val="single" w:sz="6" w:space="0" w:color="CBD5E0"/>
               <w:start w:val="single" w:sz="6" w:space="0" w:color="CBD5E0"/>
@@ -13057,29 +11682,20 @@
           </w:tcPr>
           <w:p>
             <w:pPr>
-              <w:pStyle w:val="normal2"/>
-              <w:shd w:val="clear" w:fill="auto"/>
-              <w:spacing w:lineRule="auto" w:line="300" w:before="90" w:after="90"/>
-              <w:jc w:val="center"/>
-              <w:rPr>
-                <w:rFonts w:ascii="Arial" w:hAnsi="Arial" w:eastAsia="Arial" w:cs="Arial"/>
+              <w:pStyle w:val="IsiTabel"/>
+              <w:rPr>
+                <w:rFonts w:eastAsia="Arial" w:cs="Arial"/>
                 <w:b/>
                 <w:bCs/>
                 <w:color w:val="2B6CB0"/>
-                <w:sz w:val="16"/>
-                <w:szCs w:val="16"/>
                 <w:shd w:fill="auto" w:val="clear"/>
               </w:rPr>
             </w:pPr>
             <w:r>
               <w:rPr>
-                <w:rFonts w:eastAsia="Arial Unicode MS" w:cs="Arial Unicode MS" w:ascii="Arial Unicode MS" w:hAnsi="Arial Unicode MS"/>
-                <w:b/>
-                <w:bCs/>
-                <w:color w:val="2B6CB0"/>
-                <w:sz w:val="16"/>
-                <w:szCs w:val="16"/>
-                <w:shd w:fill="auto" w:val="clear"/>
+                <w:rFonts w:ascii="Times New Roman" w:hAnsi="Times New Roman"/>
+                <w:sz w:val="18"/>
+                <w:szCs w:val="18"/>
               </w:rPr>
               <w:t>✓</w:t>
             </w:r>
@@ -13104,21 +11720,16 @@
           </w:tcPr>
           <w:p>
             <w:pPr>
-              <w:pStyle w:val="normal2"/>
-              <w:shd w:val="clear" w:fill="auto"/>
-              <w:spacing w:lineRule="auto" w:line="300" w:before="90" w:after="90"/>
-              <w:jc w:val="center"/>
-              <w:rPr>
-                <w:rFonts w:ascii="Arial" w:hAnsi="Arial" w:eastAsia="Arial" w:cs="Arial"/>
-                <w:sz w:val="16"/>
-                <w:szCs w:val="16"/>
-              </w:rPr>
-            </w:pPr>
-            <w:r>
+              <w:pStyle w:val="IsiTabel"/>
               <w:rPr>
                 <w:rFonts w:eastAsia="Arial" w:cs="Arial"/>
-                <w:sz w:val="16"/>
-                <w:szCs w:val="16"/>
+              </w:rPr>
+            </w:pPr>
+            <w:r>
+              <w:rPr>
+                <w:rFonts w:ascii="Times New Roman" w:hAnsi="Times New Roman"/>
+                <w:sz w:val="18"/>
+                <w:szCs w:val="18"/>
               </w:rPr>
               <w:t>-</w:t>
             </w:r>
@@ -13146,32 +11757,28 @@
           </w:tcPr>
           <w:p>
             <w:pPr>
-              <w:pStyle w:val="normal2"/>
-              <w:shd w:val="clear" w:fill="auto"/>
-              <w:spacing w:lineRule="auto" w:line="300" w:before="90" w:after="90"/>
-              <w:rPr>
-                <w:rFonts w:ascii="Arial" w:hAnsi="Arial" w:eastAsia="Arial" w:cs="Arial"/>
-                <w:sz w:val="16"/>
-                <w:szCs w:val="16"/>
+              <w:pStyle w:val="IsiTabel"/>
+              <w:rPr>
+                <w:rFonts w:eastAsia="Arial" w:cs="Arial"/>
                 <w:shd w:fill="auto" w:val="clear"/>
               </w:rPr>
             </w:pPr>
             <w:r>
               <w:rPr>
-                <w:rFonts w:eastAsia="Arial" w:cs="Arial"/>
+                <w:rFonts w:eastAsia="Arial" w:cs="Arial" w:ascii="Times New Roman" w:hAnsi="Times New Roman"/>
                 <w:b/>
                 <w:bCs/>
-                <w:sz w:val="16"/>
-                <w:szCs w:val="16"/>
+                <w:sz w:val="18"/>
+                <w:szCs w:val="18"/>
                 <w:shd w:fill="auto" w:val="clear"/>
               </w:rPr>
               <w:t>CPMK095:</w:t>
             </w:r>
             <w:r>
               <w:rPr>
-                <w:rFonts w:eastAsia="Arial" w:cs="Arial"/>
-                <w:sz w:val="16"/>
-                <w:szCs w:val="16"/>
+                <w:rFonts w:eastAsia="Arial" w:cs="Arial" w:ascii="Times New Roman" w:hAnsi="Times New Roman"/>
+                <w:sz w:val="18"/>
+                <w:szCs w:val="18"/>
                 <w:shd w:fill="auto" w:val="clear"/>
               </w:rPr>
               <w:t xml:space="preserve"> Mampu membudayakan lifelong learning &amp; adaptasi teknologi</w:t>
@@ -13180,7 +11787,7 @@
         </w:tc>
         <w:tc>
           <w:tcPr>
-            <w:tcW w:w="560" w:type="dxa"/>
+            <w:tcW w:w="559" w:type="dxa"/>
             <w:tcBorders>
               <w:top w:val="single" w:sz="6" w:space="0" w:color="CBD5E0"/>
               <w:start w:val="single" w:sz="6" w:space="0" w:color="CBD5E0"/>
@@ -13197,23 +11804,17 @@
           </w:tcPr>
           <w:p>
             <w:pPr>
-              <w:pStyle w:val="normal2"/>
-              <w:shd w:val="clear" w:fill="auto"/>
-              <w:spacing w:lineRule="auto" w:line="300" w:before="90" w:after="90"/>
-              <w:jc w:val="center"/>
-              <w:rPr>
-                <w:rFonts w:ascii="Arial" w:hAnsi="Arial" w:eastAsia="Arial" w:cs="Arial"/>
-                <w:sz w:val="16"/>
-                <w:szCs w:val="16"/>
+              <w:pStyle w:val="IsiTabel"/>
+              <w:rPr>
+                <w:rFonts w:eastAsia="Arial" w:cs="Arial"/>
                 <w:shd w:fill="auto" w:val="clear"/>
               </w:rPr>
             </w:pPr>
             <w:r>
               <w:rPr>
-                <w:rFonts w:eastAsia="Arial" w:cs="Arial"/>
-                <w:sz w:val="16"/>
-                <w:szCs w:val="16"/>
-                <w:shd w:fill="auto" w:val="clear"/>
+                <w:rFonts w:ascii="Times New Roman" w:hAnsi="Times New Roman"/>
+                <w:sz w:val="18"/>
+                <w:szCs w:val="18"/>
               </w:rPr>
               <w:t>-</w:t>
             </w:r>
@@ -13221,7 +11822,7 @@
         </w:tc>
         <w:tc>
           <w:tcPr>
-            <w:tcW w:w="564" w:type="dxa"/>
+            <w:tcW w:w="565" w:type="dxa"/>
             <w:tcBorders>
               <w:top w:val="single" w:sz="6" w:space="0" w:color="CBD5E0"/>
               <w:start w:val="single" w:sz="6" w:space="0" w:color="CBD5E0"/>
@@ -13238,23 +11839,17 @@
           </w:tcPr>
           <w:p>
             <w:pPr>
-              <w:pStyle w:val="normal2"/>
-              <w:shd w:val="clear" w:fill="auto"/>
-              <w:spacing w:lineRule="auto" w:line="300" w:before="90" w:after="90"/>
-              <w:jc w:val="center"/>
-              <w:rPr>
-                <w:rFonts w:ascii="Arial" w:hAnsi="Arial" w:eastAsia="Arial" w:cs="Arial"/>
-                <w:sz w:val="16"/>
-                <w:szCs w:val="16"/>
+              <w:pStyle w:val="IsiTabel"/>
+              <w:rPr>
+                <w:rFonts w:eastAsia="Arial" w:cs="Arial"/>
                 <w:shd w:fill="auto" w:val="clear"/>
               </w:rPr>
             </w:pPr>
             <w:r>
               <w:rPr>
-                <w:rFonts w:eastAsia="Arial" w:cs="Arial"/>
-                <w:sz w:val="16"/>
-                <w:szCs w:val="16"/>
-                <w:shd w:fill="auto" w:val="clear"/>
+                <w:rFonts w:ascii="Times New Roman" w:hAnsi="Times New Roman"/>
+                <w:sz w:val="18"/>
+                <w:szCs w:val="18"/>
               </w:rPr>
               <w:t>-</w:t>
             </w:r>
@@ -13262,7 +11857,7 @@
         </w:tc>
         <w:tc>
           <w:tcPr>
-            <w:tcW w:w="560" w:type="dxa"/>
+            <w:tcW w:w="559" w:type="dxa"/>
             <w:tcBorders>
               <w:top w:val="single" w:sz="6" w:space="0" w:color="CBD5E0"/>
               <w:start w:val="single" w:sz="6" w:space="0" w:color="CBD5E0"/>
@@ -13279,23 +11874,17 @@
           </w:tcPr>
           <w:p>
             <w:pPr>
-              <w:pStyle w:val="normal2"/>
-              <w:shd w:val="clear" w:fill="auto"/>
-              <w:spacing w:lineRule="auto" w:line="300" w:before="90" w:after="90"/>
-              <w:jc w:val="center"/>
-              <w:rPr>
-                <w:rFonts w:ascii="Arial" w:hAnsi="Arial" w:eastAsia="Arial" w:cs="Arial"/>
-                <w:sz w:val="16"/>
-                <w:szCs w:val="16"/>
+              <w:pStyle w:val="IsiTabel"/>
+              <w:rPr>
+                <w:rFonts w:eastAsia="Arial" w:cs="Arial"/>
                 <w:shd w:fill="auto" w:val="clear"/>
               </w:rPr>
             </w:pPr>
             <w:r>
               <w:rPr>
-                <w:rFonts w:eastAsia="Arial" w:cs="Arial"/>
-                <w:sz w:val="16"/>
-                <w:szCs w:val="16"/>
-                <w:shd w:fill="auto" w:val="clear"/>
+                <w:rFonts w:ascii="Times New Roman" w:hAnsi="Times New Roman"/>
+                <w:sz w:val="18"/>
+                <w:szCs w:val="18"/>
               </w:rPr>
               <w:t>-</w:t>
             </w:r>
@@ -13303,7 +11892,7 @@
         </w:tc>
         <w:tc>
           <w:tcPr>
-            <w:tcW w:w="563" w:type="dxa"/>
+            <w:tcW w:w="564" w:type="dxa"/>
             <w:tcBorders>
               <w:top w:val="single" w:sz="6" w:space="0" w:color="CBD5E0"/>
               <w:start w:val="single" w:sz="6" w:space="0" w:color="CBD5E0"/>
@@ -13320,23 +11909,17 @@
           </w:tcPr>
           <w:p>
             <w:pPr>
-              <w:pStyle w:val="normal2"/>
-              <w:shd w:val="clear" w:fill="auto"/>
-              <w:spacing w:lineRule="auto" w:line="300" w:before="90" w:after="90"/>
-              <w:jc w:val="center"/>
-              <w:rPr>
-                <w:rFonts w:ascii="Arial" w:hAnsi="Arial" w:eastAsia="Arial" w:cs="Arial"/>
-                <w:sz w:val="16"/>
-                <w:szCs w:val="16"/>
+              <w:pStyle w:val="IsiTabel"/>
+              <w:rPr>
+                <w:rFonts w:eastAsia="Arial" w:cs="Arial"/>
                 <w:shd w:fill="auto" w:val="clear"/>
               </w:rPr>
             </w:pPr>
             <w:r>
               <w:rPr>
-                <w:rFonts w:eastAsia="Arial" w:cs="Arial"/>
-                <w:sz w:val="16"/>
-                <w:szCs w:val="16"/>
-                <w:shd w:fill="auto" w:val="clear"/>
+                <w:rFonts w:ascii="Times New Roman" w:hAnsi="Times New Roman"/>
+                <w:sz w:val="18"/>
+                <w:szCs w:val="18"/>
               </w:rPr>
               <w:t>-</w:t>
             </w:r>
@@ -13361,23 +11944,17 @@
           </w:tcPr>
           <w:p>
             <w:pPr>
-              <w:pStyle w:val="normal2"/>
-              <w:shd w:val="clear" w:fill="auto"/>
-              <w:spacing w:lineRule="auto" w:line="300" w:before="90" w:after="90"/>
-              <w:jc w:val="center"/>
-              <w:rPr>
-                <w:rFonts w:ascii="Arial" w:hAnsi="Arial" w:eastAsia="Arial" w:cs="Arial"/>
-                <w:sz w:val="16"/>
-                <w:szCs w:val="16"/>
+              <w:pStyle w:val="IsiTabel"/>
+              <w:rPr>
+                <w:rFonts w:eastAsia="Arial" w:cs="Arial"/>
                 <w:shd w:fill="auto" w:val="clear"/>
               </w:rPr>
             </w:pPr>
             <w:r>
               <w:rPr>
-                <w:rFonts w:eastAsia="Arial" w:cs="Arial"/>
-                <w:sz w:val="16"/>
-                <w:szCs w:val="16"/>
-                <w:shd w:fill="auto" w:val="clear"/>
+                <w:rFonts w:ascii="Times New Roman" w:hAnsi="Times New Roman"/>
+                <w:sz w:val="18"/>
+                <w:szCs w:val="18"/>
               </w:rPr>
               <w:t>-</w:t>
             </w:r>
@@ -13385,7 +11962,7 @@
         </w:tc>
         <w:tc>
           <w:tcPr>
-            <w:tcW w:w="560" w:type="dxa"/>
+            <w:tcW w:w="559" w:type="dxa"/>
             <w:tcBorders>
               <w:top w:val="single" w:sz="6" w:space="0" w:color="CBD5E0"/>
               <w:start w:val="single" w:sz="6" w:space="0" w:color="CBD5E0"/>
@@ -13402,23 +11979,17 @@
           </w:tcPr>
           <w:p>
             <w:pPr>
-              <w:pStyle w:val="normal2"/>
-              <w:shd w:val="clear" w:fill="auto"/>
-              <w:spacing w:lineRule="auto" w:line="300" w:before="90" w:after="90"/>
-              <w:jc w:val="center"/>
-              <w:rPr>
-                <w:rFonts w:ascii="Arial" w:hAnsi="Arial" w:eastAsia="Arial" w:cs="Arial"/>
-                <w:sz w:val="16"/>
-                <w:szCs w:val="16"/>
+              <w:pStyle w:val="IsiTabel"/>
+              <w:rPr>
+                <w:rFonts w:eastAsia="Arial" w:cs="Arial"/>
                 <w:shd w:fill="auto" w:val="clear"/>
               </w:rPr>
             </w:pPr>
             <w:r>
               <w:rPr>
-                <w:rFonts w:eastAsia="Arial" w:cs="Arial"/>
-                <w:sz w:val="16"/>
-                <w:szCs w:val="16"/>
-                <w:shd w:fill="auto" w:val="clear"/>
+                <w:rFonts w:ascii="Times New Roman" w:hAnsi="Times New Roman"/>
+                <w:sz w:val="18"/>
+                <w:szCs w:val="18"/>
               </w:rPr>
               <w:t>-</w:t>
             </w:r>
@@ -13426,7 +11997,7 @@
         </w:tc>
         <w:tc>
           <w:tcPr>
-            <w:tcW w:w="563" w:type="dxa"/>
+            <w:tcW w:w="564" w:type="dxa"/>
             <w:tcBorders>
               <w:top w:val="single" w:sz="6" w:space="0" w:color="CBD5E0"/>
               <w:start w:val="single" w:sz="6" w:space="0" w:color="CBD5E0"/>
@@ -13443,23 +12014,17 @@
           </w:tcPr>
           <w:p>
             <w:pPr>
-              <w:pStyle w:val="normal2"/>
-              <w:shd w:val="clear" w:fill="auto"/>
-              <w:spacing w:lineRule="auto" w:line="300" w:before="90" w:after="90"/>
-              <w:jc w:val="center"/>
-              <w:rPr>
-                <w:rFonts w:ascii="Arial" w:hAnsi="Arial" w:eastAsia="Arial" w:cs="Arial"/>
-                <w:sz w:val="16"/>
-                <w:szCs w:val="16"/>
+              <w:pStyle w:val="IsiTabel"/>
+              <w:rPr>
+                <w:rFonts w:eastAsia="Arial" w:cs="Arial"/>
                 <w:shd w:fill="auto" w:val="clear"/>
               </w:rPr>
             </w:pPr>
             <w:r>
               <w:rPr>
-                <w:rFonts w:eastAsia="Arial" w:cs="Arial"/>
-                <w:sz w:val="16"/>
-                <w:szCs w:val="16"/>
-                <w:shd w:fill="auto" w:val="clear"/>
+                <w:rFonts w:ascii="Times New Roman" w:hAnsi="Times New Roman"/>
+                <w:sz w:val="18"/>
+                <w:szCs w:val="18"/>
               </w:rPr>
               <w:t>-</w:t>
             </w:r>
@@ -13467,7 +12032,7 @@
         </w:tc>
         <w:tc>
           <w:tcPr>
-            <w:tcW w:w="561" w:type="dxa"/>
+            <w:tcW w:w="560" w:type="dxa"/>
             <w:tcBorders>
               <w:top w:val="single" w:sz="6" w:space="0" w:color="CBD5E0"/>
               <w:start w:val="single" w:sz="6" w:space="0" w:color="CBD5E0"/>
@@ -13484,23 +12049,17 @@
           </w:tcPr>
           <w:p>
             <w:pPr>
-              <w:pStyle w:val="normal2"/>
-              <w:shd w:val="clear" w:fill="auto"/>
-              <w:spacing w:lineRule="auto" w:line="300" w:before="90" w:after="90"/>
-              <w:jc w:val="center"/>
-              <w:rPr>
-                <w:rFonts w:ascii="Arial" w:hAnsi="Arial" w:eastAsia="Arial" w:cs="Arial"/>
-                <w:sz w:val="16"/>
-                <w:szCs w:val="16"/>
+              <w:pStyle w:val="IsiTabel"/>
+              <w:rPr>
+                <w:rFonts w:eastAsia="Arial" w:cs="Arial"/>
                 <w:shd w:fill="auto" w:val="clear"/>
               </w:rPr>
             </w:pPr>
             <w:r>
               <w:rPr>
-                <w:rFonts w:eastAsia="Arial" w:cs="Arial"/>
-                <w:sz w:val="16"/>
-                <w:szCs w:val="16"/>
-                <w:shd w:fill="auto" w:val="clear"/>
+                <w:rFonts w:ascii="Times New Roman" w:hAnsi="Times New Roman"/>
+                <w:sz w:val="18"/>
+                <w:szCs w:val="18"/>
               </w:rPr>
               <w:t>-</w:t>
             </w:r>
@@ -13508,7 +12067,7 @@
         </w:tc>
         <w:tc>
           <w:tcPr>
-            <w:tcW w:w="563" w:type="dxa"/>
+            <w:tcW w:w="564" w:type="dxa"/>
             <w:tcBorders>
               <w:top w:val="single" w:sz="6" w:space="0" w:color="CBD5E0"/>
               <w:start w:val="single" w:sz="6" w:space="0" w:color="CBD5E0"/>
@@ -13525,29 +12084,20 @@
           </w:tcPr>
           <w:p>
             <w:pPr>
-              <w:pStyle w:val="normal2"/>
-              <w:shd w:val="clear" w:fill="auto"/>
-              <w:spacing w:lineRule="auto" w:line="300" w:before="90" w:after="90"/>
-              <w:jc w:val="center"/>
-              <w:rPr>
-                <w:rFonts w:ascii="Arial" w:hAnsi="Arial" w:eastAsia="Arial" w:cs="Arial"/>
+              <w:pStyle w:val="IsiTabel"/>
+              <w:rPr>
+                <w:rFonts w:eastAsia="Arial" w:cs="Arial"/>
                 <w:b/>
                 <w:bCs/>
                 <w:color w:val="2B6CB0"/>
-                <w:sz w:val="16"/>
-                <w:szCs w:val="16"/>
                 <w:shd w:fill="auto" w:val="clear"/>
               </w:rPr>
             </w:pPr>
             <w:r>
               <w:rPr>
-                <w:rFonts w:eastAsia="Arial Unicode MS" w:cs="Arial Unicode MS" w:ascii="Arial Unicode MS" w:hAnsi="Arial Unicode MS"/>
-                <w:b/>
-                <w:bCs/>
-                <w:color w:val="2B6CB0"/>
-                <w:sz w:val="16"/>
-                <w:szCs w:val="16"/>
-                <w:shd w:fill="auto" w:val="clear"/>
+                <w:rFonts w:ascii="Times New Roman" w:hAnsi="Times New Roman"/>
+                <w:sz w:val="18"/>
+                <w:szCs w:val="18"/>
               </w:rPr>
               <w:t>✓</w:t>
             </w:r>
@@ -13572,23 +12122,17 @@
           </w:tcPr>
           <w:p>
             <w:pPr>
-              <w:pStyle w:val="normal2"/>
-              <w:shd w:val="clear" w:fill="auto"/>
-              <w:spacing w:lineRule="auto" w:line="300" w:before="90" w:after="90"/>
-              <w:jc w:val="center"/>
-              <w:rPr>
-                <w:rFonts w:ascii="Arial" w:hAnsi="Arial" w:eastAsia="Arial" w:cs="Arial"/>
-                <w:sz w:val="16"/>
-                <w:szCs w:val="16"/>
+              <w:pStyle w:val="IsiTabel"/>
+              <w:rPr>
+                <w:rFonts w:eastAsia="Arial" w:cs="Arial"/>
                 <w:shd w:fill="auto" w:val="clear"/>
               </w:rPr>
             </w:pPr>
             <w:r>
               <w:rPr>
-                <w:rFonts w:eastAsia="Arial" w:cs="Arial"/>
-                <w:sz w:val="16"/>
-                <w:szCs w:val="16"/>
-                <w:shd w:fill="auto" w:val="clear"/>
+                <w:rFonts w:ascii="Times New Roman" w:hAnsi="Times New Roman"/>
+                <w:sz w:val="18"/>
+                <w:szCs w:val="18"/>
               </w:rPr>
               <w:t>-</w:t>
             </w:r>
@@ -13616,30 +12160,26 @@
           </w:tcPr>
           <w:p>
             <w:pPr>
-              <w:pStyle w:val="normal2"/>
-              <w:shd w:val="clear" w:fill="auto"/>
-              <w:spacing w:lineRule="auto" w:line="300" w:before="90" w:after="90"/>
-              <w:rPr>
-                <w:rFonts w:ascii="Arial" w:hAnsi="Arial" w:eastAsia="Arial" w:cs="Arial"/>
-                <w:sz w:val="16"/>
-                <w:szCs w:val="16"/>
-              </w:rPr>
-            </w:pPr>
-            <w:r>
+              <w:pStyle w:val="IsiTabel"/>
               <w:rPr>
                 <w:rFonts w:eastAsia="Arial" w:cs="Arial"/>
+              </w:rPr>
+            </w:pPr>
+            <w:r>
+              <w:rPr>
+                <w:rFonts w:eastAsia="Arial" w:cs="Arial" w:ascii="Times New Roman" w:hAnsi="Times New Roman"/>
                 <w:b/>
                 <w:bCs/>
-                <w:sz w:val="16"/>
-                <w:szCs w:val="16"/>
+                <w:sz w:val="18"/>
+                <w:szCs w:val="18"/>
               </w:rPr>
               <w:t>CPMK096:</w:t>
             </w:r>
             <w:r>
               <w:rPr>
-                <w:rFonts w:eastAsia="Arial" w:cs="Arial"/>
-                <w:sz w:val="16"/>
-                <w:szCs w:val="16"/>
+                <w:rFonts w:eastAsia="Arial" w:cs="Arial" w:ascii="Times New Roman" w:hAnsi="Times New Roman"/>
+                <w:sz w:val="18"/>
+                <w:szCs w:val="18"/>
               </w:rPr>
               <w:t xml:space="preserve"> Mampu menciptakan budaya kerja profesional &amp; kepemimpinan diri</w:t>
             </w:r>
@@ -13647,7 +12187,7 @@
         </w:tc>
         <w:tc>
           <w:tcPr>
-            <w:tcW w:w="560" w:type="dxa"/>
+            <w:tcW w:w="559" w:type="dxa"/>
             <w:tcBorders>
               <w:top w:val="single" w:sz="6" w:space="0" w:color="CBD5E0"/>
               <w:start w:val="single" w:sz="6" w:space="0" w:color="CBD5E0"/>
@@ -13664,21 +12204,16 @@
           </w:tcPr>
           <w:p>
             <w:pPr>
-              <w:pStyle w:val="normal2"/>
-              <w:shd w:val="clear" w:fill="auto"/>
-              <w:spacing w:lineRule="auto" w:line="300" w:before="90" w:after="90"/>
-              <w:jc w:val="center"/>
-              <w:rPr>
-                <w:rFonts w:ascii="Arial" w:hAnsi="Arial" w:eastAsia="Arial" w:cs="Arial"/>
-                <w:sz w:val="16"/>
-                <w:szCs w:val="16"/>
-              </w:rPr>
-            </w:pPr>
-            <w:r>
+              <w:pStyle w:val="IsiTabel"/>
               <w:rPr>
                 <w:rFonts w:eastAsia="Arial" w:cs="Arial"/>
-                <w:sz w:val="16"/>
-                <w:szCs w:val="16"/>
+              </w:rPr>
+            </w:pPr>
+            <w:r>
+              <w:rPr>
+                <w:rFonts w:ascii="Times New Roman" w:hAnsi="Times New Roman"/>
+                <w:sz w:val="18"/>
+                <w:szCs w:val="18"/>
               </w:rPr>
               <w:t>-</w:t>
             </w:r>
@@ -13686,7 +12221,7 @@
         </w:tc>
         <w:tc>
           <w:tcPr>
-            <w:tcW w:w="564" w:type="dxa"/>
+            <w:tcW w:w="565" w:type="dxa"/>
             <w:tcBorders>
               <w:top w:val="single" w:sz="6" w:space="0" w:color="CBD5E0"/>
               <w:start w:val="single" w:sz="6" w:space="0" w:color="CBD5E0"/>
@@ -13703,21 +12238,16 @@
           </w:tcPr>
           <w:p>
             <w:pPr>
-              <w:pStyle w:val="normal2"/>
-              <w:shd w:val="clear" w:fill="auto"/>
-              <w:spacing w:lineRule="auto" w:line="300" w:before="90" w:after="90"/>
-              <w:jc w:val="center"/>
-              <w:rPr>
-                <w:rFonts w:ascii="Arial" w:hAnsi="Arial" w:eastAsia="Arial" w:cs="Arial"/>
-                <w:sz w:val="16"/>
-                <w:szCs w:val="16"/>
-              </w:rPr>
-            </w:pPr>
-            <w:r>
+              <w:pStyle w:val="IsiTabel"/>
               <w:rPr>
                 <w:rFonts w:eastAsia="Arial" w:cs="Arial"/>
-                <w:sz w:val="16"/>
-                <w:szCs w:val="16"/>
+              </w:rPr>
+            </w:pPr>
+            <w:r>
+              <w:rPr>
+                <w:rFonts w:ascii="Times New Roman" w:hAnsi="Times New Roman"/>
+                <w:sz w:val="18"/>
+                <w:szCs w:val="18"/>
               </w:rPr>
               <w:t>-</w:t>
             </w:r>
@@ -13725,7 +12255,7 @@
         </w:tc>
         <w:tc>
           <w:tcPr>
-            <w:tcW w:w="560" w:type="dxa"/>
+            <w:tcW w:w="559" w:type="dxa"/>
             <w:tcBorders>
               <w:top w:val="single" w:sz="6" w:space="0" w:color="CBD5E0"/>
               <w:start w:val="single" w:sz="6" w:space="0" w:color="CBD5E0"/>
@@ -13742,21 +12272,16 @@
           </w:tcPr>
           <w:p>
             <w:pPr>
-              <w:pStyle w:val="normal2"/>
-              <w:shd w:val="clear" w:fill="auto"/>
-              <w:spacing w:lineRule="auto" w:line="300" w:before="90" w:after="90"/>
-              <w:jc w:val="center"/>
-              <w:rPr>
-                <w:rFonts w:ascii="Arial" w:hAnsi="Arial" w:eastAsia="Arial" w:cs="Arial"/>
-                <w:sz w:val="16"/>
-                <w:szCs w:val="16"/>
-              </w:rPr>
-            </w:pPr>
-            <w:r>
+              <w:pStyle w:val="IsiTabel"/>
               <w:rPr>
                 <w:rFonts w:eastAsia="Arial" w:cs="Arial"/>
-                <w:sz w:val="16"/>
-                <w:szCs w:val="16"/>
+              </w:rPr>
+            </w:pPr>
+            <w:r>
+              <w:rPr>
+                <w:rFonts w:ascii="Times New Roman" w:hAnsi="Times New Roman"/>
+                <w:sz w:val="18"/>
+                <w:szCs w:val="18"/>
               </w:rPr>
               <w:t>-</w:t>
             </w:r>
@@ -13764,7 +12289,7 @@
         </w:tc>
         <w:tc>
           <w:tcPr>
-            <w:tcW w:w="563" w:type="dxa"/>
+            <w:tcW w:w="564" w:type="dxa"/>
             <w:tcBorders>
               <w:top w:val="single" w:sz="6" w:space="0" w:color="CBD5E0"/>
               <w:start w:val="single" w:sz="6" w:space="0" w:color="CBD5E0"/>
@@ -13781,21 +12306,16 @@
           </w:tcPr>
           <w:p>
             <w:pPr>
-              <w:pStyle w:val="normal2"/>
-              <w:shd w:val="clear" w:fill="auto"/>
-              <w:spacing w:lineRule="auto" w:line="300" w:before="90" w:after="90"/>
-              <w:jc w:val="center"/>
-              <w:rPr>
-                <w:rFonts w:ascii="Arial" w:hAnsi="Arial" w:eastAsia="Arial" w:cs="Arial"/>
-                <w:sz w:val="16"/>
-                <w:szCs w:val="16"/>
-              </w:rPr>
-            </w:pPr>
-            <w:r>
+              <w:pStyle w:val="IsiTabel"/>
               <w:rPr>
                 <w:rFonts w:eastAsia="Arial" w:cs="Arial"/>
-                <w:sz w:val="16"/>
-                <w:szCs w:val="16"/>
+              </w:rPr>
+            </w:pPr>
+            <w:r>
+              <w:rPr>
+                <w:rFonts w:ascii="Times New Roman" w:hAnsi="Times New Roman"/>
+                <w:sz w:val="18"/>
+                <w:szCs w:val="18"/>
               </w:rPr>
               <w:t>-</w:t>
             </w:r>
@@ -13820,21 +12340,16 @@
           </w:tcPr>
           <w:p>
             <w:pPr>
-              <w:pStyle w:val="normal2"/>
-              <w:shd w:val="clear" w:fill="auto"/>
-              <w:spacing w:lineRule="auto" w:line="300" w:before="90" w:after="90"/>
-              <w:jc w:val="center"/>
-              <w:rPr>
-                <w:rFonts w:ascii="Arial" w:hAnsi="Arial" w:eastAsia="Arial" w:cs="Arial"/>
-                <w:sz w:val="16"/>
-                <w:szCs w:val="16"/>
-              </w:rPr>
-            </w:pPr>
-            <w:r>
+              <w:pStyle w:val="IsiTabel"/>
               <w:rPr>
                 <w:rFonts w:eastAsia="Arial" w:cs="Arial"/>
-                <w:sz w:val="16"/>
-                <w:szCs w:val="16"/>
+              </w:rPr>
+            </w:pPr>
+            <w:r>
+              <w:rPr>
+                <w:rFonts w:ascii="Times New Roman" w:hAnsi="Times New Roman"/>
+                <w:sz w:val="18"/>
+                <w:szCs w:val="18"/>
               </w:rPr>
               <w:t>-</w:t>
             </w:r>
@@ -13842,7 +12357,7 @@
         </w:tc>
         <w:tc>
           <w:tcPr>
-            <w:tcW w:w="560" w:type="dxa"/>
+            <w:tcW w:w="559" w:type="dxa"/>
             <w:tcBorders>
               <w:top w:val="single" w:sz="6" w:space="0" w:color="CBD5E0"/>
               <w:start w:val="single" w:sz="6" w:space="0" w:color="CBD5E0"/>
@@ -13859,21 +12374,16 @@
           </w:tcPr>
           <w:p>
             <w:pPr>
-              <w:pStyle w:val="normal2"/>
-              <w:shd w:val="clear" w:fill="auto"/>
-              <w:spacing w:lineRule="auto" w:line="300" w:before="90" w:after="90"/>
-              <w:jc w:val="center"/>
-              <w:rPr>
-                <w:rFonts w:ascii="Arial" w:hAnsi="Arial" w:eastAsia="Arial" w:cs="Arial"/>
-                <w:sz w:val="16"/>
-                <w:szCs w:val="16"/>
-              </w:rPr>
-            </w:pPr>
-            <w:r>
+              <w:pStyle w:val="IsiTabel"/>
               <w:rPr>
                 <w:rFonts w:eastAsia="Arial" w:cs="Arial"/>
-                <w:sz w:val="16"/>
-                <w:szCs w:val="16"/>
+              </w:rPr>
+            </w:pPr>
+            <w:r>
+              <w:rPr>
+                <w:rFonts w:ascii="Times New Roman" w:hAnsi="Times New Roman"/>
+                <w:sz w:val="18"/>
+                <w:szCs w:val="18"/>
               </w:rPr>
               <w:t>-</w:t>
             </w:r>
@@ -13881,7 +12391,7 @@
         </w:tc>
         <w:tc>
           <w:tcPr>
-            <w:tcW w:w="563" w:type="dxa"/>
+            <w:tcW w:w="564" w:type="dxa"/>
             <w:tcBorders>
               <w:top w:val="single" w:sz="6" w:space="0" w:color="CBD5E0"/>
               <w:start w:val="single" w:sz="6" w:space="0" w:color="CBD5E0"/>
@@ -13898,21 +12408,16 @@
           </w:tcPr>
           <w:p>
             <w:pPr>
-              <w:pStyle w:val="normal2"/>
-              <w:shd w:val="clear" w:fill="auto"/>
-              <w:spacing w:lineRule="auto" w:line="300" w:before="90" w:after="90"/>
-              <w:jc w:val="center"/>
-              <w:rPr>
-                <w:rFonts w:ascii="Arial" w:hAnsi="Arial" w:eastAsia="Arial" w:cs="Arial"/>
-                <w:sz w:val="16"/>
-                <w:szCs w:val="16"/>
-              </w:rPr>
-            </w:pPr>
-            <w:r>
+              <w:pStyle w:val="IsiTabel"/>
               <w:rPr>
                 <w:rFonts w:eastAsia="Arial" w:cs="Arial"/>
-                <w:sz w:val="16"/>
-                <w:szCs w:val="16"/>
+              </w:rPr>
+            </w:pPr>
+            <w:r>
+              <w:rPr>
+                <w:rFonts w:ascii="Times New Roman" w:hAnsi="Times New Roman"/>
+                <w:sz w:val="18"/>
+                <w:szCs w:val="18"/>
               </w:rPr>
               <w:t>-</w:t>
             </w:r>
@@ -13920,7 +12425,7 @@
         </w:tc>
         <w:tc>
           <w:tcPr>
-            <w:tcW w:w="561" w:type="dxa"/>
+            <w:tcW w:w="560" w:type="dxa"/>
             <w:tcBorders>
               <w:top w:val="single" w:sz="6" w:space="0" w:color="CBD5E0"/>
               <w:start w:val="single" w:sz="6" w:space="0" w:color="CBD5E0"/>
@@ -13937,21 +12442,16 @@
           </w:tcPr>
           <w:p>
             <w:pPr>
-              <w:pStyle w:val="normal2"/>
-              <w:shd w:val="clear" w:fill="auto"/>
-              <w:spacing w:lineRule="auto" w:line="300" w:before="90" w:after="90"/>
-              <w:jc w:val="center"/>
-              <w:rPr>
-                <w:rFonts w:ascii="Arial" w:hAnsi="Arial" w:eastAsia="Arial" w:cs="Arial"/>
-                <w:sz w:val="16"/>
-                <w:szCs w:val="16"/>
-              </w:rPr>
-            </w:pPr>
-            <w:r>
+              <w:pStyle w:val="IsiTabel"/>
               <w:rPr>
                 <w:rFonts w:eastAsia="Arial" w:cs="Arial"/>
-                <w:sz w:val="16"/>
-                <w:szCs w:val="16"/>
+              </w:rPr>
+            </w:pPr>
+            <w:r>
+              <w:rPr>
+                <w:rFonts w:ascii="Times New Roman" w:hAnsi="Times New Roman"/>
+                <w:sz w:val="18"/>
+                <w:szCs w:val="18"/>
               </w:rPr>
               <w:t>-</w:t>
             </w:r>
@@ -13959,7 +12459,7 @@
         </w:tc>
         <w:tc>
           <w:tcPr>
-            <w:tcW w:w="563" w:type="dxa"/>
+            <w:tcW w:w="564" w:type="dxa"/>
             <w:tcBorders>
               <w:top w:val="single" w:sz="6" w:space="0" w:color="CBD5E0"/>
               <w:start w:val="single" w:sz="6" w:space="0" w:color="CBD5E0"/>
@@ -13976,29 +12476,20 @@
           </w:tcPr>
           <w:p>
             <w:pPr>
-              <w:pStyle w:val="normal2"/>
-              <w:shd w:val="clear" w:fill="auto"/>
-              <w:spacing w:lineRule="auto" w:line="300" w:before="90" w:after="90"/>
-              <w:jc w:val="center"/>
-              <w:rPr>
-                <w:rFonts w:ascii="Arial" w:hAnsi="Arial" w:eastAsia="Arial" w:cs="Arial"/>
+              <w:pStyle w:val="IsiTabel"/>
+              <w:rPr>
+                <w:rFonts w:eastAsia="Arial" w:cs="Arial"/>
                 <w:b/>
                 <w:bCs/>
                 <w:color w:val="2B6CB0"/>
-                <w:sz w:val="16"/>
-                <w:szCs w:val="16"/>
                 <w:shd w:fill="auto" w:val="clear"/>
               </w:rPr>
             </w:pPr>
             <w:r>
               <w:rPr>
-                <w:rFonts w:eastAsia="Arial Unicode MS" w:cs="Arial Unicode MS" w:ascii="Arial Unicode MS" w:hAnsi="Arial Unicode MS"/>
-                <w:b/>
-                <w:bCs/>
-                <w:color w:val="2B6CB0"/>
-                <w:sz w:val="16"/>
-                <w:szCs w:val="16"/>
-                <w:shd w:fill="auto" w:val="clear"/>
+                <w:rFonts w:ascii="Times New Roman" w:hAnsi="Times New Roman"/>
+                <w:sz w:val="18"/>
+                <w:szCs w:val="18"/>
               </w:rPr>
               <w:t>✓</w:t>
             </w:r>
@@ -14023,21 +12514,16 @@
           </w:tcPr>
           <w:p>
             <w:pPr>
-              <w:pStyle w:val="normal2"/>
-              <w:shd w:val="clear" w:fill="auto"/>
-              <w:spacing w:lineRule="auto" w:line="300" w:before="90" w:after="90"/>
-              <w:jc w:val="center"/>
-              <w:rPr>
-                <w:rFonts w:ascii="Arial" w:hAnsi="Arial" w:eastAsia="Arial" w:cs="Arial"/>
-                <w:sz w:val="16"/>
-                <w:szCs w:val="16"/>
-              </w:rPr>
-            </w:pPr>
-            <w:r>
+              <w:pStyle w:val="IsiTabel"/>
               <w:rPr>
                 <w:rFonts w:eastAsia="Arial" w:cs="Arial"/>
-                <w:sz w:val="16"/>
-                <w:szCs w:val="16"/>
+              </w:rPr>
+            </w:pPr>
+            <w:r>
+              <w:rPr>
+                <w:rFonts w:ascii="Times New Roman" w:hAnsi="Times New Roman"/>
+                <w:sz w:val="18"/>
+                <w:szCs w:val="18"/>
               </w:rPr>
               <w:t>-</w:t>
             </w:r>
@@ -14070,7 +12556,9 @@
       </w:r>
     </w:p>
     <w:sectPr>
-      <w:headerReference w:type="default" r:id="rId2"/>
+      <w:headerReference w:type="even" r:id="rId2"/>
+      <w:headerReference w:type="default" r:id="rId3"/>
+      <w:headerReference w:type="first" r:id="rId4"/>
       <w:type w:val="nextPage"/>
       <w:pgSz w:w="12240" w:h="15840"/>
       <w:pgMar w:left="1440" w:right="1440" w:gutter="0" w:header="1440" w:top="4208" w:footer="0" w:bottom="1440"/>
@@ -14084,6 +12572,20 @@
 </file>
 
 <file path=word/header1.xml><?xml version="1.0" encoding="utf-8"?>
+<w:hdr xmlns:o="urn:schemas-microsoft-com:office:office" xmlns:r="http://schemas.openxmlformats.org/officeDocument/2006/relationships" xmlns:v="urn:schemas-microsoft-com:vml" xmlns:w="http://schemas.openxmlformats.org/wordprocessingml/2006/main" xmlns:w10="urn:schemas-microsoft-com:office:word" xmlns:wp="http://schemas.openxmlformats.org/drawingml/2006/wordprocessingDrawing" xmlns:pic="http://schemas.openxmlformats.org/drawingml/2006/picture" xmlns:wps="http://schemas.microsoft.com/office/word/2010/wordprocessingShape" xmlns:wpg="http://schemas.microsoft.com/office/word/2010/wordprocessingGroup" xmlns:mc="http://schemas.openxmlformats.org/markup-compatibility/2006" xmlns:wp14="http://schemas.microsoft.com/office/word/2010/wordprocessingDrawing" xmlns:w14="http://schemas.microsoft.com/office/word/2010/wordml" xmlns:w15="http://schemas.microsoft.com/office/word/2012/wordml" mc:Ignorable="w14 wp14 w15">
+  <w:p>
+    <w:pPr>
+      <w:pStyle w:val="Header"/>
+      <w:rPr/>
+    </w:pPr>
+    <w:r>
+      <w:rPr/>
+    </w:r>
+  </w:p>
+</w:hdr>
+</file>
+
+<file path=word/header2.xml><?xml version="1.0" encoding="utf-8"?>
 <w:hdr xmlns:o="urn:schemas-microsoft-com:office:office" xmlns:r="http://schemas.openxmlformats.org/officeDocument/2006/relationships" xmlns:v="urn:schemas-microsoft-com:vml" xmlns:w="http://schemas.openxmlformats.org/wordprocessingml/2006/main" xmlns:w10="urn:schemas-microsoft-com:office:word" xmlns:wp="http://schemas.openxmlformats.org/drawingml/2006/wordprocessingDrawing" xmlns:pic="http://schemas.openxmlformats.org/drawingml/2006/picture" xmlns:wps="http://schemas.microsoft.com/office/word/2010/wordprocessingShape" xmlns:wpg="http://schemas.microsoft.com/office/word/2010/wordprocessingGroup" xmlns:mc="http://schemas.openxmlformats.org/markup-compatibility/2006" xmlns:wp14="http://schemas.microsoft.com/office/word/2010/wordprocessingDrawing" xmlns:w14="http://schemas.microsoft.com/office/word/2010/wordml" xmlns:w15="http://schemas.microsoft.com/office/word/2012/wordml" mc:Ignorable="w14 wp14 w15">
   <w:tbl>
     <w:tblPr>
@@ -14135,7 +12637,7 @@
               <w:vertAlign w:val="baseline"/>
             </w:rPr>
             <w:drawing>
-              <wp:anchor distT="0" distB="0" distL="0" distR="0" simplePos="0" relativeHeight="13" behindDoc="1" locked="0" layoutInCell="1" allowOverlap="1">
+              <wp:anchor distT="0" distB="0" distL="0" distR="0" simplePos="0" relativeHeight="14" behindDoc="1" locked="0" layoutInCell="1" allowOverlap="1">
                 <wp:simplePos x="0" y="0"/>
                 <wp:positionH relativeFrom="column">
                   <wp:align>center</wp:align>
@@ -14265,15 +12767,337 @@
                 </w:pPr>
                 <w:r>
                   <w:rPr/>
-                  <w:t>RPS/IFPU</w:t>
+                  <w:t>RPS/IFPU602/2026</w:t>
+                </w:r>
+              </w:p>
+            </w:tc>
+          </w:tr>
+          <w:tr>
+            <w:trPr/>
+            <w:tc>
+              <w:tcPr>
+                <w:tcW w:w="2508" w:type="dxa"/>
+                <w:tcBorders/>
+              </w:tcPr>
+              <w:p>
+                <w:pPr>
+                  <w:pStyle w:val="IsiTabel"/>
+                  <w:spacing w:before="0" w:after="0"/>
+                  <w:rPr/>
+                </w:pPr>
+                <w:r>
+                  <w:rPr/>
+                  <w:t>Tanggal: 29 Agustus 2026</w:t>
+                </w:r>
+              </w:p>
+            </w:tc>
+          </w:tr>
+          <w:tr>
+            <w:trPr/>
+            <w:tc>
+              <w:tcPr>
+                <w:tcW w:w="2508" w:type="dxa"/>
+                <w:tcBorders/>
+              </w:tcPr>
+              <w:p>
+                <w:pPr>
+                  <w:pStyle w:val="IsiTabel"/>
+                  <w:spacing w:before="0" w:after="0"/>
+                  <w:rPr/>
+                </w:pPr>
+                <w:r>
+                  <w:rPr/>
+                  <w:t>Revisi Ke-1</w:t>
+                </w:r>
+              </w:p>
+            </w:tc>
+          </w:tr>
+          <w:tr>
+            <w:trPr/>
+            <w:tc>
+              <w:tcPr>
+                <w:tcW w:w="2508" w:type="dxa"/>
+                <w:tcBorders/>
+              </w:tcPr>
+              <w:p>
+                <w:pPr>
+                  <w:pStyle w:val="IsiTabel"/>
+                  <w:spacing w:before="0" w:after="0"/>
+                  <w:rPr/>
+                </w:pPr>
+                <w:r>
+                  <w:rPr/>
+                  <w:t xml:space="preserve">Jumlah halaman </w:t>
                 </w:r>
                 <w:r>
                   <w:rPr/>
-                  <w:t>602</w:t>
+                  <w:fldChar w:fldCharType="begin"/>
                 </w:r>
                 <w:r>
                   <w:rPr/>
-                  <w:t>/2026</w:t>
+                  <w:instrText xml:space="preserve"> NUMPAGES </w:instrText>
+                </w:r>
+                <w:r>
+                  <w:rPr/>
+                  <w:fldChar w:fldCharType="separate"/>
+                </w:r>
+                <w:r>
+                  <w:rPr/>
+                  <w:t>13</w:t>
+                </w:r>
+                <w:r>
+                  <w:rPr/>
+                  <w:fldChar w:fldCharType="end"/>
+                </w:r>
+              </w:p>
+            </w:tc>
+          </w:tr>
+        </w:tbl>
+        <w:p>
+          <w:pPr>
+            <w:pStyle w:val="normal1"/>
+            <w:rPr>
+              <w:rFonts w:ascii="Arial" w:hAnsi="Arial" w:eastAsia="Arial" w:cs="Arial"/>
+              <w:color w:val="000000"/>
+              <w:position w:val="0"/>
+              <w:sz w:val="20"/>
+              <w:szCs w:val="20"/>
+              <w:vertAlign w:val="baseline"/>
+            </w:rPr>
+          </w:pPr>
+          <w:r>
+            <w:rPr>
+              <w:rFonts w:eastAsia="Arial" w:cs="Arial"/>
+              <w:color w:val="000000"/>
+              <w:position w:val="0"/>
+              <w:sz w:val="20"/>
+              <w:szCs w:val="20"/>
+              <w:vertAlign w:val="baseline"/>
+            </w:rPr>
+          </w:r>
+        </w:p>
+      </w:tc>
+    </w:tr>
+  </w:tbl>
+  <w:p>
+    <w:pPr>
+      <w:pStyle w:val="normal1"/>
+      <w:keepNext w:val="false"/>
+      <w:keepLines w:val="false"/>
+      <w:widowControl w:val="false"/>
+      <w:spacing w:lineRule="auto" w:line="276" w:before="0" w:after="0"/>
+      <w:ind w:hanging="0" w:start="0" w:end="0"/>
+      <w:jc w:val="start"/>
+      <w:rPr>
+        <w:rFonts w:ascii="Arial" w:hAnsi="Arial" w:eastAsia="Arial" w:cs="Arial"/>
+        <w:b/>
+        <w:bCs/>
+        <w:color w:val="000000"/>
+        <w:position w:val="0"/>
+        <w:sz w:val="20"/>
+        <w:szCs w:val="20"/>
+        <w:vertAlign w:val="baseline"/>
+      </w:rPr>
+    </w:pPr>
+    <w:r>
+      <w:rPr>
+        <w:rFonts w:eastAsia="Arial" w:cs="Arial"/>
+        <w:b/>
+        <w:bCs/>
+        <w:color w:val="000000"/>
+        <w:position w:val="0"/>
+        <w:sz w:val="20"/>
+        <w:szCs w:val="20"/>
+        <w:vertAlign w:val="baseline"/>
+      </w:rPr>
+    </w:r>
+  </w:p>
+</w:hdr>
+</file>
+
+<file path=word/header3.xml><?xml version="1.0" encoding="utf-8"?>
+<w:hdr xmlns:o="urn:schemas-microsoft-com:office:office" xmlns:r="http://schemas.openxmlformats.org/officeDocument/2006/relationships" xmlns:v="urn:schemas-microsoft-com:vml" xmlns:w="http://schemas.openxmlformats.org/wordprocessingml/2006/main" xmlns:w10="urn:schemas-microsoft-com:office:word" xmlns:wp="http://schemas.openxmlformats.org/drawingml/2006/wordprocessingDrawing" xmlns:pic="http://schemas.openxmlformats.org/drawingml/2006/picture" xmlns:wps="http://schemas.microsoft.com/office/word/2010/wordprocessingShape" xmlns:wpg="http://schemas.microsoft.com/office/word/2010/wordprocessingGroup" xmlns:mc="http://schemas.openxmlformats.org/markup-compatibility/2006" xmlns:wp14="http://schemas.microsoft.com/office/word/2010/wordprocessingDrawing" xmlns:w14="http://schemas.microsoft.com/office/word/2010/wordml" xmlns:w15="http://schemas.microsoft.com/office/word/2012/wordml" mc:Ignorable="w14 wp14 w15">
+  <w:tbl>
+    <w:tblPr>
+      <w:tblW w:w="9360" w:type="dxa"/>
+      <w:jc w:val="start"/>
+      <w:tblInd w:w="0" w:type="dxa"/>
+      <w:tblLayout w:type="fixed"/>
+      <w:tblCellMar>
+        <w:top w:w="150" w:type="dxa"/>
+        <w:start w:w="150" w:type="dxa"/>
+        <w:bottom w:w="150" w:type="dxa"/>
+        <w:end w:w="150" w:type="dxa"/>
+      </w:tblCellMar>
+    </w:tblPr>
+    <w:tblGrid>
+      <w:gridCol w:w="1404"/>
+      <w:gridCol w:w="5148"/>
+      <w:gridCol w:w="2808"/>
+    </w:tblGrid>
+    <w:tr>
+      <w:trPr/>
+      <w:tc>
+        <w:tcPr>
+          <w:tcW w:w="1404" w:type="dxa"/>
+          <w:tcBorders/>
+          <w:vAlign w:val="center"/>
+        </w:tcPr>
+        <w:p>
+          <w:pPr>
+            <w:pStyle w:val="normal1"/>
+            <w:spacing w:lineRule="auto" w:line="720"/>
+            <w:jc w:val="center"/>
+            <w:rPr>
+              <w:color w:val="999999"/>
+              <w:position w:val="0"/>
+              <w:sz w:val="14"/>
+              <w:szCs w:val="14"/>
+              <w:shd w:fill="F0F0F0" w:val="clear"/>
+              <w:vertAlign w:val="baseline"/>
+            </w:rPr>
+          </w:pPr>
+          <w:r>
+            <w:rPr>
+              <w:color w:val="999999"/>
+              <w:position w:val="0"/>
+              <w:sz w:val="14"/>
+              <w:szCs w:val="14"/>
+              <w:shd w:fill="F0F0F0" w:val="clear"/>
+              <w:vertAlign w:val="baseline"/>
+            </w:rPr>
+            <w:drawing>
+              <wp:anchor distT="0" distB="0" distL="0" distR="0" simplePos="0" relativeHeight="14" behindDoc="1" locked="0" layoutInCell="1" allowOverlap="1">
+                <wp:simplePos x="0" y="0"/>
+                <wp:positionH relativeFrom="column">
+                  <wp:align>center</wp:align>
+                </wp:positionH>
+                <wp:positionV relativeFrom="paragraph">
+                  <wp:posOffset>635</wp:posOffset>
+                </wp:positionV>
+                <wp:extent cx="701040" cy="701040"/>
+                <wp:effectExtent l="0" t="0" r="0" b="0"/>
+                <wp:wrapSquare wrapText="largest"/>
+                <wp:docPr id="2" name="Image1"/>
+                <wp:cNvGraphicFramePr>
+                  <a:graphicFrameLocks xmlns:a="http://schemas.openxmlformats.org/drawingml/2006/main" noChangeAspect="1"/>
+                </wp:cNvGraphicFramePr>
+                <a:graphic xmlns:a="http://schemas.openxmlformats.org/drawingml/2006/main">
+                  <a:graphicData uri="http://schemas.openxmlformats.org/drawingml/2006/picture">
+                    <pic:pic xmlns:pic="http://schemas.openxmlformats.org/drawingml/2006/picture">
+                      <pic:nvPicPr>
+                        <pic:cNvPr id="2" name="Image1"/>
+                        <pic:cNvPicPr>
+                          <a:picLocks noChangeAspect="1" noChangeArrowheads="1"/>
+                        </pic:cNvPicPr>
+                      </pic:nvPicPr>
+                      <pic:blipFill>
+                        <a:blip r:embed="rId1"/>
+                        <a:stretch>
+                          <a:fillRect/>
+                        </a:stretch>
+                      </pic:blipFill>
+                      <pic:spPr bwMode="auto">
+                        <a:xfrm>
+                          <a:off x="0" y="0"/>
+                          <a:ext cx="701040" cy="701040"/>
+                        </a:xfrm>
+                        <a:prstGeom prst="rect">
+                          <a:avLst/>
+                        </a:prstGeom>
+                        <a:noFill/>
+                      </pic:spPr>
+                    </pic:pic>
+                  </a:graphicData>
+                </a:graphic>
+              </wp:anchor>
+            </w:drawing>
+          </w:r>
+        </w:p>
+      </w:tc>
+      <w:tc>
+        <w:tcPr>
+          <w:tcW w:w="5148" w:type="dxa"/>
+          <w:tcBorders/>
+          <w:vAlign w:val="center"/>
+        </w:tcPr>
+        <w:p>
+          <w:pPr>
+            <w:pStyle w:val="JudulHeader"/>
+            <w:rPr/>
+          </w:pPr>
+          <w:r>
+            <w:rPr/>
+            <w:t>UNIVERSITAS INFORMATIKA DAN BISNIS INDONESIA</w:t>
+          </w:r>
+        </w:p>
+        <w:p>
+          <w:pPr>
+            <w:pStyle w:val="JudulHeader"/>
+            <w:rPr/>
+          </w:pPr>
+          <w:r>
+            <w:rPr/>
+            <w:t>FAKULTAS TEKNOLOGI DAN INFORMATIKA</w:t>
+          </w:r>
+        </w:p>
+      </w:tc>
+      <w:tc>
+        <w:tcPr>
+          <w:tcW w:w="2808" w:type="dxa"/>
+          <w:tcBorders>
+            <w:top w:val="single" w:sz="6" w:space="0" w:color="000000"/>
+            <w:start w:val="single" w:sz="6" w:space="0" w:color="000000"/>
+            <w:bottom w:val="single" w:sz="6" w:space="0" w:color="000000"/>
+            <w:end w:val="single" w:sz="6" w:space="0" w:color="000000"/>
+          </w:tcBorders>
+          <w:vAlign w:val="center"/>
+        </w:tcPr>
+        <w:tbl>
+          <w:tblPr>
+            <w:tblW w:w="5000" w:type="pct"/>
+            <w:jc w:val="start"/>
+            <w:tblInd w:w="0" w:type="dxa"/>
+            <w:tblLayout w:type="fixed"/>
+            <w:tblCellMar>
+              <w:top w:w="55" w:type="dxa"/>
+              <w:start w:w="55" w:type="dxa"/>
+              <w:bottom w:w="55" w:type="dxa"/>
+              <w:end w:w="55" w:type="dxa"/>
+            </w:tblCellMar>
+          </w:tblPr>
+          <w:tblGrid>
+            <w:gridCol w:w="2508"/>
+          </w:tblGrid>
+          <w:tr>
+            <w:trPr>
+              <w:tblHeader w:val="true"/>
+            </w:trPr>
+            <w:tc>
+              <w:tcPr>
+                <w:tcW w:w="2508" w:type="dxa"/>
+                <w:tcBorders/>
+              </w:tcPr>
+              <w:p>
+                <w:pPr>
+                  <w:pStyle w:val="IsiTabel"/>
+                  <w:spacing w:before="0" w:after="0"/>
+                  <w:rPr/>
+                </w:pPr>
+                <w:r>
+                  <w:rPr/>
+                  <w:t>Kode Dokumen:</w:t>
+                </w:r>
+              </w:p>
+              <w:p>
+                <w:pPr>
+                  <w:pStyle w:val="IsiTabel"/>
+                  <w:spacing w:before="0" w:after="0"/>
+                  <w:rPr/>
+                </w:pPr>
+                <w:r>
+                  <w:rPr/>
+                  <w:t>RPS/IFPU602/2026</w:t>
                 </w:r>
               </w:p>
             </w:tc>
@@ -14424,125 +13248,6 @@
 <file path=word/numbering.xml><?xml version="1.0" encoding="utf-8"?>
 <w:numbering xmlns:w="http://schemas.openxmlformats.org/wordprocessingml/2006/main" xmlns:o="urn:schemas-microsoft-com:office:office" xmlns:r="http://schemas.openxmlformats.org/officeDocument/2006/relationships" xmlns:v="urn:schemas-microsoft-com:vml" xmlns:mc="http://schemas.openxmlformats.org/markup-compatibility/2006" xmlns:w14="http://schemas.microsoft.com/office/word/2010/wordml" mc:Ignorable="w14">
   <w:abstractNum w:abstractNumId="1">
-    <w:lvl w:ilvl="0">
-      <w:start w:val="1"/>
-      <w:numFmt w:val="none"/>
-      <w:suff w:val="nothing"/>
-      <w:lvlText w:val="%1"/>
-      <w:lvlJc w:val="start"/>
-      <w:pPr>
-        <w:tabs>
-          <w:tab w:val="num" w:pos="0"/>
-        </w:tabs>
-        <w:ind w:start="0" w:hanging="0"/>
-      </w:pPr>
-    </w:lvl>
-    <w:lvl w:ilvl="1">
-      <w:start w:val="1"/>
-      <w:numFmt w:val="none"/>
-      <w:suff w:val="nothing"/>
-      <w:lvlText w:val="%2"/>
-      <w:lvlJc w:val="start"/>
-      <w:pPr>
-        <w:tabs>
-          <w:tab w:val="num" w:pos="0"/>
-        </w:tabs>
-        <w:ind w:start="0" w:hanging="0"/>
-      </w:pPr>
-    </w:lvl>
-    <w:lvl w:ilvl="2">
-      <w:start w:val="1"/>
-      <w:numFmt w:val="none"/>
-      <w:suff w:val="nothing"/>
-      <w:lvlText w:val="%3"/>
-      <w:lvlJc w:val="start"/>
-      <w:pPr>
-        <w:tabs>
-          <w:tab w:val="num" w:pos="0"/>
-        </w:tabs>
-        <w:ind w:start="0" w:hanging="0"/>
-      </w:pPr>
-    </w:lvl>
-    <w:lvl w:ilvl="3">
-      <w:start w:val="1"/>
-      <w:numFmt w:val="none"/>
-      <w:suff w:val="nothing"/>
-      <w:lvlText w:val="%4"/>
-      <w:lvlJc w:val="start"/>
-      <w:pPr>
-        <w:tabs>
-          <w:tab w:val="num" w:pos="0"/>
-        </w:tabs>
-        <w:ind w:start="0" w:hanging="0"/>
-      </w:pPr>
-    </w:lvl>
-    <w:lvl w:ilvl="4">
-      <w:start w:val="1"/>
-      <w:numFmt w:val="none"/>
-      <w:suff w:val="nothing"/>
-      <w:lvlText w:val="%5"/>
-      <w:lvlJc w:val="start"/>
-      <w:pPr>
-        <w:tabs>
-          <w:tab w:val="num" w:pos="0"/>
-        </w:tabs>
-        <w:ind w:start="0" w:hanging="0"/>
-      </w:pPr>
-    </w:lvl>
-    <w:lvl w:ilvl="5">
-      <w:start w:val="1"/>
-      <w:numFmt w:val="none"/>
-      <w:suff w:val="nothing"/>
-      <w:lvlText w:val="%6"/>
-      <w:lvlJc w:val="start"/>
-      <w:pPr>
-        <w:tabs>
-          <w:tab w:val="num" w:pos="0"/>
-        </w:tabs>
-        <w:ind w:start="0" w:hanging="0"/>
-      </w:pPr>
-    </w:lvl>
-    <w:lvl w:ilvl="6">
-      <w:start w:val="1"/>
-      <w:numFmt w:val="none"/>
-      <w:suff w:val="nothing"/>
-      <w:lvlText w:val="%7"/>
-      <w:lvlJc w:val="start"/>
-      <w:pPr>
-        <w:tabs>
-          <w:tab w:val="num" w:pos="0"/>
-        </w:tabs>
-        <w:ind w:start="0" w:hanging="0"/>
-      </w:pPr>
-    </w:lvl>
-    <w:lvl w:ilvl="7">
-      <w:start w:val="1"/>
-      <w:numFmt w:val="none"/>
-      <w:suff w:val="nothing"/>
-      <w:lvlText w:val="%8"/>
-      <w:lvlJc w:val="start"/>
-      <w:pPr>
-        <w:tabs>
-          <w:tab w:val="num" w:pos="0"/>
-        </w:tabs>
-        <w:ind w:start="0" w:hanging="0"/>
-      </w:pPr>
-    </w:lvl>
-    <w:lvl w:ilvl="8">
-      <w:start w:val="1"/>
-      <w:numFmt w:val="none"/>
-      <w:suff w:val="nothing"/>
-      <w:lvlText w:val="%9"/>
-      <w:lvlJc w:val="start"/>
-      <w:pPr>
-        <w:tabs>
-          <w:tab w:val="num" w:pos="0"/>
-        </w:tabs>
-        <w:ind w:start="0" w:hanging="0"/>
-      </w:pPr>
-    </w:lvl>
-  </w:abstractNum>
-  <w:abstractNum w:abstractNumId="2">
     <w:lvl w:ilvl="0">
       <w:start w:val="1"/>
       <w:numFmt w:val="decimal"/>
@@ -14814,7 +13519,7 @@
       </w:rPr>
     </w:lvl>
   </w:abstractNum>
-  <w:abstractNum w:abstractNumId="3">
+  <w:abstractNum w:abstractNumId="2">
     <w:lvl w:ilvl="0">
       <w:start w:val="5"/>
       <w:numFmt w:val="decimal"/>
@@ -15086,6 +13791,262 @@
       </w:rPr>
     </w:lvl>
   </w:abstractNum>
+  <w:abstractNum w:abstractNumId="3">
+    <w:lvl w:ilvl="0">
+      <w:start w:val="1"/>
+      <w:numFmt w:val="bullet"/>
+      <w:lvlText w:val=""/>
+      <w:lvlJc w:val="start"/>
+      <w:pPr>
+        <w:tabs>
+          <w:tab w:val="num" w:pos="272"/>
+        </w:tabs>
+        <w:ind w:start="272" w:hanging="272"/>
+      </w:pPr>
+      <w:rPr>
+        <w:rFonts w:ascii="Wingdings" w:hAnsi="Wingdings" w:cs="Wingdings" w:hint="default"/>
+      </w:rPr>
+    </w:lvl>
+    <w:lvl w:ilvl="1">
+      <w:start w:val="1"/>
+      <w:numFmt w:val="bullet"/>
+      <w:lvlText w:val=""/>
+      <w:lvlJc w:val="start"/>
+      <w:pPr>
+        <w:tabs>
+          <w:tab w:val="num" w:pos="1080"/>
+        </w:tabs>
+        <w:ind w:start="1080" w:hanging="360"/>
+      </w:pPr>
+      <w:rPr>
+        <w:rFonts w:ascii="Wingdings" w:hAnsi="Wingdings" w:cs="Wingdings" w:hint="default"/>
+      </w:rPr>
+    </w:lvl>
+    <w:lvl w:ilvl="2">
+      <w:start w:val="1"/>
+      <w:numFmt w:val="bullet"/>
+      <w:lvlText w:val=""/>
+      <w:lvlJc w:val="start"/>
+      <w:pPr>
+        <w:tabs>
+          <w:tab w:val="num" w:pos="1440"/>
+        </w:tabs>
+        <w:ind w:start="1440" w:hanging="360"/>
+      </w:pPr>
+      <w:rPr>
+        <w:rFonts w:ascii="Wingdings" w:hAnsi="Wingdings" w:cs="Wingdings" w:hint="default"/>
+      </w:rPr>
+    </w:lvl>
+    <w:lvl w:ilvl="3">
+      <w:start w:val="1"/>
+      <w:numFmt w:val="bullet"/>
+      <w:lvlText w:val=""/>
+      <w:lvlJc w:val="start"/>
+      <w:pPr>
+        <w:tabs>
+          <w:tab w:val="num" w:pos="1800"/>
+        </w:tabs>
+        <w:ind w:start="1800" w:hanging="360"/>
+      </w:pPr>
+      <w:rPr>
+        <w:rFonts w:ascii="Wingdings" w:hAnsi="Wingdings" w:cs="Wingdings" w:hint="default"/>
+      </w:rPr>
+    </w:lvl>
+    <w:lvl w:ilvl="4">
+      <w:start w:val="1"/>
+      <w:numFmt w:val="bullet"/>
+      <w:lvlText w:val=""/>
+      <w:lvlJc w:val="start"/>
+      <w:pPr>
+        <w:tabs>
+          <w:tab w:val="num" w:pos="2160"/>
+        </w:tabs>
+        <w:ind w:start="2160" w:hanging="360"/>
+      </w:pPr>
+      <w:rPr>
+        <w:rFonts w:ascii="Wingdings" w:hAnsi="Wingdings" w:cs="Wingdings" w:hint="default"/>
+      </w:rPr>
+    </w:lvl>
+    <w:lvl w:ilvl="5">
+      <w:start w:val="1"/>
+      <w:numFmt w:val="bullet"/>
+      <w:lvlText w:val=""/>
+      <w:lvlJc w:val="start"/>
+      <w:pPr>
+        <w:tabs>
+          <w:tab w:val="num" w:pos="2520"/>
+        </w:tabs>
+        <w:ind w:start="2520" w:hanging="360"/>
+      </w:pPr>
+      <w:rPr>
+        <w:rFonts w:ascii="Wingdings" w:hAnsi="Wingdings" w:cs="Wingdings" w:hint="default"/>
+      </w:rPr>
+    </w:lvl>
+    <w:lvl w:ilvl="6">
+      <w:start w:val="1"/>
+      <w:numFmt w:val="bullet"/>
+      <w:lvlText w:val=""/>
+      <w:lvlJc w:val="start"/>
+      <w:pPr>
+        <w:tabs>
+          <w:tab w:val="num" w:pos="2880"/>
+        </w:tabs>
+        <w:ind w:start="2880" w:hanging="360"/>
+      </w:pPr>
+      <w:rPr>
+        <w:rFonts w:ascii="Wingdings" w:hAnsi="Wingdings" w:cs="Wingdings" w:hint="default"/>
+      </w:rPr>
+    </w:lvl>
+    <w:lvl w:ilvl="7">
+      <w:start w:val="1"/>
+      <w:numFmt w:val="bullet"/>
+      <w:lvlText w:val=""/>
+      <w:lvlJc w:val="start"/>
+      <w:pPr>
+        <w:tabs>
+          <w:tab w:val="num" w:pos="3240"/>
+        </w:tabs>
+        <w:ind w:start="3240" w:hanging="360"/>
+      </w:pPr>
+      <w:rPr>
+        <w:rFonts w:ascii="Wingdings" w:hAnsi="Wingdings" w:cs="Wingdings" w:hint="default"/>
+      </w:rPr>
+    </w:lvl>
+    <w:lvl w:ilvl="8">
+      <w:start w:val="1"/>
+      <w:numFmt w:val="bullet"/>
+      <w:lvlText w:val=""/>
+      <w:lvlJc w:val="start"/>
+      <w:pPr>
+        <w:tabs>
+          <w:tab w:val="num" w:pos="3600"/>
+        </w:tabs>
+        <w:ind w:start="3600" w:hanging="360"/>
+      </w:pPr>
+      <w:rPr>
+        <w:rFonts w:ascii="Wingdings" w:hAnsi="Wingdings" w:cs="Wingdings" w:hint="default"/>
+      </w:rPr>
+    </w:lvl>
+  </w:abstractNum>
+  <w:abstractNum w:abstractNumId="4">
+    <w:lvl w:ilvl="0">
+      <w:start w:val="1"/>
+      <w:numFmt w:val="none"/>
+      <w:suff w:val="nothing"/>
+      <w:lvlText w:val=""/>
+      <w:lvlJc w:val="start"/>
+      <w:pPr>
+        <w:tabs>
+          <w:tab w:val="num" w:pos="0"/>
+        </w:tabs>
+        <w:ind w:start="0" w:hanging="0"/>
+      </w:pPr>
+    </w:lvl>
+    <w:lvl w:ilvl="1">
+      <w:start w:val="1"/>
+      <w:numFmt w:val="none"/>
+      <w:suff w:val="nothing"/>
+      <w:lvlText w:val=""/>
+      <w:lvlJc w:val="start"/>
+      <w:pPr>
+        <w:tabs>
+          <w:tab w:val="num" w:pos="0"/>
+        </w:tabs>
+        <w:ind w:start="0" w:hanging="0"/>
+      </w:pPr>
+    </w:lvl>
+    <w:lvl w:ilvl="2">
+      <w:start w:val="1"/>
+      <w:numFmt w:val="none"/>
+      <w:suff w:val="nothing"/>
+      <w:lvlText w:val=""/>
+      <w:lvlJc w:val="start"/>
+      <w:pPr>
+        <w:tabs>
+          <w:tab w:val="num" w:pos="0"/>
+        </w:tabs>
+        <w:ind w:start="0" w:hanging="0"/>
+      </w:pPr>
+    </w:lvl>
+    <w:lvl w:ilvl="3">
+      <w:start w:val="1"/>
+      <w:numFmt w:val="none"/>
+      <w:suff w:val="nothing"/>
+      <w:lvlText w:val=""/>
+      <w:lvlJc w:val="start"/>
+      <w:pPr>
+        <w:tabs>
+          <w:tab w:val="num" w:pos="0"/>
+        </w:tabs>
+        <w:ind w:start="0" w:hanging="0"/>
+      </w:pPr>
+    </w:lvl>
+    <w:lvl w:ilvl="4">
+      <w:start w:val="1"/>
+      <w:numFmt w:val="none"/>
+      <w:suff w:val="nothing"/>
+      <w:lvlText w:val=""/>
+      <w:lvlJc w:val="start"/>
+      <w:pPr>
+        <w:tabs>
+          <w:tab w:val="num" w:pos="0"/>
+        </w:tabs>
+        <w:ind w:start="0" w:hanging="0"/>
+      </w:pPr>
+    </w:lvl>
+    <w:lvl w:ilvl="5">
+      <w:start w:val="1"/>
+      <w:numFmt w:val="none"/>
+      <w:suff w:val="nothing"/>
+      <w:lvlText w:val=""/>
+      <w:lvlJc w:val="start"/>
+      <w:pPr>
+        <w:tabs>
+          <w:tab w:val="num" w:pos="0"/>
+        </w:tabs>
+        <w:ind w:start="0" w:hanging="0"/>
+      </w:pPr>
+    </w:lvl>
+    <w:lvl w:ilvl="6">
+      <w:start w:val="1"/>
+      <w:numFmt w:val="none"/>
+      <w:suff w:val="nothing"/>
+      <w:lvlText w:val=""/>
+      <w:lvlJc w:val="start"/>
+      <w:pPr>
+        <w:tabs>
+          <w:tab w:val="num" w:pos="0"/>
+        </w:tabs>
+        <w:ind w:start="0" w:hanging="0"/>
+      </w:pPr>
+    </w:lvl>
+    <w:lvl w:ilvl="7">
+      <w:start w:val="1"/>
+      <w:numFmt w:val="none"/>
+      <w:suff w:val="nothing"/>
+      <w:lvlText w:val=""/>
+      <w:lvlJc w:val="start"/>
+      <w:pPr>
+        <w:tabs>
+          <w:tab w:val="num" w:pos="0"/>
+        </w:tabs>
+        <w:ind w:start="0" w:hanging="0"/>
+      </w:pPr>
+    </w:lvl>
+    <w:lvl w:ilvl="8">
+      <w:start w:val="1"/>
+      <w:numFmt w:val="none"/>
+      <w:suff w:val="nothing"/>
+      <w:lvlText w:val=""/>
+      <w:lvlJc w:val="start"/>
+      <w:pPr>
+        <w:tabs>
+          <w:tab w:val="num" w:pos="0"/>
+        </w:tabs>
+        <w:ind w:start="0" w:hanging="0"/>
+      </w:pPr>
+    </w:lvl>
+  </w:abstractNum>
   <w:num w:numId="1">
     <w:abstractNumId w:val="1"/>
   </w:num>
@@ -15094,6 +14055,9 @@
   </w:num>
   <w:num w:numId="3">
     <w:abstractNumId w:val="3"/>
+  </w:num>
+  <w:num w:numId="4">
+    <w:abstractNumId w:val="4"/>
   </w:num>
 </w:numbering>
 </file>
@@ -15121,9 +14085,7 @@
     <w:pPr>
       <w:widowControl w:val="false"/>
       <w:suppressAutoHyphens w:val="true"/>
-      <w:kinsoku w:val="true"/>
-      <w:overflowPunct w:val="true"/>
-      <w:autoSpaceDE w:val="true"/>
+      <w:overflowPunct w:val="false"/>
       <w:bidi w:val="0"/>
       <w:spacing w:before="0" w:after="0"/>
       <w:jc w:val="start"/>
@@ -15239,6 +14201,13 @@
       <w:szCs w:val="16"/>
     </w:rPr>
   </w:style>
+  <w:style w:type="character" w:styleId="Bullets">
+    <w:name w:val="Bullets"/>
+    <w:qFormat/>
+    <w:rPr>
+      <w:rFonts w:ascii="OpenSymbol" w:hAnsi="OpenSymbol" w:eastAsia="OpenSymbol" w:cs="OpenSymbol"/>
+    </w:rPr>
+  </w:style>
   <w:style w:type="paragraph" w:styleId="Heading">
     <w:name w:val="Heading"/>
     <w:basedOn w:val="Normal"/>
@@ -15303,9 +14272,7 @@
     <w:pPr>
       <w:widowControl w:val="false"/>
       <w:suppressAutoHyphens w:val="true"/>
-      <w:kinsoku w:val="true"/>
-      <w:overflowPunct w:val="true"/>
-      <w:autoSpaceDE w:val="true"/>
+      <w:overflowPunct w:val="false"/>
       <w:bidi w:val="0"/>
       <w:spacing w:before="0" w:after="0"/>
       <w:jc w:val="start"/>
@@ -15438,9 +14405,7 @@
     <w:pPr>
       <w:widowControl w:val="false"/>
       <w:suppressAutoHyphens w:val="true"/>
-      <w:kinsoku w:val="true"/>
-      <w:overflowPunct w:val="false"/>
-      <w:autoSpaceDE w:val="true"/>
+      <w:overflowPunct w:val="true"/>
       <w:bidi w:val="0"/>
       <w:spacing w:before="0" w:after="0"/>
       <w:jc w:val="start"/>
@@ -15453,6 +14418,10 @@
       <w:szCs w:val="22"/>
       <w:lang w:val="en-US" w:eastAsia="zh-CN" w:bidi="hi-IN"/>
     </w:rPr>
+  </w:style>
+  <w:style w:type="numbering" w:styleId="Bulet">
+    <w:name w:val="Bulet"/>
+    <w:qFormat/>
   </w:style>
 </w:styles>
 </file>
